--- a/material-de-apoyo/Clase1_Guia_Estudio_Java_POO.docx
+++ b/material-de-apoyo/Clase1_Guia_Estudio_Java_POO.docx
@@ -294,7 +294,7 @@
         <w:rPr>
           <w:b w:val="0"/>
         </w:rPr>
-        <w:t xml:space="preserve">Tu equipo debe tener instalado el JDK 21 (Eclipse Temurin), Gradle 9.7.1, Git e IntelliJ IDEA Community. Los pasos están en el documento </w:t>
+        <w:t xml:space="preserve">Tu equipo debe tener instalado el JDK 21 (Eclipse Temurin), Gradle 9.7.1, Git e IntelliJ IDEA. Los pasos están en el documento </w:t>
       </w:r>
       <w:r>
         <w:rPr>

--- a/material-de-apoyo/Clase1_Guia_Estudio_Java_POO.docx
+++ b/material-de-apoyo/Clase1_Guia_Estudio_Java_POO.docx
@@ -320,20 +320,7 @@
         <w:rPr>
           <w:b w:val="0"/>
         </w:rPr>
-        <w:t xml:space="preserve"> del repositorio, en la rama </w:t>
-      </w:r>
-      <w:r>
-        <w:rPr>
-          <w:rFonts w:ascii="Consolas" w:hAnsi="Consolas" w:eastAsia="Consolas"/>
-          <w:color w:val="003D7A"/>
-        </w:rPr>
-        <w:t>main</w:t>
-      </w:r>
-      <w:r>
-        <w:rPr>
-          <w:b w:val="0"/>
-        </w:rPr>
-        <w:t>. Hazlo con calma un día antes: si algo falla, alcanzas a preguntar.</w:t>
+        <w:t xml:space="preserve"> de este mismo proyecto. Hazlo con calma un día antes: si algo falla, alcanzas a preguntar.</w:t>
       </w:r>
     </w:p>
     <w:p>
@@ -635,7 +622,7 @@
         <w:rPr>
           <w:b w:val="0"/>
         </w:rPr>
-        <w:t xml:space="preserve">El proyecto usa Gradle, una herramienta que compila el código, descarga las librerías que hacen falta y corre las pruebas. Todo se hace desde PowerShell, parado en la carpeta del proyecto (la que tiene el archivo </w:t>
+        <w:t xml:space="preserve">El proyecto usa Gradle, una herramienta que compila el código y lo ejecuta. Todo se hace desde PowerShell, parado en la carpeta del proyecto (la que tiene el archivo </w:t>
       </w:r>
       <w:r>
         <w:rPr>
@@ -648,7 +635,20 @@
         <w:rPr>
           <w:b w:val="0"/>
         </w:rPr>
-        <w:t>).</w:t>
+        <w:t xml:space="preserve">). Solo necesitas un comando: </w:t>
+      </w:r>
+      <w:r>
+        <w:rPr>
+          <w:rFonts w:ascii="Consolas" w:hAnsi="Consolas" w:eastAsia="Consolas"/>
+          <w:color w:val="003D7A"/>
+        </w:rPr>
+        <w:t>gradle run</w:t>
+      </w:r>
+      <w:r>
+        <w:rPr>
+          <w:b w:val="0"/>
+        </w:rPr>
+        <w:t>.</w:t>
       </w:r>
     </w:p>
     <w:p>
@@ -693,20 +693,20 @@
         <w:rPr>
           <w:b w:val="0"/>
         </w:rPr>
-        <w:t xml:space="preserve">Corre las pruebas con </w:t>
+        <w:t xml:space="preserve">Escribe </w:t>
       </w:r>
       <w:r>
         <w:rPr>
           <w:rFonts w:ascii="Consolas" w:hAnsi="Consolas" w:eastAsia="Consolas"/>
           <w:color w:val="003D7A"/>
         </w:rPr>
-        <w:t>gradle test</w:t>
+        <w:t>gradle run</w:t>
       </w:r>
       <w:r>
         <w:rPr>
           <w:b w:val="0"/>
         </w:rPr>
-        <w:t>. La primera vez tarda un poco más porque descarga JUnit.</w:t>
+        <w:t>. La primera vez tarda un poco más porque Gradle se prepara.</w:t>
       </w:r>
     </w:p>
     <w:p>
@@ -722,14 +722,14 @@
         <w:rPr>
           <w:b w:val="0"/>
         </w:rPr>
-        <w:t xml:space="preserve">Mira el final de la salida. Si todo salió bien dice </w:t>
+        <w:t xml:space="preserve">Lee la consola. Cada tema de la clase sale con un título, por ejemplo </w:t>
       </w:r>
       <w:r>
         <w:rPr>
           <w:rFonts w:ascii="Consolas" w:hAnsi="Consolas" w:eastAsia="Consolas"/>
           <w:color w:val="003D7A"/>
         </w:rPr>
-        <w:t>BUILD SUCCESSFUL</w:t>
+        <w:t>===== 1. Variables y tipos de datos =====</w:t>
       </w:r>
       <w:r>
         <w:rPr>
@@ -751,20 +751,33 @@
         <w:rPr>
           <w:b w:val="0"/>
         </w:rPr>
-        <w:t xml:space="preserve">Corre los ejemplos con </w:t>
+        <w:t xml:space="preserve">Mira el final. Si todo salió bien dice </w:t>
       </w:r>
       <w:r>
         <w:rPr>
           <w:rFonts w:ascii="Consolas" w:hAnsi="Consolas" w:eastAsia="Consolas"/>
           <w:color w:val="003D7A"/>
         </w:rPr>
-        <w:t>gradle run</w:t>
+        <w:t>BUILD SUCCESSFUL</w:t>
       </w:r>
       <w:r>
         <w:rPr>
           <w:b w:val="0"/>
         </w:rPr>
-        <w:t>. Vas a ver en consola cada tema de la clase con un título.</w:t>
+        <w:t xml:space="preserve">; si algo falla dice </w:t>
+      </w:r>
+      <w:r>
+        <w:rPr>
+          <w:rFonts w:ascii="Consolas" w:hAnsi="Consolas" w:eastAsia="Consolas"/>
+          <w:color w:val="003D7A"/>
+        </w:rPr>
+        <w:t>BUILD FAILED</w:t>
+      </w:r>
+      <w:r>
+        <w:rPr>
+          <w:b w:val="0"/>
+        </w:rPr>
+        <w:t xml:space="preserve"> y arriba explica por qué.</w:t>
       </w:r>
     </w:p>
     <w:p>
@@ -775,200 +788,7 @@
         <w:rPr>
           <w:b w:val="0"/>
         </w:rPr>
-        <w:t xml:space="preserve">Así se ve una parte de la salida de </w:t>
-      </w:r>
-      <w:r>
-        <w:rPr>
-          <w:rFonts w:ascii="Consolas" w:hAnsi="Consolas" w:eastAsia="Consolas"/>
-          <w:color w:val="003D7A"/>
-        </w:rPr>
-        <w:t>gradle test</w:t>
-      </w:r>
-      <w:r>
-        <w:rPr>
-          <w:b w:val="0"/>
-        </w:rPr>
-        <w:t xml:space="preserve"> (son 14 pruebas en total):</w:t>
-      </w:r>
-    </w:p>
-    <w:tbl>
-      <w:tblPr>
-        <w:tblW w:type="auto" w:w="0"/>
-        <w:jc w:val="center"/>
-        <w:tblLook w:firstColumn="1" w:firstRow="1" w:lastColumn="0" w:lastRow="0" w:noHBand="0" w:noVBand="1" w:val="04A0"/>
-      </w:tblPr>
-      <w:tblGrid>
-        <w:gridCol w:w="9632"/>
-      </w:tblGrid>
-      <w:tr>
-        <w:trPr>
-          <w:cantSplit/>
-        </w:trPr>
-        <w:tc>
-          <w:tcPr>
-            <w:tcW w:type="dxa" w:w="9632"/>
-            <w:shd w:val="clear" w:color="auto" w:fill="F2F5F9"/>
-            <w:tcBorders>
-              <w:top w:val="nil"/>
-              <w:left w:val="single" w:sz="18" w:color="0072BC"/>
-              <w:bottom w:val="nil"/>
-              <w:right w:val="nil"/>
-            </w:tcBorders>
-          </w:tcPr>
-          <w:p>
-            <w:r/>
-            <w:r>
-              <w:rPr>
-                <w:b/>
-                <w:color w:val="52606D"/>
-                <w:sz w:val="18"/>
-              </w:rPr>
-              <w:t>Salida de gradle test (recortada)</w:t>
-            </w:r>
-          </w:p>
-          <w:p>
-            <w:pPr>
-              <w:keepNext/>
-              <w:spacing w:after="0" w:line="240" w:lineRule="auto"/>
-            </w:pPr>
-            <w:r>
-              <w:rPr>
-                <w:rFonts w:ascii="Consolas" w:hAnsi="Consolas" w:eastAsia="Consolas"/>
-                <w:color w:val="1F2933"/>
-                <w:sz w:val="19"/>
-              </w:rPr>
-              <w:t>&gt; Task :test</w:t>
-            </w:r>
-          </w:p>
-          <w:p>
-            <w:pPr>
-              <w:keepNext/>
-              <w:spacing w:after="0" w:line="240" w:lineRule="auto"/>
-            </w:pPr>
-            <w:r>
-              <w:rPr>
-                <w:rFonts w:ascii="Consolas" w:hAnsi="Consolas" w:eastAsia="Consolas"/>
-                <w:color w:val="1F2933"/>
-                <w:sz w:val="19"/>
-              </w:rPr>
-              <w:t xml:space="preserve"> </w:t>
-            </w:r>
-          </w:p>
-          <w:p>
-            <w:pPr>
-              <w:keepNext/>
-              <w:spacing w:after="0" w:line="240" w:lineRule="auto"/>
-            </w:pPr>
-            <w:r>
-              <w:rPr>
-                <w:rFonts w:ascii="Consolas" w:hAnsi="Consolas" w:eastAsia="Consolas"/>
-                <w:color w:val="1F2933"/>
-                <w:sz w:val="19"/>
-              </w:rPr>
-              <w:t>CondicionalesTest &gt; Una nota de 3.0 justa queda Aprobado PASSED</w:t>
-            </w:r>
-          </w:p>
-          <w:p>
-            <w:pPr>
-              <w:keepNext/>
-              <w:spacing w:after="0" w:line="240" w:lineRule="auto"/>
-            </w:pPr>
-            <w:r>
-              <w:rPr>
-                <w:rFonts w:ascii="Consolas" w:hAnsi="Consolas" w:eastAsia="Consolas"/>
-                <w:color w:val="1F2933"/>
-                <w:sz w:val="19"/>
-              </w:rPr>
-              <w:t xml:space="preserve"> </w:t>
-            </w:r>
-          </w:p>
-          <w:p>
-            <w:pPr>
-              <w:keepNext/>
-              <w:spacing w:after="0" w:line="240" w:lineRule="auto"/>
-            </w:pPr>
-            <w:r>
-              <w:rPr>
-                <w:rFonts w:ascii="Consolas" w:hAnsi="Consolas" w:eastAsia="Consolas"/>
-                <w:color w:val="1F2933"/>
-                <w:sz w:val="19"/>
-              </w:rPr>
-              <w:t>AnimalTest &gt; El perro hace Guau PASSED</w:t>
-            </w:r>
-          </w:p>
-          <w:p>
-            <w:pPr>
-              <w:keepNext/>
-              <w:spacing w:after="0" w:line="240" w:lineRule="auto"/>
-            </w:pPr>
-            <w:r>
-              <w:rPr>
-                <w:rFonts w:ascii="Consolas" w:hAnsi="Consolas" w:eastAsia="Consolas"/>
-                <w:color w:val="1F2933"/>
-                <w:sz w:val="19"/>
-              </w:rPr>
-              <w:t xml:space="preserve"> </w:t>
-            </w:r>
-          </w:p>
-          <w:p>
-            <w:pPr>
-              <w:keepNext/>
-              <w:spacing w:after="0" w:line="240" w:lineRule="auto"/>
-            </w:pPr>
-            <w:r>
-              <w:rPr>
-                <w:rFonts w:ascii="Consolas" w:hAnsi="Consolas" w:eastAsia="Consolas"/>
-                <w:color w:val="1F2933"/>
-                <w:sz w:val="19"/>
-              </w:rPr>
-              <w:t>CuentaBancariaTest &gt; Retirar con saldo suficiente descuenta el valor PASSED</w:t>
-            </w:r>
-          </w:p>
-          <w:p>
-            <w:pPr>
-              <w:keepNext/>
-              <w:spacing w:after="0" w:line="240" w:lineRule="auto"/>
-            </w:pPr>
-            <w:r>
-              <w:rPr>
-                <w:rFonts w:ascii="Consolas" w:hAnsi="Consolas" w:eastAsia="Consolas"/>
-                <w:color w:val="1F2933"/>
-                <w:sz w:val="19"/>
-              </w:rPr>
-              <w:t xml:space="preserve"> </w:t>
-            </w:r>
-          </w:p>
-          <w:p>
-            <w:pPr>
-              <w:keepNext/>
-              <w:spacing w:after="0" w:line="240" w:lineRule="auto"/>
-            </w:pPr>
-            <w:r>
-              <w:rPr>
-                <w:rFonts w:ascii="Consolas" w:hAnsi="Consolas" w:eastAsia="Consolas"/>
-                <w:color w:val="1F2933"/>
-                <w:sz w:val="19"/>
-              </w:rPr>
-              <w:t>BUILD SUCCESSFUL in 6s</w:t>
-            </w:r>
-          </w:p>
-        </w:tc>
-      </w:tr>
-    </w:tbl>
-    <w:p>
-      <w:pPr>
-        <w:spacing w:after="40"/>
-      </w:pPr>
-    </w:p>
-    <w:p>
-      <w:pPr>
-        <w:keepNext/>
-      </w:pPr>
-      <w:r>
-        <w:rPr>
-          <w:b w:val="0"/>
-        </w:rPr>
-        <w:t xml:space="preserve">Y así empieza la salida de </w:t>
+        <w:t xml:space="preserve">Así empieza la salida de </w:t>
       </w:r>
       <w:r>
         <w:rPr>
@@ -1101,6 +921,48 @@
                 <w:sz w:val="19"/>
               </w:rPr>
               <w:t>boolean (verdadero o falso): true</w:t>
+            </w:r>
+          </w:p>
+          <w:p>
+            <w:pPr>
+              <w:keepNext/>
+              <w:spacing w:after="0" w:line="240" w:lineRule="auto"/>
+            </w:pPr>
+            <w:r>
+              <w:rPr>
+                <w:rFonts w:ascii="Consolas" w:hAnsi="Consolas" w:eastAsia="Consolas"/>
+                <w:color w:val="1F2933"/>
+                <w:sz w:val="19"/>
+              </w:rPr>
+              <w:t>...</w:t>
+            </w:r>
+          </w:p>
+          <w:p>
+            <w:pPr>
+              <w:keepNext/>
+              <w:spacing w:after="0" w:line="240" w:lineRule="auto"/>
+            </w:pPr>
+            <w:r>
+              <w:rPr>
+                <w:rFonts w:ascii="Consolas" w:hAnsi="Consolas" w:eastAsia="Consolas"/>
+                <w:color w:val="1F2933"/>
+                <w:sz w:val="19"/>
+              </w:rPr>
+              <w:t xml:space="preserve"> </w:t>
+            </w:r>
+          </w:p>
+          <w:p>
+            <w:pPr>
+              <w:keepNext/>
+              <w:spacing w:after="0" w:line="240" w:lineRule="auto"/>
+            </w:pPr>
+            <w:r>
+              <w:rPr>
+                <w:rFonts w:ascii="Consolas" w:hAnsi="Consolas" w:eastAsia="Consolas"/>
+                <w:color w:val="1F2933"/>
+                <w:sz w:val="19"/>
+              </w:rPr>
+              <w:t>BUILD SUCCESSFUL in 1s</w:t>
             </w:r>
           </w:p>
         </w:tc>
@@ -1394,20 +1256,6 @@
               <w:t xml:space="preserve">    herencia/Gato.java           clase hija</w:t>
             </w:r>
           </w:p>
-          <w:p>
-            <w:pPr>
-              <w:keepNext/>
-              <w:spacing w:after="0" w:line="240" w:lineRule="auto"/>
-            </w:pPr>
-            <w:r>
-              <w:rPr>
-                <w:rFonts w:ascii="Consolas" w:hAnsi="Consolas" w:eastAsia="Consolas"/>
-                <w:color w:val="1F2933"/>
-                <w:sz w:val="19"/>
-              </w:rPr>
-              <w:t>src/test/java/co/com/semillero   pruebas de Condicionales, CuentaBancaria y Animal</w:t>
-            </w:r>
-          </w:p>
         </w:tc>
       </w:tr>
     </w:tbl>
@@ -1419,29 +1267,35 @@
     <w:p>
       <w:r>
         <w:rPr>
+          <w:b w:val="0"/>
+        </w:rPr>
+        <w:t xml:space="preserve">Cada carpeta dentro de </w:t>
+      </w:r>
+      <w:r>
+        <w:rPr>
           <w:rFonts w:ascii="Consolas" w:hAnsi="Consolas" w:eastAsia="Consolas"/>
           <w:color w:val="003D7A"/>
         </w:rPr>
-        <w:t>src/main</w:t>
+        <w:t>semillero</w:t>
       </w:r>
       <w:r>
         <w:rPr>
           <w:b w:val="0"/>
         </w:rPr>
-        <w:t xml:space="preserve"> tiene el código del programa y </w:t>
+        <w:t xml:space="preserve"> es un paquete: una forma de agrupar clases que tratan del mismo tema. </w:t>
       </w:r>
       <w:r>
         <w:rPr>
           <w:rFonts w:ascii="Consolas" w:hAnsi="Consolas" w:eastAsia="Consolas"/>
           <w:color w:val="003D7A"/>
         </w:rPr>
-        <w:t>src/test</w:t>
+        <w:t>App.java</w:t>
       </w:r>
       <w:r>
         <w:rPr>
           <w:b w:val="0"/>
         </w:rPr>
-        <w:t xml:space="preserve"> tiene las pruebas que revisan ese código. Esa separación la vas a ver en todos los proyectos de automatización.</w:t>
+        <w:t xml:space="preserve"> está afuera porque es la que arranca todo.</w:t>
       </w:r>
     </w:p>
     <w:p>
@@ -4010,7 +3864,7 @@
         <w:rPr>
           <w:b w:val="0"/>
         </w:rPr>
-        <w:t xml:space="preserve">. Java no lo compila. La única forma de cambiarlo es </w:t>
+        <w:t xml:space="preserve">. Java no lo compila (al final de la guía ves el error exacto). La única forma de cambiarlo es </w:t>
       </w:r>
       <w:r>
         <w:rPr>
@@ -4779,7 +4633,7 @@
           <w:color w:val="003D7A"/>
           <w:sz w:val="36"/>
         </w:rPr>
-        <w:t>Las pruebas del proyecto</w:t>
+        <w:t>Cómo leer un error de Java</w:t>
       </w:r>
     </w:p>
     <w:p>
@@ -4787,249 +4641,46 @@
         <w:rPr>
           <w:b w:val="0"/>
         </w:rPr>
-        <w:t xml:space="preserve">Una prueba unitaria es un pedacito de código que revisa que otro código haga lo que debe. Usamos JUnit 5. Cada prueba tiene </w:t>
+        <w:t xml:space="preserve">Te vas a equivocar escribiendo código, y eso está bien. Lo importante es saber leer lo que Java te dice. Cuando hay un error, Java no compila, </w:t>
       </w:r>
       <w:r>
         <w:rPr>
           <w:rFonts w:ascii="Consolas" w:hAnsi="Consolas" w:eastAsia="Consolas"/>
           <w:color w:val="003D7A"/>
         </w:rPr>
-        <w:t>@Test</w:t>
+        <w:t>gradle run</w:t>
       </w:r>
       <w:r>
         <w:rPr>
           <w:b w:val="0"/>
         </w:rPr>
-        <w:t xml:space="preserve"> (le dice a JUnit que es una prueba) y </w:t>
+        <w:t xml:space="preserve"> no alcanza a ejecutar nada y la consola muestra </w:t>
       </w:r>
       <w:r>
         <w:rPr>
           <w:rFonts w:ascii="Consolas" w:hAnsi="Consolas" w:eastAsia="Consolas"/>
           <w:color w:val="003D7A"/>
         </w:rPr>
-        <w:t>@DisplayName</w:t>
+        <w:t>BUILD FAILED</w:t>
       </w:r>
       <w:r>
         <w:rPr>
           <w:b w:val="0"/>
         </w:rPr>
-        <w:t xml:space="preserve"> (el nombre en español que ves en consola).</w:t>
-      </w:r>
-    </w:p>
-    <w:tbl>
-      <w:tblPr>
-        <w:tblW w:type="auto" w:w="0"/>
-        <w:jc w:val="center"/>
-        <w:tblLook w:firstColumn="1" w:firstRow="1" w:lastColumn="0" w:lastRow="0" w:noHBand="0" w:noVBand="1" w:val="04A0"/>
-      </w:tblPr>
-      <w:tblGrid>
-        <w:gridCol w:w="9632"/>
-      </w:tblGrid>
-      <w:tr>
-        <w:trPr>
-          <w:cantSplit/>
-        </w:trPr>
-        <w:tc>
-          <w:tcPr>
-            <w:tcW w:type="dxa" w:w="9632"/>
-            <w:shd w:val="clear" w:color="auto" w:fill="F2F5F9"/>
-            <w:tcBorders>
-              <w:top w:val="nil"/>
-              <w:left w:val="single" w:sz="18" w:color="0072BC"/>
-              <w:bottom w:val="nil"/>
-              <w:right w:val="nil"/>
-            </w:tcBorders>
-          </w:tcPr>
-          <w:p>
-            <w:r/>
-            <w:r>
-              <w:rPr>
-                <w:b/>
-                <w:color w:val="52606D"/>
-                <w:sz w:val="18"/>
-              </w:rPr>
-              <w:t>src/test/.../poo/CuentaBancariaTest.java</w:t>
-            </w:r>
-          </w:p>
-          <w:p>
-            <w:pPr>
-              <w:keepNext/>
-              <w:spacing w:after="0" w:line="240" w:lineRule="auto"/>
-            </w:pPr>
-            <w:r>
-              <w:rPr>
-                <w:rFonts w:ascii="Consolas" w:hAnsi="Consolas" w:eastAsia="Consolas"/>
-                <w:color w:val="1F2933"/>
-                <w:sz w:val="19"/>
-              </w:rPr>
-              <w:t>// Si no alcanza, el retiro se rechaza y el saldo nunca queda negativo.</w:t>
-            </w:r>
-          </w:p>
-          <w:p>
-            <w:pPr>
-              <w:keepNext/>
-              <w:spacing w:after="0" w:line="240" w:lineRule="auto"/>
-            </w:pPr>
-            <w:r>
-              <w:rPr>
-                <w:rFonts w:ascii="Consolas" w:hAnsi="Consolas" w:eastAsia="Consolas"/>
-                <w:color w:val="1F2933"/>
-                <w:sz w:val="19"/>
-              </w:rPr>
-              <w:t>@Test</w:t>
-            </w:r>
-          </w:p>
-          <w:p>
-            <w:pPr>
-              <w:keepNext/>
-              <w:spacing w:after="0" w:line="240" w:lineRule="auto"/>
-            </w:pPr>
-            <w:r>
-              <w:rPr>
-                <w:rFonts w:ascii="Consolas" w:hAnsi="Consolas" w:eastAsia="Consolas"/>
-                <w:color w:val="1F2933"/>
-                <w:sz w:val="19"/>
-              </w:rPr>
-              <w:t>@DisplayName("Retirar mas de lo que hay se rechaza y el saldo no queda negativo")</w:t>
-            </w:r>
-          </w:p>
-          <w:p>
-            <w:pPr>
-              <w:keepNext/>
-              <w:spacing w:after="0" w:line="240" w:lineRule="auto"/>
-            </w:pPr>
-            <w:r>
-              <w:rPr>
-                <w:rFonts w:ascii="Consolas" w:hAnsi="Consolas" w:eastAsia="Consolas"/>
-                <w:color w:val="1F2933"/>
-                <w:sz w:val="19"/>
-              </w:rPr>
-              <w:t>void retiroSinSaldoTest() {</w:t>
-            </w:r>
-          </w:p>
-          <w:p>
-            <w:pPr>
-              <w:keepNext/>
-              <w:spacing w:after="0" w:line="240" w:lineRule="auto"/>
-            </w:pPr>
-            <w:r>
-              <w:rPr>
-                <w:rFonts w:ascii="Consolas" w:hAnsi="Consolas" w:eastAsia="Consolas"/>
-                <w:color w:val="1F2933"/>
-                <w:sz w:val="19"/>
-              </w:rPr>
-              <w:t xml:space="preserve">    CuentaBancaria cuenta = new CuentaBancaria("Ana");</w:t>
-            </w:r>
-          </w:p>
-          <w:p>
-            <w:pPr>
-              <w:keepNext/>
-              <w:spacing w:after="0" w:line="240" w:lineRule="auto"/>
-            </w:pPr>
-            <w:r>
-              <w:rPr>
-                <w:rFonts w:ascii="Consolas" w:hAnsi="Consolas" w:eastAsia="Consolas"/>
-                <w:color w:val="1F2933"/>
-                <w:sz w:val="19"/>
-              </w:rPr>
-              <w:t xml:space="preserve">    cuenta.depositar(10000);</w:t>
-            </w:r>
-          </w:p>
-          <w:p>
-            <w:pPr>
-              <w:keepNext/>
-              <w:spacing w:after="0" w:line="240" w:lineRule="auto"/>
-            </w:pPr>
-            <w:r>
-              <w:rPr>
-                <w:rFonts w:ascii="Consolas" w:hAnsi="Consolas" w:eastAsia="Consolas"/>
-                <w:color w:val="1F2933"/>
-                <w:sz w:val="19"/>
-              </w:rPr>
-              <w:t xml:space="preserve">    assertFalse(cuenta.retirar(20000));</w:t>
-            </w:r>
-          </w:p>
-          <w:p>
-            <w:pPr>
-              <w:keepNext/>
-              <w:spacing w:after="0" w:line="240" w:lineRule="auto"/>
-            </w:pPr>
-            <w:r>
-              <w:rPr>
-                <w:rFonts w:ascii="Consolas" w:hAnsi="Consolas" w:eastAsia="Consolas"/>
-                <w:color w:val="1F2933"/>
-                <w:sz w:val="19"/>
-              </w:rPr>
-              <w:t xml:space="preserve">    assertEquals(10000, cuenta.getSaldo());</w:t>
-            </w:r>
-          </w:p>
-          <w:p>
-            <w:pPr>
-              <w:keepNext/>
-              <w:spacing w:after="0" w:line="240" w:lineRule="auto"/>
-            </w:pPr>
-            <w:r>
-              <w:rPr>
-                <w:rFonts w:ascii="Consolas" w:hAnsi="Consolas" w:eastAsia="Consolas"/>
-                <w:color w:val="1F2933"/>
-                <w:sz w:val="19"/>
-              </w:rPr>
-              <w:t>}</w:t>
-            </w:r>
-          </w:p>
-        </w:tc>
-      </w:tr>
-    </w:tbl>
-    <w:p>
-      <w:pPr>
-        <w:spacing w:after="40"/>
-      </w:pPr>
-    </w:p>
-    <w:p>
-      <w:r>
-        <w:rPr>
-          <w:b w:val="0"/>
-        </w:rPr>
-        <w:t xml:space="preserve">La prueba prepara los datos (crea la cuenta y deposita 10000), hace la acción (intenta retirar 20000) y revisa el resultado. </w:t>
+        <w:t xml:space="preserve">. El mensaje útil está arriba, en la parte de </w:t>
       </w:r>
       <w:r>
         <w:rPr>
           <w:rFonts w:ascii="Consolas" w:hAnsi="Consolas" w:eastAsia="Consolas"/>
           <w:color w:val="003D7A"/>
         </w:rPr>
-        <w:t>assertFalse</w:t>
+        <w:t>compileJava</w:t>
       </w:r>
       <w:r>
         <w:rPr>
           <w:b w:val="0"/>
         </w:rPr>
-        <w:t xml:space="preserve"> espera que el retiro devuelva </w:t>
-      </w:r>
-      <w:r>
-        <w:rPr>
-          <w:rFonts w:ascii="Consolas" w:hAnsi="Consolas" w:eastAsia="Consolas"/>
-          <w:color w:val="003D7A"/>
-        </w:rPr>
-        <w:t>false</w:t>
-      </w:r>
-      <w:r>
-        <w:rPr>
-          <w:b w:val="0"/>
-        </w:rPr>
-        <w:t xml:space="preserve"> y </w:t>
-      </w:r>
-      <w:r>
-        <w:rPr>
-          <w:rFonts w:ascii="Consolas" w:hAnsi="Consolas" w:eastAsia="Consolas"/>
-          <w:color w:val="003D7A"/>
-        </w:rPr>
-        <w:t>assertEquals</w:t>
-      </w:r>
-      <w:r>
-        <w:rPr>
-          <w:b w:val="0"/>
-        </w:rPr>
-        <w:t xml:space="preserve"> espera que el saldo siga en 10000. Si alguna revisión no se cumple, la prueba falla.</w:t>
+        <w:t>.</w:t>
       </w:r>
     </w:p>
     <w:p>
@@ -5043,7 +4694,7 @@
           <w:color w:val="0072BC"/>
           <w:sz w:val="28"/>
         </w:rPr>
-        <w:t>Cómo leer una prueba que falla</w:t>
+        <w:t>Error 1: falta un punto y coma</w:t>
       </w:r>
     </w:p>
     <w:p>
@@ -5054,59 +4705,46 @@
         <w:rPr>
           <w:b w:val="0"/>
         </w:rPr>
-        <w:t xml:space="preserve">Haz este ejercicio: en </w:t>
+        <w:t xml:space="preserve">Haz el ejercicio: en </w:t>
       </w:r>
       <w:r>
         <w:rPr>
           <w:rFonts w:ascii="Consolas" w:hAnsi="Consolas" w:eastAsia="Consolas"/>
           <w:color w:val="003D7A"/>
         </w:rPr>
-        <w:t>Perro.java</w:t>
+        <w:t>Variables.java</w:t>
       </w:r>
       <w:r>
         <w:rPr>
           <w:b w:val="0"/>
         </w:rPr>
-        <w:t xml:space="preserve"> cambia </w:t>
+        <w:t xml:space="preserve"> borra el punto y coma de </w:t>
       </w:r>
       <w:r>
         <w:rPr>
           <w:rFonts w:ascii="Consolas" w:hAnsi="Consolas" w:eastAsia="Consolas"/>
           <w:color w:val="003D7A"/>
         </w:rPr>
-        <w:t>"Guau"</w:t>
+        <w:t>int edad = 20;</w:t>
       </w:r>
       <w:r>
         <w:rPr>
           <w:b w:val="0"/>
         </w:rPr>
-        <w:t xml:space="preserve"> por </w:t>
+        <w:t xml:space="preserve">, guarda y corre </w:t>
       </w:r>
       <w:r>
         <w:rPr>
           <w:rFonts w:ascii="Consolas" w:hAnsi="Consolas" w:eastAsia="Consolas"/>
           <w:color w:val="003D7A"/>
         </w:rPr>
-        <w:t>"Wof"</w:t>
+        <w:t>gradle run</w:t>
       </w:r>
       <w:r>
         <w:rPr>
           <w:b w:val="0"/>
         </w:rPr>
-        <w:t xml:space="preserve">, guarda y corre </w:t>
-      </w:r>
-      <w:r>
-        <w:rPr>
-          <w:rFonts w:ascii="Consolas" w:hAnsi="Consolas" w:eastAsia="Consolas"/>
-          <w:color w:val="003D7A"/>
-        </w:rPr>
-        <w:t>gradle test</w:t>
-      </w:r>
-      <w:r>
-        <w:rPr>
-          <w:b w:val="0"/>
-        </w:rPr>
-        <w:t>. Vas a ver algo así:</w:t>
+        <w:t>. Esto es lo que sale:</w:t>
       </w:r>
     </w:p>
     <w:tbl>
@@ -5155,7 +4793,7 @@
                 <w:color w:val="1F2933"/>
                 <w:sz w:val="19"/>
               </w:rPr>
-              <w:t>AnimalTest &gt; El perro hace Guau FAILED</w:t>
+              <w:t>&gt; Task :compileJava FAILED</w:t>
             </w:r>
           </w:p>
           <w:p>
@@ -5169,7 +4807,7 @@
                 <w:color w:val="1F2933"/>
                 <w:sz w:val="19"/>
               </w:rPr>
-              <w:t xml:space="preserve">    org.opentest4j.AssertionFailedError: expected: &lt;Guau&gt; but was: &lt;Wof&gt;</w:t>
+              <w:t>...\variables\Variables.java:9: error: ';' expected</w:t>
             </w:r>
           </w:p>
           <w:p>
@@ -5183,7 +4821,7 @@
                 <w:color w:val="1F2933"/>
                 <w:sz w:val="19"/>
               </w:rPr>
-              <w:t xml:space="preserve">        ...</w:t>
+              <w:t xml:space="preserve">        int edad = 20</w:t>
             </w:r>
           </w:p>
           <w:p>
@@ -5197,7 +4835,7 @@
                 <w:color w:val="1F2933"/>
                 <w:sz w:val="19"/>
               </w:rPr>
-              <w:t xml:space="preserve">        at app//co.com.semillero.herencia.AnimalTest.perroHaceGuauTest(AnimalTest.java:25)</w:t>
+              <w:t xml:space="preserve">                     ^</w:t>
             </w:r>
           </w:p>
           <w:p>
@@ -5211,7 +4849,174 @@
                 <w:color w:val="1F2933"/>
                 <w:sz w:val="19"/>
               </w:rPr>
-              <w:t xml:space="preserve"> </w:t>
+              <w:t>1 error</w:t>
+            </w:r>
+          </w:p>
+        </w:tc>
+      </w:tr>
+    </w:tbl>
+    <w:p>
+      <w:pPr>
+        <w:spacing w:after="40"/>
+      </w:pPr>
+    </w:p>
+    <w:p>
+      <w:r>
+        <w:rPr>
+          <w:b w:val="0"/>
+        </w:rPr>
+        <w:t>Léelo en orden. Primero el archivo y el número de línea (</w:t>
+      </w:r>
+      <w:r>
+        <w:rPr>
+          <w:rFonts w:ascii="Consolas" w:hAnsi="Consolas" w:eastAsia="Consolas"/>
+          <w:color w:val="003D7A"/>
+        </w:rPr>
+        <w:t>Variables.java:9</w:t>
+      </w:r>
+      <w:r>
+        <w:rPr>
+          <w:b w:val="0"/>
+        </w:rPr>
+        <w:t>). Después qué pasó (</w:t>
+      </w:r>
+      <w:r>
+        <w:rPr>
+          <w:rFonts w:ascii="Consolas" w:hAnsi="Consolas" w:eastAsia="Consolas"/>
+          <w:color w:val="003D7A"/>
+        </w:rPr>
+        <w:t>';' expected</w:t>
+      </w:r>
+      <w:r>
+        <w:rPr>
+          <w:b w:val="0"/>
+        </w:rPr>
+        <w:t xml:space="preserve">, se esperaba un punto y coma). Debajo, la línea copiada con un </w:t>
+      </w:r>
+      <w:r>
+        <w:rPr>
+          <w:rFonts w:ascii="Consolas" w:hAnsi="Consolas" w:eastAsia="Consolas"/>
+          <w:color w:val="003D7A"/>
+        </w:rPr>
+        <w:t>^</w:t>
+      </w:r>
+      <w:r>
+        <w:rPr>
+          <w:b w:val="0"/>
+        </w:rPr>
+        <w:t xml:space="preserve"> que señala el sitio exacto. Pon el punto y coma otra vez y vuelve a correr.</w:t>
+      </w:r>
+    </w:p>
+    <w:p>
+      <w:pPr>
+        <w:keepNext/>
+        <w:spacing w:before="200" w:after="80"/>
+      </w:pPr>
+      <w:r>
+        <w:rPr>
+          <w:b/>
+          <w:color w:val="0072BC"/>
+          <w:sz w:val="28"/>
+        </w:rPr>
+        <w:t>Error 2: un atributo privado</w:t>
+      </w:r>
+    </w:p>
+    <w:p>
+      <w:pPr>
+        <w:keepNext/>
+      </w:pPr>
+      <w:r>
+        <w:rPr>
+          <w:b w:val="0"/>
+        </w:rPr>
+        <w:t xml:space="preserve">Ahora en </w:t>
+      </w:r>
+      <w:r>
+        <w:rPr>
+          <w:rFonts w:ascii="Consolas" w:hAnsi="Consolas" w:eastAsia="Consolas"/>
+          <w:color w:val="003D7A"/>
+        </w:rPr>
+        <w:t>App.java</w:t>
+      </w:r>
+      <w:r>
+        <w:rPr>
+          <w:b w:val="0"/>
+        </w:rPr>
+        <w:t xml:space="preserve">, dentro de </w:t>
+      </w:r>
+      <w:r>
+        <w:rPr>
+          <w:rFonts w:ascii="Consolas" w:hAnsi="Consolas" w:eastAsia="Consolas"/>
+          <w:color w:val="003D7A"/>
+        </w:rPr>
+        <w:t>mostrarEncapsulamiento()</w:t>
+      </w:r>
+      <w:r>
+        <w:rPr>
+          <w:b w:val="0"/>
+        </w:rPr>
+        <w:t xml:space="preserve">, agrega la línea </w:t>
+      </w:r>
+      <w:r>
+        <w:rPr>
+          <w:rFonts w:ascii="Consolas" w:hAnsi="Consolas" w:eastAsia="Consolas"/>
+          <w:color w:val="003D7A"/>
+        </w:rPr>
+        <w:t>cuenta.saldo = -500;</w:t>
+      </w:r>
+      <w:r>
+        <w:rPr>
+          <w:b w:val="0"/>
+        </w:rPr>
+        <w:t xml:space="preserve"> y corre </w:t>
+      </w:r>
+      <w:r>
+        <w:rPr>
+          <w:rFonts w:ascii="Consolas" w:hAnsi="Consolas" w:eastAsia="Consolas"/>
+          <w:color w:val="003D7A"/>
+        </w:rPr>
+        <w:t>gradle run</w:t>
+      </w:r>
+      <w:r>
+        <w:rPr>
+          <w:b w:val="0"/>
+        </w:rPr>
+        <w:t>:</w:t>
+      </w:r>
+    </w:p>
+    <w:tbl>
+      <w:tblPr>
+        <w:tblW w:type="auto" w:w="0"/>
+        <w:jc w:val="center"/>
+        <w:tblLook w:firstColumn="1" w:firstRow="1" w:lastColumn="0" w:lastRow="0" w:noHBand="0" w:noVBand="1" w:val="04A0"/>
+      </w:tblPr>
+      <w:tblGrid>
+        <w:gridCol w:w="9632"/>
+      </w:tblGrid>
+      <w:tr>
+        <w:trPr>
+          <w:cantSplit/>
+        </w:trPr>
+        <w:tc>
+          <w:tcPr>
+            <w:tcW w:type="dxa" w:w="9632"/>
+            <w:shd w:val="clear" w:color="auto" w:fill="F2F5F9"/>
+            <w:tcBorders>
+              <w:top w:val="nil"/>
+              <w:left w:val="single" w:sz="18" w:color="0072BC"/>
+              <w:bottom w:val="nil"/>
+              <w:right w:val="nil"/>
+            </w:tcBorders>
+          </w:tcPr>
+          <w:p>
+            <w:r/>
+            <w:r>
+              <w:rPr>
+                <w:b/>
+                <w:color w:val="52606D"/>
+                <w:sz w:val="18"/>
+              </w:rPr>
+              <w:t>Salida real (recortada)</w:t>
             </w:r>
           </w:p>
           <w:p>
@@ -5225,7 +5030,7 @@
                 <w:color w:val="1F2933"/>
                 <w:sz w:val="19"/>
               </w:rPr>
-              <w:t>14 tests completed, 2 failed</w:t>
+              <w:t>&gt; Task :compileJava FAILED</w:t>
             </w:r>
           </w:p>
           <w:p>
@@ -5239,7 +5044,7 @@
                 <w:color w:val="1F2933"/>
                 <w:sz w:val="19"/>
               </w:rPr>
-              <w:t xml:space="preserve"> </w:t>
+              <w:t>...\App.java:66: error: saldo has private access in CuentaBancaria</w:t>
             </w:r>
           </w:p>
           <w:p>
@@ -5253,7 +5058,35 @@
                 <w:color w:val="1F2933"/>
                 <w:sz w:val="19"/>
               </w:rPr>
-              <w:t>BUILD FAILED in 1s</w:t>
+              <w:t xml:space="preserve">        cuenta.saldo = -500;</w:t>
+            </w:r>
+          </w:p>
+          <w:p>
+            <w:pPr>
+              <w:keepNext/>
+              <w:spacing w:after="0" w:line="240" w:lineRule="auto"/>
+            </w:pPr>
+            <w:r>
+              <w:rPr>
+                <w:rFonts w:ascii="Consolas" w:hAnsi="Consolas" w:eastAsia="Consolas"/>
+                <w:color w:val="1F2933"/>
+                <w:sz w:val="19"/>
+              </w:rPr>
+              <w:t xml:space="preserve">              ^</w:t>
+            </w:r>
+          </w:p>
+          <w:p>
+            <w:pPr>
+              <w:keepNext/>
+              <w:spacing w:after="0" w:line="240" w:lineRule="auto"/>
+            </w:pPr>
+            <w:r>
+              <w:rPr>
+                <w:rFonts w:ascii="Consolas" w:hAnsi="Consolas" w:eastAsia="Consolas"/>
+                <w:color w:val="1F2933"/>
+                <w:sz w:val="19"/>
+              </w:rPr>
+              <w:t>1 error</w:t>
             </w:r>
           </w:p>
         </w:tc>
@@ -5269,72 +5102,93 @@
         <w:rPr>
           <w:b w:val="0"/>
         </w:rPr>
-        <w:t>Léela de arriba hacia abajo. Primero, qué prueba falló (</w:t>
+        <w:t xml:space="preserve">El mensaje dice que </w:t>
       </w:r>
       <w:r>
         <w:rPr>
           <w:rFonts w:ascii="Consolas" w:hAnsi="Consolas" w:eastAsia="Consolas"/>
           <w:color w:val="003D7A"/>
         </w:rPr>
-        <w:t>El perro hace Guau</w:t>
+        <w:t>saldo</w:t>
       </w:r>
       <w:r>
         <w:rPr>
           <w:b w:val="0"/>
         </w:rPr>
-        <w:t xml:space="preserve">). Luego el mensaje: </w:t>
+        <w:t xml:space="preserve"> tiene acceso privado en </w:t>
       </w:r>
       <w:r>
         <w:rPr>
           <w:rFonts w:ascii="Consolas" w:hAnsi="Consolas" w:eastAsia="Consolas"/>
           <w:color w:val="003D7A"/>
         </w:rPr>
-        <w:t>expected</w:t>
+        <w:t>CuentaBancaria</w:t>
       </w:r>
       <w:r>
         <w:rPr>
           <w:b w:val="0"/>
         </w:rPr>
-        <w:t xml:space="preserve"> es lo que la prueba esperaba y </w:t>
+        <w:t xml:space="preserve">. Es el encapsulamiento funcionando: Java no te deja tocar el saldo desde afuera. Borra la línea y todo vuelve a </w:t>
       </w:r>
       <w:r>
         <w:rPr>
           <w:rFonts w:ascii="Consolas" w:hAnsi="Consolas" w:eastAsia="Consolas"/>
           <w:color w:val="003D7A"/>
         </w:rPr>
-        <w:t>but was</w:t>
+        <w:t>BUILD SUCCESSFUL</w:t>
       </w:r>
       <w:r>
         <w:rPr>
           <w:b w:val="0"/>
         </w:rPr>
-        <w:t xml:space="preserve"> es lo que realmente llegó. Por último, la línea que dice tu archivo de prueba (</w:t>
+        <w:t>.</w:t>
+      </w:r>
+    </w:p>
+    <w:p>
+      <w:r>
+        <w:rPr>
+          <w:b w:val="0"/>
+        </w:rPr>
+        <w:t>Los mensajes salen en inglés. No necesitas entender todo: con el archivo, la línea y dos o tres palabras clave (</w:t>
       </w:r>
       <w:r>
         <w:rPr>
           <w:rFonts w:ascii="Consolas" w:hAnsi="Consolas" w:eastAsia="Consolas"/>
           <w:color w:val="003D7A"/>
         </w:rPr>
-        <w:t>AnimalTest.java:25</w:t>
+        <w:t>expected</w:t>
       </w:r>
       <w:r>
         <w:rPr>
           <w:b w:val="0"/>
         </w:rPr>
-        <w:t xml:space="preserve">) te lleva al punto exacto. Fallan 2 pruebas porque la de polimorfismo también revisa el sonido del perro. Devuelve </w:t>
+        <w:t xml:space="preserve">, </w:t>
       </w:r>
       <w:r>
         <w:rPr>
           <w:rFonts w:ascii="Consolas" w:hAnsi="Consolas" w:eastAsia="Consolas"/>
           <w:color w:val="003D7A"/>
         </w:rPr>
-        <w:t>"Guau"</w:t>
+        <w:t>cannot find symbol</w:t>
       </w:r>
       <w:r>
         <w:rPr>
           <w:b w:val="0"/>
         </w:rPr>
-        <w:t xml:space="preserve"> y todo vuelve a verde.</w:t>
+        <w:t xml:space="preserve">, </w:t>
+      </w:r>
+      <w:r>
+        <w:rPr>
+          <w:rFonts w:ascii="Consolas" w:hAnsi="Consolas" w:eastAsia="Consolas"/>
+          <w:color w:val="003D7A"/>
+        </w:rPr>
+        <w:t>private access</w:t>
+      </w:r>
+      <w:r>
+        <w:rPr>
+          <w:b w:val="0"/>
+        </w:rPr>
+        <w:t>) casi siempre encuentras el problema.</w:t>
       </w:r>
     </w:p>
     <w:p>
@@ -5364,19 +5218,6 @@
           <w:b w:val="0"/>
         </w:rPr>
         <w:t xml:space="preserve">Corre otra vez </w:t>
-      </w:r>
-      <w:r>
-        <w:rPr>
-          <w:rFonts w:ascii="Consolas" w:hAnsi="Consolas" w:eastAsia="Consolas"/>
-          <w:color w:val="003D7A"/>
-        </w:rPr>
-        <w:t>gradle test</w:t>
-      </w:r>
-      <w:r>
-        <w:rPr>
-          <w:b w:val="0"/>
-        </w:rPr>
-        <w:t xml:space="preserve"> y </w:t>
       </w:r>
       <w:r>
         <w:rPr>
@@ -6053,7 +5894,22 @@
                 <w:b w:val="0"/>
                 <w:sz w:val="20"/>
               </w:rPr>
-              <w:t>Herramienta que compila, descarga librerías y corre pruebas.</w:t>
+              <w:t xml:space="preserve">Herramienta que compila el proyecto y lo ejecuta con </w:t>
+            </w:r>
+            <w:r>
+              <w:rPr>
+                <w:rFonts w:ascii="Consolas" w:hAnsi="Consolas" w:eastAsia="Consolas"/>
+                <w:color w:val="003D7A"/>
+                <w:sz w:val="20"/>
+              </w:rPr>
+              <w:t>gradle run</w:t>
+            </w:r>
+            <w:r>
+              <w:rPr>
+                <w:b w:val="0"/>
+                <w:sz w:val="20"/>
+              </w:rPr>
+              <w:t>.</w:t>
             </w:r>
           </w:p>
         </w:tc>

--- a/material-de-apoyo/Clase1_Guia_Estudio_Java_POO.docx
+++ b/material-de-apoyo/Clase1_Guia_Estudio_Java_POO.docx
@@ -269,7 +269,7 @@
         <w:rPr>
           <w:b w:val="0"/>
         </w:rPr>
-        <w:t>¿Por qué Java en un módulo de automatización? Porque las herramientas que vamos a usar en las clases 2, 3 y 4 (Serenity BDD, Screenplay y Playwright) se escriben en Java. Si entiendes qué es una clase, un objeto y la herencia, esos proyectos dejan de parecer magia.</w:t>
+        <w:t>¿Por qué Java en un módulo de automatización? Porque las herramientas de las clases 2 y 3 (Serenity BDD y Screenplay) se escriben en Java. En la clase 4 usamos Playwright con TypeScript, un lenguaje con ideas muy parecidas: también tiene clases, objetos y métodos. Si entiendes qué es una clase, un objeto y la herencia, esos proyectos dejan de parecer magia.</w:t>
       </w:r>
     </w:p>
     <w:p>

--- a/material-de-apoyo/Clase1_Guia_Estudio_Java_POO.docx
+++ b/material-de-apoyo/Clase1_Guia_Estudio_Java_POO.docx
@@ -1099,7 +1099,7 @@
                 <w:color w:val="1F2933"/>
                 <w:sz w:val="19"/>
               </w:rPr>
-              <w:t>build.gradle                     configuración de Gradle</w:t>
+              <w:t>build.gradle                        configuración de Gradle</w:t>
             </w:r>
           </w:p>
           <w:p>
@@ -1113,7 +1113,7 @@
                 <w:color w:val="1F2933"/>
                 <w:sz w:val="19"/>
               </w:rPr>
-              <w:t>settings.gradle                  nombre del proyecto</w:t>
+              <w:t>settings.gradle                     nombre del proyecto</w:t>
             </w:r>
           </w:p>
           <w:p>
@@ -1141,7 +1141,7 @@
                 <w:color w:val="1F2933"/>
                 <w:sz w:val="19"/>
               </w:rPr>
-              <w:t xml:space="preserve">    App.java                     ejecuta todos los ejemplos en orden</w:t>
+              <w:t xml:space="preserve">    App.java                        ejecuta todos los ejemplos en orden</w:t>
             </w:r>
           </w:p>
           <w:p>
@@ -1155,7 +1155,7 @@
                 <w:color w:val="1F2933"/>
                 <w:sz w:val="19"/>
               </w:rPr>
-              <w:t xml:space="preserve">    variables/Variables.java     tipos de datos</w:t>
+              <w:t xml:space="preserve">    variables/Variables.java        tipos de datos</w:t>
             </w:r>
           </w:p>
           <w:p>
@@ -1169,7 +1169,7 @@
                 <w:color w:val="1F2933"/>
                 <w:sz w:val="19"/>
               </w:rPr>
-              <w:t xml:space="preserve">    control/Condicionales.java   if/else y switch</w:t>
+              <w:t xml:space="preserve">    control/Condicionales.java      if/else y switch</w:t>
             </w:r>
           </w:p>
           <w:p>
@@ -1183,7 +1183,7 @@
                 <w:color w:val="1F2933"/>
                 <w:sz w:val="19"/>
               </w:rPr>
-              <w:t xml:space="preserve">    control/Ciclos.java          for, while y for-each</w:t>
+              <w:t xml:space="preserve">    control/Ciclos.java             for, while y for-each</w:t>
             </w:r>
           </w:p>
           <w:p>
@@ -1197,7 +1197,7 @@
                 <w:color w:val="1F2933"/>
                 <w:sz w:val="19"/>
               </w:rPr>
-              <w:t xml:space="preserve">    poo/Estudiante.java          clase, objeto y constructor</w:t>
+              <w:t xml:space="preserve">    poo/Estudiante.java             clase, objeto y constructor</w:t>
             </w:r>
           </w:p>
           <w:p>
@@ -1211,7 +1211,7 @@
                 <w:color w:val="1F2933"/>
                 <w:sz w:val="19"/>
               </w:rPr>
-              <w:t xml:space="preserve">    poo/CuentaBancaria.java      encapsulamiento</w:t>
+              <w:t xml:space="preserve">    poo/CuentaBancaria.java         encapsulamiento</w:t>
             </w:r>
           </w:p>
           <w:p>
@@ -1225,7 +1225,7 @@
                 <w:color w:val="1F2933"/>
                 <w:sz w:val="19"/>
               </w:rPr>
-              <w:t xml:space="preserve">    herencia/Animal.java         clase padre</w:t>
+              <w:t xml:space="preserve">    herencia/Animal.java            clase padre</w:t>
             </w:r>
           </w:p>
           <w:p>
@@ -1239,7 +1239,7 @@
                 <w:color w:val="1F2933"/>
                 <w:sz w:val="19"/>
               </w:rPr>
-              <w:t xml:space="preserve">    herencia/Perro.java          clase hija</w:t>
+              <w:t xml:space="preserve">    herencia/Perro.java             clase hija</w:t>
             </w:r>
           </w:p>
           <w:p>
@@ -1253,7 +1253,21 @@
                 <w:color w:val="1F2933"/>
                 <w:sz w:val="19"/>
               </w:rPr>
-              <w:t xml:space="preserve">    herencia/Gato.java           clase hija</w:t>
+              <w:t xml:space="preserve">    herencia/Gato.java              clase hija</w:t>
+            </w:r>
+          </w:p>
+          <w:p>
+            <w:pPr>
+              <w:keepNext/>
+              <w:spacing w:after="0" w:line="240" w:lineRule="auto"/>
+            </w:pPr>
+            <w:r>
+              <w:rPr>
+                <w:rFonts w:ascii="Consolas" w:hAnsi="Consolas" w:eastAsia="Consolas"/>
+                <w:color w:val="1F2933"/>
+                <w:sz w:val="19"/>
+              </w:rPr>
+              <w:t xml:space="preserve">    polimorfismo/Calculadora.java   sobrecarga de métodos</w:t>
             </w:r>
           </w:p>
         </w:tc>
@@ -1465,7 +1479,7 @@
                 <w:color w:val="1F2933"/>
                 <w:sz w:val="19"/>
               </w:rPr>
-              <w:t>// boolean solo puede ser true (verdadero) o false (falso).</w:t>
+              <w:t>// boolean solo puede valer true (verdadero) o false (falso).</w:t>
             </w:r>
           </w:p>
           <w:p>
@@ -3081,9 +3095,6 @@
         <w:gridCol w:w="9632"/>
       </w:tblGrid>
       <w:tr>
-        <w:trPr>
-          <w:cantSplit/>
-        </w:trPr>
         <w:tc>
           <w:tcPr>
             <w:tcW w:type="dxa" w:w="9632"/>
@@ -3096,6 +3107,9 @@
             </w:tcBorders>
           </w:tcPr>
           <w:p>
+            <w:pPr>
+              <w:keepNext w:val="0"/>
+            </w:pPr>
             <w:r/>
             <w:r>
               <w:rPr>
@@ -3108,7 +3122,7 @@
           </w:p>
           <w:p>
             <w:pPr>
-              <w:keepNext/>
+              <w:keepNext w:val="0"/>
               <w:spacing w:after="0" w:line="240" w:lineRule="auto"/>
             </w:pPr>
             <w:r>
@@ -3122,7 +3136,7 @@
           </w:p>
           <w:p>
             <w:pPr>
-              <w:keepNext/>
+              <w:keepNext w:val="0"/>
               <w:spacing w:after="0" w:line="240" w:lineRule="auto"/>
             </w:pPr>
             <w:r>
@@ -3136,7 +3150,7 @@
           </w:p>
           <w:p>
             <w:pPr>
-              <w:keepNext/>
+              <w:keepNext w:val="0"/>
               <w:spacing w:after="0" w:line="240" w:lineRule="auto"/>
             </w:pPr>
             <w:r>
@@ -3145,12 +3159,12 @@
                 <w:color w:val="1F2933"/>
                 <w:sz w:val="19"/>
               </w:rPr>
-              <w:t xml:space="preserve">    // Nombre del estudiante. Cada objeto tiene el suyo.</w:t>
+              <w:t xml:space="preserve">    // Nombre del estudiante. private quiere decir que solo esta clase lo puede cambiar.</w:t>
             </w:r>
           </w:p>
           <w:p>
             <w:pPr>
-              <w:keepNext/>
+              <w:keepNext w:val="0"/>
               <w:spacing w:after="0" w:line="240" w:lineRule="auto"/>
             </w:pPr>
             <w:r>
@@ -3164,7 +3178,7 @@
           </w:p>
           <w:p>
             <w:pPr>
-              <w:keepNext/>
+              <w:keepNext w:val="0"/>
               <w:spacing w:after="0" w:line="240" w:lineRule="auto"/>
             </w:pPr>
             <w:r>
@@ -3173,12 +3187,26 @@
                 <w:color w:val="1F2933"/>
                 <w:sz w:val="19"/>
               </w:rPr>
-              <w:t xml:space="preserve">    // Nota final del estudiante, de 0.0 a 5.0.</w:t>
+              <w:t xml:space="preserve"> </w:t>
             </w:r>
           </w:p>
           <w:p>
             <w:pPr>
-              <w:keepNext/>
+              <w:keepNext w:val="0"/>
+              <w:spacing w:after="0" w:line="240" w:lineRule="auto"/>
+            </w:pPr>
+            <w:r>
+              <w:rPr>
+                <w:rFonts w:ascii="Consolas" w:hAnsi="Consolas" w:eastAsia="Consolas"/>
+                <w:color w:val="1F2933"/>
+                <w:sz w:val="19"/>
+              </w:rPr>
+              <w:t xml:space="preserve">    // Nota del estudiante, de 0.0 a 5.0.</w:t>
+            </w:r>
+          </w:p>
+          <w:p>
+            <w:pPr>
+              <w:keepNext w:val="0"/>
               <w:spacing w:after="0" w:line="240" w:lineRule="auto"/>
             </w:pPr>
             <w:r>
@@ -3192,7 +3220,7 @@
           </w:p>
           <w:p>
             <w:pPr>
-              <w:keepNext/>
+              <w:keepNext w:val="0"/>
               <w:spacing w:after="0" w:line="240" w:lineRule="auto"/>
             </w:pPr>
             <w:r>
@@ -3206,7 +3234,7 @@
           </w:p>
           <w:p>
             <w:pPr>
-              <w:keepNext/>
+              <w:keepNext w:val="0"/>
               <w:spacing w:after="0" w:line="240" w:lineRule="auto"/>
             </w:pPr>
             <w:r>
@@ -3215,12 +3243,54 @@
                 <w:color w:val="1F2933"/>
                 <w:sz w:val="19"/>
               </w:rPr>
-              <w:t xml:space="preserve">    // Constructor: se ejecuta al hacer new Estudiante(...) y llena los datos del objeto.</w:t>
+              <w:t xml:space="preserve">    // Constructor: se ejecuta cuando escribes new Estudiante("Ana", 4.5) y guarda el</w:t>
             </w:r>
           </w:p>
           <w:p>
             <w:pPr>
-              <w:keepNext/>
+              <w:keepNext w:val="0"/>
+              <w:spacing w:after="0" w:line="240" w:lineRule="auto"/>
+            </w:pPr>
+            <w:r>
+              <w:rPr>
+                <w:rFonts w:ascii="Consolas" w:hAnsi="Consolas" w:eastAsia="Consolas"/>
+                <w:color w:val="1F2933"/>
+                <w:sz w:val="19"/>
+              </w:rPr>
+              <w:t xml:space="preserve">    // nombre y la nota.</w:t>
+            </w:r>
+          </w:p>
+          <w:p>
+            <w:pPr>
+              <w:keepNext w:val="0"/>
+              <w:spacing w:after="0" w:line="240" w:lineRule="auto"/>
+            </w:pPr>
+            <w:r>
+              <w:rPr>
+                <w:rFonts w:ascii="Consolas" w:hAnsi="Consolas" w:eastAsia="Consolas"/>
+                <w:color w:val="1F2933"/>
+                <w:sz w:val="19"/>
+              </w:rPr>
+              <w:t xml:space="preserve">    // this.nombre es el dato del objeto; nombre (sin this) es el valor que llega entre</w:t>
+            </w:r>
+          </w:p>
+          <w:p>
+            <w:pPr>
+              <w:keepNext w:val="0"/>
+              <w:spacing w:after="0" w:line="240" w:lineRule="auto"/>
+            </w:pPr>
+            <w:r>
+              <w:rPr>
+                <w:rFonts w:ascii="Consolas" w:hAnsi="Consolas" w:eastAsia="Consolas"/>
+                <w:color w:val="1F2933"/>
+                <w:sz w:val="19"/>
+              </w:rPr>
+              <w:t xml:space="preserve">    // paréntesis.</w:t>
+            </w:r>
+          </w:p>
+          <w:p>
+            <w:pPr>
+              <w:keepNext w:val="0"/>
               <w:spacing w:after="0" w:line="240" w:lineRule="auto"/>
             </w:pPr>
             <w:r>
@@ -3234,7 +3304,7 @@
           </w:p>
           <w:p>
             <w:pPr>
-              <w:keepNext/>
+              <w:keepNext w:val="0"/>
               <w:spacing w:after="0" w:line="240" w:lineRule="auto"/>
             </w:pPr>
             <w:r>
@@ -3248,7 +3318,7 @@
           </w:p>
           <w:p>
             <w:pPr>
-              <w:keepNext/>
+              <w:keepNext w:val="0"/>
               <w:spacing w:after="0" w:line="240" w:lineRule="auto"/>
             </w:pPr>
             <w:r>
@@ -3548,9 +3618,6 @@
         <w:gridCol w:w="9632"/>
       </w:tblGrid>
       <w:tr>
-        <w:trPr>
-          <w:cantSplit/>
-        </w:trPr>
         <w:tc>
           <w:tcPr>
             <w:tcW w:type="dxa" w:w="9632"/>
@@ -3563,6 +3630,9 @@
             </w:tcBorders>
           </w:tcPr>
           <w:p>
+            <w:pPr>
+              <w:keepNext w:val="0"/>
+            </w:pPr>
             <w:r/>
             <w:r>
               <w:rPr>
@@ -3575,7 +3645,7 @@
           </w:p>
           <w:p>
             <w:pPr>
-              <w:keepNext/>
+              <w:keepNext w:val="0"/>
               <w:spacing w:after="0" w:line="240" w:lineRule="auto"/>
             </w:pPr>
             <w:r>
@@ -3584,12 +3654,26 @@
                 <w:color w:val="1F2933"/>
                 <w:sz w:val="19"/>
               </w:rPr>
-              <w:t>// Guarda el saldo. Es privado para que nadie lo cambie sin pasar por depositar() o retirar().</w:t>
+              <w:t>// Dinero que hay en la cuenta. Es private para que nadie pueda escribir saldo = -500</w:t>
             </w:r>
           </w:p>
           <w:p>
             <w:pPr>
-              <w:keepNext/>
+              <w:keepNext w:val="0"/>
+              <w:spacing w:after="0" w:line="240" w:lineRule="auto"/>
+            </w:pPr>
+            <w:r>
+              <w:rPr>
+                <w:rFonts w:ascii="Consolas" w:hAnsi="Consolas" w:eastAsia="Consolas"/>
+                <w:color w:val="1F2933"/>
+                <w:sz w:val="19"/>
+              </w:rPr>
+              <w:t>// desde afuera.</w:t>
+            </w:r>
+          </w:p>
+          <w:p>
+            <w:pPr>
+              <w:keepNext w:val="0"/>
               <w:spacing w:after="0" w:line="240" w:lineRule="auto"/>
             </w:pPr>
             <w:r>
@@ -3603,7 +3687,7 @@
           </w:p>
           <w:p>
             <w:pPr>
-              <w:keepNext/>
+              <w:keepNext w:val="0"/>
               <w:spacing w:after="0" w:line="240" w:lineRule="auto"/>
             </w:pPr>
             <w:r>
@@ -3617,7 +3701,7 @@
           </w:p>
           <w:p>
             <w:pPr>
-              <w:keepNext/>
+              <w:keepNext w:val="0"/>
               <w:spacing w:after="0" w:line="240" w:lineRule="auto"/>
             </w:pPr>
             <w:r>
@@ -3626,12 +3710,12 @@
                 <w:color w:val="1F2933"/>
                 <w:sz w:val="19"/>
               </w:rPr>
-              <w:t>// Suma dinero al saldo. Si el valor es 0 o negativo no hace nada.</w:t>
+              <w:t>// Mete dinero a la cuenta. Si el valor es 0 o negativo, no hace nada.</w:t>
             </w:r>
           </w:p>
           <w:p>
             <w:pPr>
-              <w:keepNext/>
+              <w:keepNext w:val="0"/>
               <w:spacing w:after="0" w:line="240" w:lineRule="auto"/>
             </w:pPr>
             <w:r>
@@ -3645,7 +3729,7 @@
           </w:p>
           <w:p>
             <w:pPr>
-              <w:keepNext/>
+              <w:keepNext w:val="0"/>
               <w:spacing w:after="0" w:line="240" w:lineRule="auto"/>
             </w:pPr>
             <w:r>
@@ -3659,7 +3743,7 @@
           </w:p>
           <w:p>
             <w:pPr>
-              <w:keepNext/>
+              <w:keepNext w:val="0"/>
               <w:spacing w:after="0" w:line="240" w:lineRule="auto"/>
             </w:pPr>
             <w:r>
@@ -3673,7 +3757,7 @@
           </w:p>
           <w:p>
             <w:pPr>
-              <w:keepNext/>
+              <w:keepNext w:val="0"/>
               <w:spacing w:after="0" w:line="240" w:lineRule="auto"/>
             </w:pPr>
             <w:r>
@@ -3687,7 +3771,7 @@
           </w:p>
           <w:p>
             <w:pPr>
-              <w:keepNext/>
+              <w:keepNext w:val="0"/>
               <w:spacing w:after="0" w:line="240" w:lineRule="auto"/>
             </w:pPr>
             <w:r>
@@ -3701,7 +3785,7 @@
           </w:p>
           <w:p>
             <w:pPr>
-              <w:keepNext/>
+              <w:keepNext w:val="0"/>
               <w:spacing w:after="0" w:line="240" w:lineRule="auto"/>
             </w:pPr>
             <w:r>
@@ -3715,7 +3799,7 @@
           </w:p>
           <w:p>
             <w:pPr>
-              <w:keepNext/>
+              <w:keepNext w:val="0"/>
               <w:spacing w:after="0" w:line="240" w:lineRule="auto"/>
             </w:pPr>
             <w:r>
@@ -3724,12 +3808,12 @@
                 <w:color w:val="1F2933"/>
                 <w:sz w:val="19"/>
               </w:rPr>
-              <w:t>// Resta dinero solo si alcanza. Devuelve true si pudo retirar y false si no.</w:t>
+              <w:t>// Saca dinero solo si hay suficiente. Devuelve true si pudo sacarlo y false si no.</w:t>
             </w:r>
           </w:p>
           <w:p>
             <w:pPr>
-              <w:keepNext/>
+              <w:keepNext w:val="0"/>
               <w:spacing w:after="0" w:line="240" w:lineRule="auto"/>
             </w:pPr>
             <w:r>
@@ -3743,7 +3827,7 @@
           </w:p>
           <w:p>
             <w:pPr>
-              <w:keepNext/>
+              <w:keepNext w:val="0"/>
               <w:spacing w:after="0" w:line="240" w:lineRule="auto"/>
             </w:pPr>
             <w:r>
@@ -3757,7 +3841,7 @@
           </w:p>
           <w:p>
             <w:pPr>
-              <w:keepNext/>
+              <w:keepNext w:val="0"/>
               <w:spacing w:after="0" w:line="240" w:lineRule="auto"/>
             </w:pPr>
             <w:r>
@@ -3771,7 +3855,7 @@
           </w:p>
           <w:p>
             <w:pPr>
-              <w:keepNext/>
+              <w:keepNext w:val="0"/>
               <w:spacing w:after="0" w:line="240" w:lineRule="auto"/>
             </w:pPr>
             <w:r>
@@ -4080,9 +4164,6 @@
         <w:gridCol w:w="9632"/>
       </w:tblGrid>
       <w:tr>
-        <w:trPr>
-          <w:cantSplit/>
-        </w:trPr>
         <w:tc>
           <w:tcPr>
             <w:tcW w:type="dxa" w:w="9632"/>
@@ -4095,6 +4176,9 @@
             </w:tcBorders>
           </w:tcPr>
           <w:p>
+            <w:pPr>
+              <w:keepNext w:val="0"/>
+            </w:pPr>
             <w:r/>
             <w:r>
               <w:rPr>
@@ -4102,12 +4186,54 @@
                 <w:color w:val="52606D"/>
                 <w:sz w:val="18"/>
               </w:rPr>
-              <w:t>herencia/Perro.java (sin comentarios)</w:t>
+              <w:t>herencia/Perro.java</w:t>
             </w:r>
           </w:p>
           <w:p>
             <w:pPr>
-              <w:keepNext/>
+              <w:keepNext w:val="0"/>
+              <w:spacing w:after="0" w:line="240" w:lineRule="auto"/>
+            </w:pPr>
+            <w:r>
+              <w:rPr>
+                <w:rFonts w:ascii="Consolas" w:hAnsi="Consolas" w:eastAsia="Consolas"/>
+                <w:color w:val="1F2933"/>
+                <w:sz w:val="19"/>
+              </w:rPr>
+              <w:t>// Clase Perro: es hija de Animal.</w:t>
+            </w:r>
+          </w:p>
+          <w:p>
+            <w:pPr>
+              <w:keepNext w:val="0"/>
+              <w:spacing w:after="0" w:line="240" w:lineRule="auto"/>
+            </w:pPr>
+            <w:r>
+              <w:rPr>
+                <w:rFonts w:ascii="Consolas" w:hAnsi="Consolas" w:eastAsia="Consolas"/>
+                <w:color w:val="1F2933"/>
+                <w:sz w:val="19"/>
+              </w:rPr>
+              <w:t>// extends Animal quiere decir que Perro recibe todo lo de Animal (nombre y getNombre) sin</w:t>
+            </w:r>
+          </w:p>
+          <w:p>
+            <w:pPr>
+              <w:keepNext w:val="0"/>
+              <w:spacing w:after="0" w:line="240" w:lineRule="auto"/>
+            </w:pPr>
+            <w:r>
+              <w:rPr>
+                <w:rFonts w:ascii="Consolas" w:hAnsi="Consolas" w:eastAsia="Consolas"/>
+                <w:color w:val="1F2933"/>
+                <w:sz w:val="19"/>
+              </w:rPr>
+              <w:t>// escribirlo otra vez.</w:t>
+            </w:r>
+          </w:p>
+          <w:p>
+            <w:pPr>
+              <w:keepNext w:val="0"/>
               <w:spacing w:after="0" w:line="240" w:lineRule="auto"/>
             </w:pPr>
             <w:r>
@@ -4121,7 +4247,7 @@
           </w:p>
           <w:p>
             <w:pPr>
-              <w:keepNext/>
+              <w:keepNext w:val="0"/>
               <w:spacing w:after="0" w:line="240" w:lineRule="auto"/>
             </w:pPr>
             <w:r>
@@ -4135,7 +4261,35 @@
           </w:p>
           <w:p>
             <w:pPr>
-              <w:keepNext/>
+              <w:keepNext w:val="0"/>
+              <w:spacing w:after="0" w:line="240" w:lineRule="auto"/>
+            </w:pPr>
+            <w:r>
+              <w:rPr>
+                <w:rFonts w:ascii="Consolas" w:hAnsi="Consolas" w:eastAsia="Consolas"/>
+                <w:color w:val="1F2933"/>
+                <w:sz w:val="19"/>
+              </w:rPr>
+              <w:t xml:space="preserve">    // Constructor: recibe el nombre y se lo entrega a Animal con super(nombre) para que</w:t>
+            </w:r>
+          </w:p>
+          <w:p>
+            <w:pPr>
+              <w:keepNext w:val="0"/>
+              <w:spacing w:after="0" w:line="240" w:lineRule="auto"/>
+            </w:pPr>
+            <w:r>
+              <w:rPr>
+                <w:rFonts w:ascii="Consolas" w:hAnsi="Consolas" w:eastAsia="Consolas"/>
+                <w:color w:val="1F2933"/>
+                <w:sz w:val="19"/>
+              </w:rPr>
+              <w:t xml:space="preserve">    // lo guarde.</w:t>
+            </w:r>
+          </w:p>
+          <w:p>
+            <w:pPr>
+              <w:keepNext w:val="0"/>
               <w:spacing w:after="0" w:line="240" w:lineRule="auto"/>
             </w:pPr>
             <w:r>
@@ -4149,7 +4303,7 @@
           </w:p>
           <w:p>
             <w:pPr>
-              <w:keepNext/>
+              <w:keepNext w:val="0"/>
               <w:spacing w:after="0" w:line="240" w:lineRule="auto"/>
             </w:pPr>
             <w:r>
@@ -4163,7 +4317,7 @@
           </w:p>
           <w:p>
             <w:pPr>
-              <w:keepNext/>
+              <w:keepNext w:val="0"/>
               <w:spacing w:after="0" w:line="240" w:lineRule="auto"/>
             </w:pPr>
             <w:r>
@@ -4177,7 +4331,7 @@
           </w:p>
           <w:p>
             <w:pPr>
-              <w:keepNext/>
+              <w:keepNext w:val="0"/>
               <w:spacing w:after="0" w:line="240" w:lineRule="auto"/>
             </w:pPr>
             <w:r>
@@ -4191,7 +4345,35 @@
           </w:p>
           <w:p>
             <w:pPr>
-              <w:keepNext/>
+              <w:keepNext w:val="0"/>
+              <w:spacing w:after="0" w:line="240" w:lineRule="auto"/>
+            </w:pPr>
+            <w:r>
+              <w:rPr>
+                <w:rFonts w:ascii="Consolas" w:hAnsi="Consolas" w:eastAsia="Consolas"/>
+                <w:color w:val="1F2933"/>
+                <w:sz w:val="19"/>
+              </w:rPr>
+              <w:t xml:space="preserve">    // Cambia el sonido que venía de Animal por el del perro.</w:t>
+            </w:r>
+          </w:p>
+          <w:p>
+            <w:pPr>
+              <w:keepNext w:val="0"/>
+              <w:spacing w:after="0" w:line="240" w:lineRule="auto"/>
+            </w:pPr>
+            <w:r>
+              <w:rPr>
+                <w:rFonts w:ascii="Consolas" w:hAnsi="Consolas" w:eastAsia="Consolas"/>
+                <w:color w:val="1F2933"/>
+                <w:sz w:val="19"/>
+              </w:rPr>
+              <w:t xml:space="preserve">    // @Override avisa que este método reemplaza al del padre.</w:t>
+            </w:r>
+          </w:p>
+          <w:p>
+            <w:pPr>
+              <w:keepNext w:val="0"/>
               <w:spacing w:after="0" w:line="240" w:lineRule="auto"/>
             </w:pPr>
             <w:r>
@@ -4205,7 +4387,7 @@
           </w:p>
           <w:p>
             <w:pPr>
-              <w:keepNext/>
+              <w:keepNext w:val="0"/>
               <w:spacing w:after="0" w:line="240" w:lineRule="auto"/>
             </w:pPr>
             <w:r>
@@ -4413,6 +4595,66 @@
       </w:r>
     </w:p>
     <w:p>
+      <w:r>
+        <w:rPr>
+          <w:b w:val="0"/>
+        </w:rPr>
+        <w:t xml:space="preserve">En </w:t>
+      </w:r>
+      <w:r>
+        <w:rPr>
+          <w:rFonts w:ascii="Consolas" w:hAnsi="Consolas" w:eastAsia="Consolas"/>
+          <w:color w:val="003D7A"/>
+        </w:rPr>
+        <w:t>App</w:t>
+      </w:r>
+      <w:r>
+        <w:rPr>
+          <w:b w:val="0"/>
+        </w:rPr>
+        <w:t xml:space="preserve"> se crean un perro y un gato por separado. Los dos usan </w:t>
+      </w:r>
+      <w:r>
+        <w:rPr>
+          <w:rFonts w:ascii="Consolas" w:hAnsi="Consolas" w:eastAsia="Consolas"/>
+          <w:color w:val="003D7A"/>
+        </w:rPr>
+        <w:t>getNombre()</w:t>
+      </w:r>
+      <w:r>
+        <w:rPr>
+          <w:b w:val="0"/>
+        </w:rPr>
+        <w:t xml:space="preserve">, que heredaron, y cada uno responde con su sonido: en consola ves </w:t>
+      </w:r>
+      <w:r>
+        <w:rPr>
+          <w:rFonts w:ascii="Consolas" w:hAnsi="Consolas" w:eastAsia="Consolas"/>
+          <w:color w:val="003D7A"/>
+        </w:rPr>
+        <w:t>Firulais dice Guau</w:t>
+      </w:r>
+      <w:r>
+        <w:rPr>
+          <w:b w:val="0"/>
+        </w:rPr>
+        <w:t xml:space="preserve"> y </w:t>
+      </w:r>
+      <w:r>
+        <w:rPr>
+          <w:rFonts w:ascii="Consolas" w:hAnsi="Consolas" w:eastAsia="Consolas"/>
+          <w:color w:val="003D7A"/>
+        </w:rPr>
+        <w:t>Michi dice Miau</w:t>
+      </w:r>
+      <w:r>
+        <w:rPr>
+          <w:b w:val="0"/>
+        </w:rPr>
+        <w:t>.</w:t>
+      </w:r>
+    </w:p>
+    <w:p>
       <w:pPr>
         <w:keepNext/>
         <w:spacing w:before="200" w:after="80"/>
@@ -4423,7 +4665,7 @@
           <w:color w:val="0072BC"/>
           <w:sz w:val="28"/>
         </w:rPr>
-        <w:t>Polimorfismo</w:t>
+        <w:t>Polimorfismo con métodos sobrecargados</w:t>
       </w:r>
     </w:p>
     <w:p>
@@ -4431,33 +4673,460 @@
         <w:rPr>
           <w:b w:val="0"/>
         </w:rPr>
-        <w:t xml:space="preserve">Polimorfismo quiere decir "muchas formas". Imagina que un profesor dice en un salón: "que cada animal haga su sonido". Es una sola orden, pero el perro ladra y el gato maúlla. En el código pasa lo mismo: tenemos una lista de tipo </w:t>
+        <w:t>Polimorfismo quiere decir "muchas formas". En esta clase lo vemos con la sobrecarga: varios métodos con el mismo nombre en la misma clase, cada uno con datos distintos.</w:t>
+      </w:r>
+    </w:p>
+    <w:p>
+      <w:pPr>
+        <w:keepNext/>
+      </w:pPr>
+      <w:r>
+        <w:rPr>
+          <w:b w:val="0"/>
+        </w:rPr>
+        <w:t xml:space="preserve">Piensa en el botón de llamar de tu celular. Si le das un número, marca ese número. Si le das un contacto, busca su número y lo marca. Si le das dos contactos, arma una llamada en grupo. El botón se llama igual; el celular decide qué hacer según lo que le entregas. En Java pasa lo mismo con </w:t>
       </w:r>
       <w:r>
         <w:rPr>
           <w:rFonts w:ascii="Consolas" w:hAnsi="Consolas" w:eastAsia="Consolas"/>
           <w:color w:val="003D7A"/>
         </w:rPr>
-        <w:t>Animal</w:t>
+        <w:t>sumar</w:t>
       </w:r>
       <w:r>
         <w:rPr>
           <w:b w:val="0"/>
         </w:rPr>
-        <w:t xml:space="preserve">, le pedimos a cada uno </w:t>
+        <w:t xml:space="preserve"> en la clase </w:t>
       </w:r>
       <w:r>
         <w:rPr>
           <w:rFonts w:ascii="Consolas" w:hAnsi="Consolas" w:eastAsia="Consolas"/>
           <w:color w:val="003D7A"/>
         </w:rPr>
-        <w:t>hacerSonido()</w:t>
+        <w:t>Calculadora</w:t>
       </w:r>
       <w:r>
         <w:rPr>
           <w:b w:val="0"/>
         </w:rPr>
-        <w:t xml:space="preserve"> y cada objeto responde a su manera.</w:t>
+        <w:t>:</w:t>
+      </w:r>
+    </w:p>
+    <w:tbl>
+      <w:tblPr>
+        <w:tblW w:type="auto" w:w="0"/>
+        <w:jc w:val="center"/>
+        <w:tblLook w:firstColumn="1" w:firstRow="1" w:lastColumn="0" w:lastRow="0" w:noHBand="0" w:noVBand="1" w:val="04A0"/>
+      </w:tblPr>
+      <w:tblGrid>
+        <w:gridCol w:w="9632"/>
+      </w:tblGrid>
+      <w:tr>
+        <w:tc>
+          <w:tcPr>
+            <w:tcW w:type="dxa" w:w="9632"/>
+            <w:shd w:val="clear" w:color="auto" w:fill="F2F5F9"/>
+            <w:tcBorders>
+              <w:top w:val="nil"/>
+              <w:left w:val="single" w:sz="18" w:color="0072BC"/>
+              <w:bottom w:val="nil"/>
+              <w:right w:val="nil"/>
+            </w:tcBorders>
+          </w:tcPr>
+          <w:p>
+            <w:pPr>
+              <w:keepNext w:val="0"/>
+            </w:pPr>
+            <w:r/>
+            <w:r>
+              <w:rPr>
+                <w:b/>
+                <w:color w:val="52606D"/>
+                <w:sz w:val="18"/>
+              </w:rPr>
+              <w:t>polimorfismo/Calculadora.java</w:t>
+            </w:r>
+          </w:p>
+          <w:p>
+            <w:pPr>
+              <w:keepNext w:val="0"/>
+              <w:spacing w:after="0" w:line="240" w:lineRule="auto"/>
+            </w:pPr>
+            <w:r>
+              <w:rPr>
+                <w:rFonts w:ascii="Consolas" w:hAnsi="Consolas" w:eastAsia="Consolas"/>
+                <w:color w:val="1F2933"/>
+                <w:sz w:val="19"/>
+              </w:rPr>
+              <w:t>// Clase Calculadora: sirve para ver la sobrecarga de métodos.</w:t>
+            </w:r>
+          </w:p>
+          <w:p>
+            <w:pPr>
+              <w:keepNext w:val="0"/>
+              <w:spacing w:after="0" w:line="240" w:lineRule="auto"/>
+            </w:pPr>
+            <w:r>
+              <w:rPr>
+                <w:rFonts w:ascii="Consolas" w:hAnsi="Consolas" w:eastAsia="Consolas"/>
+                <w:color w:val="1F2933"/>
+                <w:sz w:val="19"/>
+              </w:rPr>
+              <w:t>// Tiene tres métodos que se llaman igual (sumar), pero cada uno recibe datos distintos.</w:t>
+            </w:r>
+          </w:p>
+          <w:p>
+            <w:pPr>
+              <w:keepNext w:val="0"/>
+              <w:spacing w:after="0" w:line="240" w:lineRule="auto"/>
+            </w:pPr>
+            <w:r>
+              <w:rPr>
+                <w:rFonts w:ascii="Consolas" w:hAnsi="Consolas" w:eastAsia="Consolas"/>
+                <w:color w:val="1F2933"/>
+                <w:sz w:val="19"/>
+              </w:rPr>
+              <w:t>// Java escoge cuál usar mirando cuántos datos le mandas y de qué tipo son.</w:t>
+            </w:r>
+          </w:p>
+          <w:p>
+            <w:pPr>
+              <w:keepNext w:val="0"/>
+              <w:spacing w:after="0" w:line="240" w:lineRule="auto"/>
+            </w:pPr>
+            <w:r>
+              <w:rPr>
+                <w:rFonts w:ascii="Consolas" w:hAnsi="Consolas" w:eastAsia="Consolas"/>
+                <w:color w:val="1F2933"/>
+                <w:sz w:val="19"/>
+              </w:rPr>
+              <w:t>public class Calculadora {</w:t>
+            </w:r>
+          </w:p>
+          <w:p>
+            <w:pPr>
+              <w:keepNext w:val="0"/>
+              <w:spacing w:after="0" w:line="240" w:lineRule="auto"/>
+            </w:pPr>
+            <w:r>
+              <w:rPr>
+                <w:rFonts w:ascii="Consolas" w:hAnsi="Consolas" w:eastAsia="Consolas"/>
+                <w:color w:val="1F2933"/>
+                <w:sz w:val="19"/>
+              </w:rPr>
+              <w:t xml:space="preserve"> </w:t>
+            </w:r>
+          </w:p>
+          <w:p>
+            <w:pPr>
+              <w:keepNext w:val="0"/>
+              <w:spacing w:after="0" w:line="240" w:lineRule="auto"/>
+            </w:pPr>
+            <w:r>
+              <w:rPr>
+                <w:rFonts w:ascii="Consolas" w:hAnsi="Consolas" w:eastAsia="Consolas"/>
+                <w:color w:val="1F2933"/>
+                <w:sz w:val="19"/>
+              </w:rPr>
+              <w:t xml:space="preserve">    // sumar con dos números enteros.</w:t>
+            </w:r>
+          </w:p>
+          <w:p>
+            <w:pPr>
+              <w:keepNext w:val="0"/>
+              <w:spacing w:after="0" w:line="240" w:lineRule="auto"/>
+            </w:pPr>
+            <w:r>
+              <w:rPr>
+                <w:rFonts w:ascii="Consolas" w:hAnsi="Consolas" w:eastAsia="Consolas"/>
+                <w:color w:val="1F2933"/>
+                <w:sz w:val="19"/>
+              </w:rPr>
+              <w:t xml:space="preserve">    // Ejemplo: sumar(2, 3) devuelve 5.</w:t>
+            </w:r>
+          </w:p>
+          <w:p>
+            <w:pPr>
+              <w:keepNext w:val="0"/>
+              <w:spacing w:after="0" w:line="240" w:lineRule="auto"/>
+            </w:pPr>
+            <w:r>
+              <w:rPr>
+                <w:rFonts w:ascii="Consolas" w:hAnsi="Consolas" w:eastAsia="Consolas"/>
+                <w:color w:val="1F2933"/>
+                <w:sz w:val="19"/>
+              </w:rPr>
+              <w:t xml:space="preserve">    public int sumar(int a, int b) {</w:t>
+            </w:r>
+          </w:p>
+          <w:p>
+            <w:pPr>
+              <w:keepNext w:val="0"/>
+              <w:spacing w:after="0" w:line="240" w:lineRule="auto"/>
+            </w:pPr>
+            <w:r>
+              <w:rPr>
+                <w:rFonts w:ascii="Consolas" w:hAnsi="Consolas" w:eastAsia="Consolas"/>
+                <w:color w:val="1F2933"/>
+                <w:sz w:val="19"/>
+              </w:rPr>
+              <w:t xml:space="preserve">        return a + b;</w:t>
+            </w:r>
+          </w:p>
+          <w:p>
+            <w:pPr>
+              <w:keepNext w:val="0"/>
+              <w:spacing w:after="0" w:line="240" w:lineRule="auto"/>
+            </w:pPr>
+            <w:r>
+              <w:rPr>
+                <w:rFonts w:ascii="Consolas" w:hAnsi="Consolas" w:eastAsia="Consolas"/>
+                <w:color w:val="1F2933"/>
+                <w:sz w:val="19"/>
+              </w:rPr>
+              <w:t xml:space="preserve">    }</w:t>
+            </w:r>
+          </w:p>
+          <w:p>
+            <w:pPr>
+              <w:keepNext w:val="0"/>
+              <w:spacing w:after="0" w:line="240" w:lineRule="auto"/>
+            </w:pPr>
+            <w:r>
+              <w:rPr>
+                <w:rFonts w:ascii="Consolas" w:hAnsi="Consolas" w:eastAsia="Consolas"/>
+                <w:color w:val="1F2933"/>
+                <w:sz w:val="19"/>
+              </w:rPr>
+              <w:t xml:space="preserve"> </w:t>
+            </w:r>
+          </w:p>
+          <w:p>
+            <w:pPr>
+              <w:keepNext w:val="0"/>
+              <w:spacing w:after="0" w:line="240" w:lineRule="auto"/>
+            </w:pPr>
+            <w:r>
+              <w:rPr>
+                <w:rFonts w:ascii="Consolas" w:hAnsi="Consolas" w:eastAsia="Consolas"/>
+                <w:color w:val="1F2933"/>
+                <w:sz w:val="19"/>
+              </w:rPr>
+              <w:t xml:space="preserve">    // sumar con tres números enteros. Se llama igual que el anterior, pero recibe un dato</w:t>
+            </w:r>
+          </w:p>
+          <w:p>
+            <w:pPr>
+              <w:keepNext w:val="0"/>
+              <w:spacing w:after="0" w:line="240" w:lineRule="auto"/>
+            </w:pPr>
+            <w:r>
+              <w:rPr>
+                <w:rFonts w:ascii="Consolas" w:hAnsi="Consolas" w:eastAsia="Consolas"/>
+                <w:color w:val="1F2933"/>
+                <w:sz w:val="19"/>
+              </w:rPr>
+              <w:t xml:space="preserve">    // más.</w:t>
+            </w:r>
+          </w:p>
+          <w:p>
+            <w:pPr>
+              <w:keepNext w:val="0"/>
+              <w:spacing w:after="0" w:line="240" w:lineRule="auto"/>
+            </w:pPr>
+            <w:r>
+              <w:rPr>
+                <w:rFonts w:ascii="Consolas" w:hAnsi="Consolas" w:eastAsia="Consolas"/>
+                <w:color w:val="1F2933"/>
+                <w:sz w:val="19"/>
+              </w:rPr>
+              <w:t xml:space="preserve">    // Ejemplo: sumar(2, 3, 4) devuelve 9.</w:t>
+            </w:r>
+          </w:p>
+          <w:p>
+            <w:pPr>
+              <w:keepNext w:val="0"/>
+              <w:spacing w:after="0" w:line="240" w:lineRule="auto"/>
+            </w:pPr>
+            <w:r>
+              <w:rPr>
+                <w:rFonts w:ascii="Consolas" w:hAnsi="Consolas" w:eastAsia="Consolas"/>
+                <w:color w:val="1F2933"/>
+                <w:sz w:val="19"/>
+              </w:rPr>
+              <w:t xml:space="preserve">    public int sumar(int a, int b, int c) {</w:t>
+            </w:r>
+          </w:p>
+          <w:p>
+            <w:pPr>
+              <w:keepNext w:val="0"/>
+              <w:spacing w:after="0" w:line="240" w:lineRule="auto"/>
+            </w:pPr>
+            <w:r>
+              <w:rPr>
+                <w:rFonts w:ascii="Consolas" w:hAnsi="Consolas" w:eastAsia="Consolas"/>
+                <w:color w:val="1F2933"/>
+                <w:sz w:val="19"/>
+              </w:rPr>
+              <w:t xml:space="preserve">        return a + b + c;</w:t>
+            </w:r>
+          </w:p>
+          <w:p>
+            <w:pPr>
+              <w:keepNext w:val="0"/>
+              <w:spacing w:after="0" w:line="240" w:lineRule="auto"/>
+            </w:pPr>
+            <w:r>
+              <w:rPr>
+                <w:rFonts w:ascii="Consolas" w:hAnsi="Consolas" w:eastAsia="Consolas"/>
+                <w:color w:val="1F2933"/>
+                <w:sz w:val="19"/>
+              </w:rPr>
+              <w:t xml:space="preserve">    }</w:t>
+            </w:r>
+          </w:p>
+          <w:p>
+            <w:pPr>
+              <w:keepNext w:val="0"/>
+              <w:spacing w:after="0" w:line="240" w:lineRule="auto"/>
+            </w:pPr>
+            <w:r>
+              <w:rPr>
+                <w:rFonts w:ascii="Consolas" w:hAnsi="Consolas" w:eastAsia="Consolas"/>
+                <w:color w:val="1F2933"/>
+                <w:sz w:val="19"/>
+              </w:rPr>
+              <w:t xml:space="preserve"> </w:t>
+            </w:r>
+          </w:p>
+          <w:p>
+            <w:pPr>
+              <w:keepNext w:val="0"/>
+              <w:spacing w:after="0" w:line="240" w:lineRule="auto"/>
+            </w:pPr>
+            <w:r>
+              <w:rPr>
+                <w:rFonts w:ascii="Consolas" w:hAnsi="Consolas" w:eastAsia="Consolas"/>
+                <w:color w:val="1F2933"/>
+                <w:sz w:val="19"/>
+              </w:rPr>
+              <w:t xml:space="preserve">    // sumar con dos números con decimales. Mismo nombre, pero el tipo de dato es double.</w:t>
+            </w:r>
+          </w:p>
+          <w:p>
+            <w:pPr>
+              <w:keepNext w:val="0"/>
+              <w:spacing w:after="0" w:line="240" w:lineRule="auto"/>
+            </w:pPr>
+            <w:r>
+              <w:rPr>
+                <w:rFonts w:ascii="Consolas" w:hAnsi="Consolas" w:eastAsia="Consolas"/>
+                <w:color w:val="1F2933"/>
+                <w:sz w:val="19"/>
+              </w:rPr>
+              <w:t xml:space="preserve">    // Ejemplo: sumar(2.5, 1.5) devuelve 4.0.</w:t>
+            </w:r>
+          </w:p>
+          <w:p>
+            <w:pPr>
+              <w:keepNext w:val="0"/>
+              <w:spacing w:after="0" w:line="240" w:lineRule="auto"/>
+            </w:pPr>
+            <w:r>
+              <w:rPr>
+                <w:rFonts w:ascii="Consolas" w:hAnsi="Consolas" w:eastAsia="Consolas"/>
+                <w:color w:val="1F2933"/>
+                <w:sz w:val="19"/>
+              </w:rPr>
+              <w:t xml:space="preserve">    public double sumar(double a, double b) {</w:t>
+            </w:r>
+          </w:p>
+          <w:p>
+            <w:pPr>
+              <w:keepNext/>
+              <w:spacing w:after="0" w:line="240" w:lineRule="auto"/>
+            </w:pPr>
+            <w:r>
+              <w:rPr>
+                <w:rFonts w:ascii="Consolas" w:hAnsi="Consolas" w:eastAsia="Consolas"/>
+                <w:color w:val="1F2933"/>
+                <w:sz w:val="19"/>
+              </w:rPr>
+              <w:t xml:space="preserve">        return a + b;</w:t>
+            </w:r>
+          </w:p>
+          <w:p>
+            <w:pPr>
+              <w:keepNext/>
+              <w:spacing w:after="0" w:line="240" w:lineRule="auto"/>
+            </w:pPr>
+            <w:r>
+              <w:rPr>
+                <w:rFonts w:ascii="Consolas" w:hAnsi="Consolas" w:eastAsia="Consolas"/>
+                <w:color w:val="1F2933"/>
+                <w:sz w:val="19"/>
+              </w:rPr>
+              <w:t xml:space="preserve">    }</w:t>
+            </w:r>
+          </w:p>
+          <w:p>
+            <w:pPr>
+              <w:keepNext/>
+              <w:spacing w:after="0" w:line="240" w:lineRule="auto"/>
+            </w:pPr>
+            <w:r>
+              <w:rPr>
+                <w:rFonts w:ascii="Consolas" w:hAnsi="Consolas" w:eastAsia="Consolas"/>
+                <w:color w:val="1F2933"/>
+                <w:sz w:val="19"/>
+              </w:rPr>
+              <w:t>}</w:t>
+            </w:r>
+          </w:p>
+        </w:tc>
+      </w:tr>
+    </w:tbl>
+    <w:p>
+      <w:pPr>
+        <w:spacing w:after="40"/>
+      </w:pPr>
+    </w:p>
+    <w:p>
+      <w:pPr>
+        <w:keepNext/>
+      </w:pPr>
+      <w:r>
+        <w:rPr>
+          <w:b w:val="0"/>
+        </w:rPr>
+        <w:t xml:space="preserve">Los tres se llaman </w:t>
+      </w:r>
+      <w:r>
+        <w:rPr>
+          <w:rFonts w:ascii="Consolas" w:hAnsi="Consolas" w:eastAsia="Consolas"/>
+          <w:color w:val="003D7A"/>
+        </w:rPr>
+        <w:t>sumar</w:t>
+      </w:r>
+      <w:r>
+        <w:rPr>
+          <w:b w:val="0"/>
+        </w:rPr>
+        <w:t xml:space="preserve">. Java escoge cuál usar mirando cuántos datos le mandas y de qué tipo son: con dos enteros usa el primero, con tres enteros el segundo y con dos números con decimales el tercero. Así se llaman desde </w:t>
+      </w:r>
+      <w:r>
+        <w:rPr>
+          <w:rFonts w:ascii="Consolas" w:hAnsi="Consolas" w:eastAsia="Consolas"/>
+          <w:color w:val="003D7A"/>
+        </w:rPr>
+        <w:t>App</w:t>
+      </w:r>
+      <w:r>
+        <w:rPr>
+          <w:b w:val="0"/>
+        </w:rPr>
+        <w:t>, y esto es lo que sale en consola:</w:t>
       </w:r>
     </w:p>
     <w:tbl>
@@ -4506,7 +5175,7 @@
                 <w:color w:val="1F2933"/>
                 <w:sz w:val="19"/>
               </w:rPr>
-              <w:t>List&lt;Animal&gt; animales = List.of(new Perro("Firulais"), new Gato("Michi"));</w:t>
+              <w:t>Calculadora calculadora = new Calculadora();</w:t>
             </w:r>
           </w:p>
           <w:p>
@@ -4520,7 +5189,7 @@
                 <w:color w:val="1F2933"/>
                 <w:sz w:val="19"/>
               </w:rPr>
-              <w:t>for (Animal animal : animales) {</w:t>
+              <w:t>System.out.println("sumar(2, 3) = " + calculadora.sumar(2, 3));</w:t>
             </w:r>
           </w:p>
           <w:p>
@@ -4534,7 +5203,7 @@
                 <w:color w:val="1F2933"/>
                 <w:sz w:val="19"/>
               </w:rPr>
-              <w:t xml:space="preserve">    System.out.println(animal.getNombre() + " dice " + animal.hacerSonido());</w:t>
+              <w:t>System.out.println("sumar(2, 3, 4) = " + calculadora.sumar(2, 3, 4));</w:t>
             </w:r>
           </w:p>
           <w:p>
@@ -4548,7 +5217,106 @@
                 <w:color w:val="1F2933"/>
                 <w:sz w:val="19"/>
               </w:rPr>
-              <w:t>}</w:t>
+              <w:t>System.out.println("sumar(2.5, 1.5) = " + calculadora.sumar(2.5, 1.5));</w:t>
+            </w:r>
+          </w:p>
+        </w:tc>
+      </w:tr>
+    </w:tbl>
+    <w:p>
+      <w:pPr>
+        <w:spacing w:after="40"/>
+      </w:pPr>
+    </w:p>
+    <w:tbl>
+      <w:tblPr>
+        <w:tblW w:type="auto" w:w="0"/>
+        <w:jc w:val="center"/>
+        <w:tblLook w:firstColumn="1" w:firstRow="1" w:lastColumn="0" w:lastRow="0" w:noHBand="0" w:noVBand="1" w:val="04A0"/>
+      </w:tblPr>
+      <w:tblGrid>
+        <w:gridCol w:w="9632"/>
+      </w:tblGrid>
+      <w:tr>
+        <w:trPr>
+          <w:cantSplit/>
+        </w:trPr>
+        <w:tc>
+          <w:tcPr>
+            <w:tcW w:type="dxa" w:w="9632"/>
+            <w:shd w:val="clear" w:color="auto" w:fill="F2F5F9"/>
+            <w:tcBorders>
+              <w:top w:val="nil"/>
+              <w:left w:val="single" w:sz="18" w:color="0072BC"/>
+              <w:bottom w:val="nil"/>
+              <w:right w:val="nil"/>
+            </w:tcBorders>
+          </w:tcPr>
+          <w:p>
+            <w:r/>
+            <w:r>
+              <w:rPr>
+                <w:b/>
+                <w:color w:val="52606D"/>
+                <w:sz w:val="18"/>
+              </w:rPr>
+              <w:t>Salida real de gradle run</w:t>
+            </w:r>
+          </w:p>
+          <w:p>
+            <w:pPr>
+              <w:keepNext/>
+              <w:spacing w:after="0" w:line="240" w:lineRule="auto"/>
+            </w:pPr>
+            <w:r>
+              <w:rPr>
+                <w:rFonts w:ascii="Consolas" w:hAnsi="Consolas" w:eastAsia="Consolas"/>
+                <w:color w:val="1F2933"/>
+                <w:sz w:val="19"/>
+              </w:rPr>
+              <w:t>===== 7. Polimorfismo: metodos sobrecargados =====</w:t>
+            </w:r>
+          </w:p>
+          <w:p>
+            <w:pPr>
+              <w:keepNext/>
+              <w:spacing w:after="0" w:line="240" w:lineRule="auto"/>
+            </w:pPr>
+            <w:r>
+              <w:rPr>
+                <w:rFonts w:ascii="Consolas" w:hAnsi="Consolas" w:eastAsia="Consolas"/>
+                <w:color w:val="1F2933"/>
+                <w:sz w:val="19"/>
+              </w:rPr>
+              <w:t>sumar(2, 3) = 5</w:t>
+            </w:r>
+          </w:p>
+          <w:p>
+            <w:pPr>
+              <w:keepNext/>
+              <w:spacing w:after="0" w:line="240" w:lineRule="auto"/>
+            </w:pPr>
+            <w:r>
+              <w:rPr>
+                <w:rFonts w:ascii="Consolas" w:hAnsi="Consolas" w:eastAsia="Consolas"/>
+                <w:color w:val="1F2933"/>
+                <w:sz w:val="19"/>
+              </w:rPr>
+              <w:t>sumar(2, 3, 4) = 9</w:t>
+            </w:r>
+          </w:p>
+          <w:p>
+            <w:pPr>
+              <w:keepNext/>
+              <w:spacing w:after="0" w:line="240" w:lineRule="auto"/>
+            </w:pPr>
+            <w:r>
+              <w:rPr>
+                <w:rFonts w:ascii="Consolas" w:hAnsi="Consolas" w:eastAsia="Consolas"/>
+                <w:color w:val="1F2933"/>
+                <w:sz w:val="19"/>
+              </w:rPr>
+              <w:t>sumar(2.5, 1.5) = 4.0</w:t>
             </w:r>
           </w:p>
         </w:tc>
@@ -4564,60 +5332,403 @@
         <w:rPr>
           <w:b w:val="0"/>
         </w:rPr>
-        <w:t xml:space="preserve">La salida es </w:t>
+        <w:t xml:space="preserve">Si llamas </w:t>
       </w:r>
       <w:r>
         <w:rPr>
           <w:rFonts w:ascii="Consolas" w:hAnsi="Consolas" w:eastAsia="Consolas"/>
           <w:color w:val="003D7A"/>
         </w:rPr>
-        <w:t>Firulais dice Guau</w:t>
+        <w:t>sumar("dos", "tres")</w:t>
       </w:r>
       <w:r>
         <w:rPr>
           <w:b w:val="0"/>
         </w:rPr>
-        <w:t xml:space="preserve"> y </w:t>
+        <w:t xml:space="preserve">, Java no encuentra ningún </w:t>
       </w:r>
       <w:r>
         <w:rPr>
           <w:rFonts w:ascii="Consolas" w:hAnsi="Consolas" w:eastAsia="Consolas"/>
           <w:color w:val="003D7A"/>
         </w:rPr>
-        <w:t>Michi dice Miau</w:t>
+        <w:t>sumar</w:t>
       </w:r>
       <w:r>
         <w:rPr>
           <w:b w:val="0"/>
         </w:rPr>
-        <w:t xml:space="preserve">. El </w:t>
+        <w:t xml:space="preserve"> que reciba textos y no compila: </w:t>
       </w:r>
       <w:r>
         <w:rPr>
           <w:rFonts w:ascii="Consolas" w:hAnsi="Consolas" w:eastAsia="Consolas"/>
           <w:color w:val="003D7A"/>
         </w:rPr>
-        <w:t>for-each</w:t>
+        <w:t>no suitable method found for sumar(String,String)</w:t>
       </w:r>
       <w:r>
         <w:rPr>
           <w:b w:val="0"/>
         </w:rPr>
-        <w:t xml:space="preserve"> no pregunta si es perro o gato; solo sabe que es un </w:t>
-      </w:r>
-      <w:r>
-        <w:rPr>
-          <w:rFonts w:ascii="Consolas" w:hAnsi="Consolas" w:eastAsia="Consolas"/>
-          <w:color w:val="003D7A"/>
-        </w:rPr>
-        <w:t>Animal</w:t>
-      </w:r>
+        <w:t>.</w:t>
+      </w:r>
+    </w:p>
+    <w:p>
+      <w:pPr>
+        <w:keepNext/>
+      </w:pPr>
       <w:r>
         <w:rPr>
           <w:b w:val="0"/>
         </w:rPr>
-        <w:t>. Esto se usa muchísimo en automatización: por ejemplo, varias páginas web distintas que heredan de una misma página base.</w:t>
-      </w:r>
+        <w:t>Ojo, que los nombres se parecen. Sobrescribir y sobrecargar no son lo mismo:</w:t>
+      </w:r>
+    </w:p>
+    <w:tbl>
+      <w:tblPr>
+        <w:tblW w:type="auto" w:w="0"/>
+        <w:jc w:val="center"/>
+        <w:tblLook w:firstColumn="1" w:firstRow="1" w:lastColumn="0" w:lastRow="0" w:noHBand="0" w:noVBand="1" w:val="04A0"/>
+      </w:tblPr>
+      <w:tblGrid>
+        <w:gridCol w:w="3211"/>
+        <w:gridCol w:w="3211"/>
+        <w:gridCol w:w="3211"/>
+      </w:tblGrid>
+      <w:tr>
+        <w:trPr>
+          <w:cantSplit/>
+        </w:trPr>
+        <w:tc>
+          <w:tcPr>
+            <w:tcW w:type="dxa" w:w="1474"/>
+            <w:shd w:val="clear" w:color="auto" w:fill="003D7A"/>
+            <w:tcBorders>
+              <w:top w:val="single" w:sz="6" w:color="D0D7DE"/>
+              <w:left w:val="single" w:sz="6" w:color="D0D7DE"/>
+              <w:bottom w:val="single" w:sz="6" w:color="D0D7DE"/>
+              <w:right w:val="single" w:sz="6" w:color="D0D7DE"/>
+            </w:tcBorders>
+          </w:tcPr>
+          <w:p>
+            <w:pPr>
+              <w:keepNext/>
+            </w:pPr>
+          </w:p>
+        </w:tc>
+        <w:tc>
+          <w:tcPr>
+            <w:tcW w:type="dxa" w:w="3798"/>
+            <w:shd w:val="clear" w:color="auto" w:fill="003D7A"/>
+            <w:tcBorders>
+              <w:top w:val="single" w:sz="6" w:color="D0D7DE"/>
+              <w:left w:val="single" w:sz="6" w:color="D0D7DE"/>
+              <w:bottom w:val="single" w:sz="6" w:color="D0D7DE"/>
+              <w:right w:val="single" w:sz="6" w:color="D0D7DE"/>
+            </w:tcBorders>
+          </w:tcPr>
+          <w:p>
+            <w:pPr>
+              <w:keepNext/>
+            </w:pPr>
+            <w:r>
+              <w:rPr>
+                <w:b/>
+                <w:color w:val="FFFFFF"/>
+                <w:sz w:val="20"/>
+              </w:rPr>
+              <w:t>Sobrescribir</w:t>
+            </w:r>
+          </w:p>
+        </w:tc>
+        <w:tc>
+          <w:tcPr>
+            <w:tcW w:type="dxa" w:w="3798"/>
+            <w:shd w:val="clear" w:color="auto" w:fill="003D7A"/>
+            <w:tcBorders>
+              <w:top w:val="single" w:sz="6" w:color="D0D7DE"/>
+              <w:left w:val="single" w:sz="6" w:color="D0D7DE"/>
+              <w:bottom w:val="single" w:sz="6" w:color="D0D7DE"/>
+              <w:right w:val="single" w:sz="6" w:color="D0D7DE"/>
+            </w:tcBorders>
+          </w:tcPr>
+          <w:p>
+            <w:pPr>
+              <w:keepNext/>
+            </w:pPr>
+            <w:r>
+              <w:rPr>
+                <w:b/>
+                <w:color w:val="FFFFFF"/>
+                <w:sz w:val="20"/>
+              </w:rPr>
+              <w:t>Sobrecargar</w:t>
+            </w:r>
+          </w:p>
+        </w:tc>
+      </w:tr>
+      <w:tr>
+        <w:trPr>
+          <w:cantSplit/>
+        </w:trPr>
+        <w:tc>
+          <w:tcPr>
+            <w:tcW w:type="dxa" w:w="1474"/>
+            <w:tcBorders>
+              <w:top w:val="single" w:sz="6" w:color="D0D7DE"/>
+              <w:left w:val="single" w:sz="6" w:color="D0D7DE"/>
+              <w:bottom w:val="single" w:sz="6" w:color="D0D7DE"/>
+              <w:right w:val="single" w:sz="6" w:color="D0D7DE"/>
+            </w:tcBorders>
+          </w:tcPr>
+          <w:p>
+            <w:pPr>
+              <w:keepNext/>
+            </w:pPr>
+            <w:r>
+              <w:rPr>
+                <w:b w:val="0"/>
+                <w:sz w:val="20"/>
+              </w:rPr>
+              <w:t>Qué es</w:t>
+            </w:r>
+          </w:p>
+        </w:tc>
+        <w:tc>
+          <w:tcPr>
+            <w:tcW w:type="dxa" w:w="3798"/>
+            <w:tcBorders>
+              <w:top w:val="single" w:sz="6" w:color="D0D7DE"/>
+              <w:left w:val="single" w:sz="6" w:color="D0D7DE"/>
+              <w:bottom w:val="single" w:sz="6" w:color="D0D7DE"/>
+              <w:right w:val="single" w:sz="6" w:color="D0D7DE"/>
+            </w:tcBorders>
+          </w:tcPr>
+          <w:p>
+            <w:pPr>
+              <w:keepNext/>
+            </w:pPr>
+            <w:r>
+              <w:rPr>
+                <w:b w:val="0"/>
+                <w:sz w:val="20"/>
+              </w:rPr>
+              <w:t>La clase hija cambia un método que viene del padre</w:t>
+            </w:r>
+          </w:p>
+        </w:tc>
+        <w:tc>
+          <w:tcPr>
+            <w:tcW w:type="dxa" w:w="3798"/>
+            <w:tcBorders>
+              <w:top w:val="single" w:sz="6" w:color="D0D7DE"/>
+              <w:left w:val="single" w:sz="6" w:color="D0D7DE"/>
+              <w:bottom w:val="single" w:sz="6" w:color="D0D7DE"/>
+              <w:right w:val="single" w:sz="6" w:color="D0D7DE"/>
+            </w:tcBorders>
+          </w:tcPr>
+          <w:p>
+            <w:pPr>
+              <w:keepNext/>
+            </w:pPr>
+            <w:r>
+              <w:rPr>
+                <w:b w:val="0"/>
+                <w:sz w:val="20"/>
+              </w:rPr>
+              <w:t>Varios métodos con el mismo nombre y datos distintos</w:t>
+            </w:r>
+          </w:p>
+        </w:tc>
+      </w:tr>
+      <w:tr>
+        <w:trPr>
+          <w:cantSplit/>
+        </w:trPr>
+        <w:tc>
+          <w:tcPr>
+            <w:tcW w:type="dxa" w:w="1474"/>
+            <w:shd w:val="clear" w:color="auto" w:fill="F2F5F9"/>
+            <w:tcBorders>
+              <w:top w:val="single" w:sz="6" w:color="D0D7DE"/>
+              <w:left w:val="single" w:sz="6" w:color="D0D7DE"/>
+              <w:bottom w:val="single" w:sz="6" w:color="D0D7DE"/>
+              <w:right w:val="single" w:sz="6" w:color="D0D7DE"/>
+            </w:tcBorders>
+          </w:tcPr>
+          <w:p>
+            <w:pPr>
+              <w:keepNext/>
+            </w:pPr>
+            <w:r>
+              <w:rPr>
+                <w:b w:val="0"/>
+                <w:sz w:val="20"/>
+              </w:rPr>
+              <w:t>Dónde</w:t>
+            </w:r>
+          </w:p>
+        </w:tc>
+        <w:tc>
+          <w:tcPr>
+            <w:tcW w:type="dxa" w:w="3798"/>
+            <w:shd w:val="clear" w:color="auto" w:fill="F2F5F9"/>
+            <w:tcBorders>
+              <w:top w:val="single" w:sz="6" w:color="D0D7DE"/>
+              <w:left w:val="single" w:sz="6" w:color="D0D7DE"/>
+              <w:bottom w:val="single" w:sz="6" w:color="D0D7DE"/>
+              <w:right w:val="single" w:sz="6" w:color="D0D7DE"/>
+            </w:tcBorders>
+          </w:tcPr>
+          <w:p>
+            <w:pPr>
+              <w:keepNext/>
+            </w:pPr>
+            <w:r>
+              <w:rPr>
+                <w:b w:val="0"/>
+                <w:sz w:val="20"/>
+              </w:rPr>
+              <w:t xml:space="preserve">En la clase hija, con </w:t>
+            </w:r>
+            <w:r>
+              <w:rPr>
+                <w:rFonts w:ascii="Consolas" w:hAnsi="Consolas" w:eastAsia="Consolas"/>
+                <w:color w:val="003D7A"/>
+                <w:sz w:val="20"/>
+              </w:rPr>
+              <w:t>@Override</w:t>
+            </w:r>
+          </w:p>
+        </w:tc>
+        <w:tc>
+          <w:tcPr>
+            <w:tcW w:type="dxa" w:w="3798"/>
+            <w:shd w:val="clear" w:color="auto" w:fill="F2F5F9"/>
+            <w:tcBorders>
+              <w:top w:val="single" w:sz="6" w:color="D0D7DE"/>
+              <w:left w:val="single" w:sz="6" w:color="D0D7DE"/>
+              <w:bottom w:val="single" w:sz="6" w:color="D0D7DE"/>
+              <w:right w:val="single" w:sz="6" w:color="D0D7DE"/>
+            </w:tcBorders>
+          </w:tcPr>
+          <w:p>
+            <w:pPr>
+              <w:keepNext/>
+            </w:pPr>
+            <w:r>
+              <w:rPr>
+                <w:b w:val="0"/>
+                <w:sz w:val="20"/>
+              </w:rPr>
+              <w:t>En la misma clase</w:t>
+            </w:r>
+          </w:p>
+        </w:tc>
+      </w:tr>
+      <w:tr>
+        <w:trPr>
+          <w:cantSplit/>
+        </w:trPr>
+        <w:tc>
+          <w:tcPr>
+            <w:tcW w:type="dxa" w:w="1474"/>
+            <w:tcBorders>
+              <w:top w:val="single" w:sz="6" w:color="D0D7DE"/>
+              <w:left w:val="single" w:sz="6" w:color="D0D7DE"/>
+              <w:bottom w:val="single" w:sz="6" w:color="D0D7DE"/>
+              <w:right w:val="single" w:sz="6" w:color="D0D7DE"/>
+            </w:tcBorders>
+          </w:tcPr>
+          <w:p>
+            <w:r>
+              <w:rPr>
+                <w:b w:val="0"/>
+                <w:sz w:val="20"/>
+              </w:rPr>
+              <w:t>Ejemplo</w:t>
+            </w:r>
+          </w:p>
+        </w:tc>
+        <w:tc>
+          <w:tcPr>
+            <w:tcW w:type="dxa" w:w="3798"/>
+            <w:tcBorders>
+              <w:top w:val="single" w:sz="6" w:color="D0D7DE"/>
+              <w:left w:val="single" w:sz="6" w:color="D0D7DE"/>
+              <w:bottom w:val="single" w:sz="6" w:color="D0D7DE"/>
+              <w:right w:val="single" w:sz="6" w:color="D0D7DE"/>
+            </w:tcBorders>
+          </w:tcPr>
+          <w:p>
+            <w:r>
+              <w:rPr>
+                <w:rFonts w:ascii="Consolas" w:hAnsi="Consolas" w:eastAsia="Consolas"/>
+                <w:color w:val="003D7A"/>
+                <w:sz w:val="20"/>
+              </w:rPr>
+              <w:t>hacerSonido()</w:t>
+            </w:r>
+            <w:r>
+              <w:rPr>
+                <w:b w:val="0"/>
+                <w:sz w:val="20"/>
+              </w:rPr>
+              <w:t xml:space="preserve"> en </w:t>
+            </w:r>
+            <w:r>
+              <w:rPr>
+                <w:rFonts w:ascii="Consolas" w:hAnsi="Consolas" w:eastAsia="Consolas"/>
+                <w:color w:val="003D7A"/>
+                <w:sz w:val="20"/>
+              </w:rPr>
+              <w:t>Perro</w:t>
+            </w:r>
+          </w:p>
+        </w:tc>
+        <w:tc>
+          <w:tcPr>
+            <w:tcW w:type="dxa" w:w="3798"/>
+            <w:tcBorders>
+              <w:top w:val="single" w:sz="6" w:color="D0D7DE"/>
+              <w:left w:val="single" w:sz="6" w:color="D0D7DE"/>
+              <w:bottom w:val="single" w:sz="6" w:color="D0D7DE"/>
+              <w:right w:val="single" w:sz="6" w:color="D0D7DE"/>
+            </w:tcBorders>
+          </w:tcPr>
+          <w:p>
+            <w:r>
+              <w:rPr>
+                <w:rFonts w:ascii="Consolas" w:hAnsi="Consolas" w:eastAsia="Consolas"/>
+                <w:color w:val="003D7A"/>
+                <w:sz w:val="20"/>
+              </w:rPr>
+              <w:t>sumar</w:t>
+            </w:r>
+            <w:r>
+              <w:rPr>
+                <w:b w:val="0"/>
+                <w:sz w:val="20"/>
+              </w:rPr>
+              <w:t xml:space="preserve"> en </w:t>
+            </w:r>
+            <w:r>
+              <w:rPr>
+                <w:rFonts w:ascii="Consolas" w:hAnsi="Consolas" w:eastAsia="Consolas"/>
+                <w:color w:val="003D7A"/>
+                <w:sz w:val="20"/>
+              </w:rPr>
+              <w:t>Calculadora</w:t>
+            </w:r>
+          </w:p>
+        </w:tc>
+      </w:tr>
+    </w:tbl>
+    <w:p>
+      <w:pPr>
+        <w:spacing w:after="40"/>
+      </w:pPr>
     </w:p>
     <w:p>
       <w:pPr>
@@ -4955,6 +6066,19 @@
         <w:rPr>
           <w:b w:val="0"/>
         </w:rPr>
+        <w:t xml:space="preserve">, debajo de </w:t>
+      </w:r>
+      <w:r>
+        <w:rPr>
+          <w:rFonts w:ascii="Consolas" w:hAnsi="Consolas" w:eastAsia="Consolas"/>
+          <w:color w:val="003D7A"/>
+        </w:rPr>
+        <w:t>cuenta.depositar(100000);</w:t>
+      </w:r>
+      <w:r>
+        <w:rPr>
+          <w:b w:val="0"/>
+        </w:rPr>
         <w:t xml:space="preserve">, agrega la línea </w:t>
       </w:r>
       <w:r>
@@ -5044,7 +6168,7 @@
                 <w:color w:val="1F2933"/>
                 <w:sz w:val="19"/>
               </w:rPr>
-              <w:t>...\App.java:66: error: saldo has private access in CuentaBancaria</w:t>
+              <w:t>...\App.java:67: error: saldo has private access in CuentaBancaria</w:t>
             </w:r>
           </w:p>
           <w:p>
@@ -5280,33 +6404,33 @@
         <w:rPr>
           <w:b w:val="0"/>
         </w:rPr>
-        <w:t xml:space="preserve">Agrega un tercer animal, por ejemplo </w:t>
+        <w:t xml:space="preserve">Agrega a </w:t>
       </w:r>
       <w:r>
         <w:rPr>
           <w:rFonts w:ascii="Consolas" w:hAnsi="Consolas" w:eastAsia="Consolas"/>
           <w:color w:val="003D7A"/>
         </w:rPr>
-        <w:t>Vaca</w:t>
+        <w:t>Calculadora</w:t>
       </w:r>
       <w:r>
         <w:rPr>
           <w:b w:val="0"/>
         </w:rPr>
-        <w:t xml:space="preserve">, que herede de </w:t>
+        <w:t xml:space="preserve"> un </w:t>
       </w:r>
       <w:r>
         <w:rPr>
           <w:rFonts w:ascii="Consolas" w:hAnsi="Consolas" w:eastAsia="Consolas"/>
           <w:color w:val="003D7A"/>
         </w:rPr>
-        <w:t>Animal</w:t>
+        <w:t>sumar</w:t>
       </w:r>
       <w:r>
         <w:rPr>
           <w:b w:val="0"/>
         </w:rPr>
-        <w:t xml:space="preserve">, y súmalo a la lista de </w:t>
+        <w:t xml:space="preserve"> que reciba cuatro enteros, llámalo desde </w:t>
       </w:r>
       <w:r>
         <w:rPr>
@@ -5319,7 +6443,20 @@
         <w:rPr>
           <w:b w:val="0"/>
         </w:rPr>
-        <w:t>.</w:t>
+        <w:t xml:space="preserve"> con </w:t>
+      </w:r>
+      <w:r>
+        <w:rPr>
+          <w:rFonts w:ascii="Consolas" w:hAnsi="Consolas" w:eastAsia="Consolas"/>
+          <w:color w:val="003D7A"/>
+        </w:rPr>
+        <w:t>sumar(1, 2, 3, 4)</w:t>
+      </w:r>
+      <w:r>
+        <w:rPr>
+          <w:b w:val="0"/>
+        </w:rPr>
+        <w:t xml:space="preserve"> y revisa que salga 10.</w:t>
       </w:r>
     </w:p>
     <w:p>
@@ -5847,7 +6984,7 @@
                 <w:b w:val="0"/>
                 <w:sz w:val="20"/>
               </w:rPr>
-              <w:t>Marca un método que cambia lo que hacía el método del padre.</w:t>
+              <w:t>Marca un método que cambia lo que hacía el método del padre (sobrescribir).</w:t>
             </w:r>
           </w:p>
         </w:tc>
@@ -5868,6 +7005,73 @@
             </w:tcBorders>
           </w:tcPr>
           <w:p>
+            <w:pPr>
+              <w:keepNext/>
+            </w:pPr>
+            <w:r>
+              <w:rPr>
+                <w:b w:val="0"/>
+                <w:sz w:val="20"/>
+              </w:rPr>
+              <w:t>Sobrecarga</w:t>
+            </w:r>
+          </w:p>
+        </w:tc>
+        <w:tc>
+          <w:tcPr>
+            <w:tcW w:type="dxa" w:w="6803"/>
+            <w:shd w:val="clear" w:color="auto" w:fill="F2F5F9"/>
+            <w:tcBorders>
+              <w:top w:val="single" w:sz="6" w:color="D0D7DE"/>
+              <w:left w:val="single" w:sz="6" w:color="D0D7DE"/>
+              <w:bottom w:val="single" w:sz="6" w:color="D0D7DE"/>
+              <w:right w:val="single" w:sz="6" w:color="D0D7DE"/>
+            </w:tcBorders>
+          </w:tcPr>
+          <w:p>
+            <w:pPr>
+              <w:keepNext/>
+            </w:pPr>
+            <w:r>
+              <w:rPr>
+                <w:b w:val="0"/>
+                <w:sz w:val="20"/>
+              </w:rPr>
+              <w:t xml:space="preserve">Varios métodos con el mismo nombre y datos distintos, como los tres </w:t>
+            </w:r>
+            <w:r>
+              <w:rPr>
+                <w:rFonts w:ascii="Consolas" w:hAnsi="Consolas" w:eastAsia="Consolas"/>
+                <w:color w:val="003D7A"/>
+                <w:sz w:val="20"/>
+              </w:rPr>
+              <w:t>sumar</w:t>
+            </w:r>
+            <w:r>
+              <w:rPr>
+                <w:b w:val="0"/>
+                <w:sz w:val="20"/>
+              </w:rPr>
+              <w:t>.</w:t>
+            </w:r>
+          </w:p>
+        </w:tc>
+      </w:tr>
+      <w:tr>
+        <w:trPr>
+          <w:cantSplit/>
+        </w:trPr>
+        <w:tc>
+          <w:tcPr>
+            <w:tcW w:type="dxa" w:w="2268"/>
+            <w:tcBorders>
+              <w:top w:val="single" w:sz="6" w:color="D0D7DE"/>
+              <w:left w:val="single" w:sz="6" w:color="D0D7DE"/>
+              <w:bottom w:val="single" w:sz="6" w:color="D0D7DE"/>
+              <w:right w:val="single" w:sz="6" w:color="D0D7DE"/>
+            </w:tcBorders>
+          </w:tcPr>
+          <w:p>
             <w:r>
               <w:rPr>
                 <w:b w:val="0"/>
@@ -5880,7 +7084,6 @@
         <w:tc>
           <w:tcPr>
             <w:tcW w:type="dxa" w:w="6803"/>
-            <w:shd w:val="clear" w:color="auto" w:fill="F2F5F9"/>
             <w:tcBorders>
               <w:top w:val="single" w:sz="6" w:color="D0D7DE"/>
               <w:left w:val="single" w:sz="6" w:color="D0D7DE"/>
@@ -6292,80 +7495,67 @@
         <w:rPr>
           <w:b w:val="0"/>
         </w:rPr>
-        <w:t xml:space="preserve"> Si </w:t>
+        <w:t xml:space="preserve"> ¿Qué método de </w:t>
       </w:r>
       <w:r>
         <w:rPr>
           <w:rFonts w:ascii="Consolas" w:hAnsi="Consolas" w:eastAsia="Consolas"/>
           <w:color w:val="003D7A"/>
         </w:rPr>
-        <w:t>Vaca</w:t>
+        <w:t>Calculadora</w:t>
       </w:r>
       <w:r>
         <w:rPr>
           <w:b w:val="0"/>
         </w:rPr>
-        <w:t xml:space="preserve"> hereda de </w:t>
+        <w:t xml:space="preserve"> usa Java en </w:t>
       </w:r>
       <w:r>
         <w:rPr>
           <w:rFonts w:ascii="Consolas" w:hAnsi="Consolas" w:eastAsia="Consolas"/>
           <w:color w:val="003D7A"/>
         </w:rPr>
-        <w:t>Animal</w:t>
+        <w:t>sumar(2.5, 1.5)</w:t>
       </w:r>
       <w:r>
         <w:rPr>
           <w:b w:val="0"/>
         </w:rPr>
-        <w:t xml:space="preserve"> y no sobrescribe </w:t>
+        <w:t xml:space="preserve"> y qué devuelve?</w:t>
+      </w:r>
+    </w:p>
+    <w:p>
+      <w:r>
+        <w:rPr>
+          <w:b w:val="0"/>
+        </w:rPr>
+        <w:t xml:space="preserve">Respuesta: Usa </w:t>
       </w:r>
       <w:r>
         <w:rPr>
           <w:rFonts w:ascii="Consolas" w:hAnsi="Consolas" w:eastAsia="Consolas"/>
           <w:color w:val="003D7A"/>
         </w:rPr>
-        <w:t>hacerSonido()</w:t>
+        <w:t>sumar(double a, double b)</w:t>
       </w:r>
       <w:r>
         <w:rPr>
           <w:b w:val="0"/>
         </w:rPr>
-        <w:t>, ¿qué devuelve?</w:t>
-      </w:r>
-    </w:p>
-    <w:p>
-      <w:r>
-        <w:rPr>
-          <w:b w:val="0"/>
-        </w:rPr>
-        <w:t xml:space="preserve">Respuesta: Devuelve </w:t>
+        <w:t xml:space="preserve">, porque los dos datos tienen decimales. Devuelve </w:t>
       </w:r>
       <w:r>
         <w:rPr>
           <w:rFonts w:ascii="Consolas" w:hAnsi="Consolas" w:eastAsia="Consolas"/>
           <w:color w:val="003D7A"/>
         </w:rPr>
-        <w:t>...</w:t>
+        <w:t>4.0</w:t>
       </w:r>
       <w:r>
         <w:rPr>
           <w:b w:val="0"/>
         </w:rPr>
-        <w:t xml:space="preserve">, el sonido que tiene </w:t>
-      </w:r>
-      <w:r>
-        <w:rPr>
-          <w:rFonts w:ascii="Consolas" w:hAnsi="Consolas" w:eastAsia="Consolas"/>
-          <w:color w:val="003D7A"/>
-        </w:rPr>
-        <w:t>Animal</w:t>
-      </w:r>
-      <w:r>
-        <w:rPr>
-          <w:b w:val="0"/>
-        </w:rPr>
-        <w:t>, porque lo hereda sin cambios.</w:t>
+        <w:t>.</w:t>
       </w:r>
     </w:p>
     <w:sectPr>

--- a/material-de-apoyo/Clase1_Guia_Estudio_Java_POO.docx
+++ b/material-de-apoyo/Clase1_Guia_Estudio_Java_POO.docx
@@ -1254,6 +1254,48 @@
                 <w:sz w:val="19"/>
               </w:rPr>
               <w:t xml:space="preserve">    herencia/Gato.java              clase hija</w:t>
+            </w:r>
+          </w:p>
+          <w:p>
+            <w:pPr>
+              <w:keepNext/>
+              <w:spacing w:after="0" w:line="240" w:lineRule="auto"/>
+            </w:pPr>
+            <w:r>
+              <w:rPr>
+                <w:rFonts w:ascii="Consolas" w:hAnsi="Consolas" w:eastAsia="Consolas"/>
+                <w:color w:val="1F2933"/>
+                <w:sz w:val="19"/>
+              </w:rPr>
+              <w:t xml:space="preserve">    interfaces/Volador.java         interfaz</w:t>
+            </w:r>
+          </w:p>
+          <w:p>
+            <w:pPr>
+              <w:keepNext/>
+              <w:spacing w:after="0" w:line="240" w:lineRule="auto"/>
+            </w:pPr>
+            <w:r>
+              <w:rPr>
+                <w:rFonts w:ascii="Consolas" w:hAnsi="Consolas" w:eastAsia="Consolas"/>
+                <w:color w:val="1F2933"/>
+                <w:sz w:val="19"/>
+              </w:rPr>
+              <w:t xml:space="preserve">    interfaces/Pajaro.java          usa implements</w:t>
+            </w:r>
+          </w:p>
+          <w:p>
+            <w:pPr>
+              <w:keepNext/>
+              <w:spacing w:after="0" w:line="240" w:lineRule="auto"/>
+            </w:pPr>
+            <w:r>
+              <w:rPr>
+                <w:rFonts w:ascii="Consolas" w:hAnsi="Consolas" w:eastAsia="Consolas"/>
+                <w:color w:val="1F2933"/>
+                <w:sz w:val="19"/>
+              </w:rPr>
+              <w:t xml:space="preserve">    interfaces/Avion.java           usa implements</w:t>
             </w:r>
           </w:p>
           <w:p>
@@ -2790,63 +2832,7 @@
                 <w:color w:val="52606D"/>
                 <w:sz w:val="18"/>
               </w:rPr>
-              <w:t>control/Ciclos.java</w:t>
-            </w:r>
-          </w:p>
-          <w:p>
-            <w:pPr>
-              <w:keepNext/>
-              <w:spacing w:after="0" w:line="240" w:lineRule="auto"/>
-            </w:pPr>
-            <w:r>
-              <w:rPr>
-                <w:rFonts w:ascii="Consolas" w:hAnsi="Consolas" w:eastAsia="Consolas"/>
-                <w:color w:val="1F2933"/>
-                <w:sz w:val="19"/>
-              </w:rPr>
-              <w:t>for (int i = 1; i &lt;= 5; i++) {</w:t>
-            </w:r>
-          </w:p>
-          <w:p>
-            <w:pPr>
-              <w:keepNext/>
-              <w:spacing w:after="0" w:line="240" w:lineRule="auto"/>
-            </w:pPr>
-            <w:r>
-              <w:rPr>
-                <w:rFonts w:ascii="Consolas" w:hAnsi="Consolas" w:eastAsia="Consolas"/>
-                <w:color w:val="1F2933"/>
-                <w:sz w:val="19"/>
-              </w:rPr>
-              <w:t xml:space="preserve">    System.out.println("Vuelta numero " + i);</w:t>
-            </w:r>
-          </w:p>
-          <w:p>
-            <w:pPr>
-              <w:keepNext/>
-              <w:spacing w:after="0" w:line="240" w:lineRule="auto"/>
-            </w:pPr>
-            <w:r>
-              <w:rPr>
-                <w:rFonts w:ascii="Consolas" w:hAnsi="Consolas" w:eastAsia="Consolas"/>
-                <w:color w:val="1F2933"/>
-                <w:sz w:val="19"/>
-              </w:rPr>
-              <w:t>}</w:t>
-            </w:r>
-          </w:p>
-          <w:p>
-            <w:pPr>
-              <w:keepNext/>
-              <w:spacing w:after="0" w:line="240" w:lineRule="auto"/>
-            </w:pPr>
-            <w:r>
-              <w:rPr>
-                <w:rFonts w:ascii="Consolas" w:hAnsi="Consolas" w:eastAsia="Consolas"/>
-                <w:color w:val="1F2933"/>
-                <w:sz w:val="19"/>
-              </w:rPr>
-              <w:t xml:space="preserve"> </w:t>
+              <w:t>control/Ciclos.java (el for-each)</w:t>
             </w:r>
           </w:p>
           <w:p>
@@ -2970,7 +2956,7 @@
         <w:rPr>
           <w:b w:val="0"/>
         </w:rPr>
-        <w:t xml:space="preserve">, que suma 1). En el </w:t>
+        <w:t xml:space="preserve">, que suma 1). El </w:t>
       </w:r>
       <w:r>
         <w:rPr>
@@ -2983,7 +2969,7 @@
         <w:rPr>
           <w:b w:val="0"/>
         </w:rPr>
-        <w:t xml:space="preserve"> se lee así: "por cada </w:t>
+        <w:t xml:space="preserve"> de arriba se lee así: "por cada </w:t>
       </w:r>
       <w:r>
         <w:rPr>
@@ -3440,111 +3426,51 @@
         <w:t xml:space="preserve"> quiere decir "el objeto que estoy construyendo", así distinguimos el atributo del dato que llega.</w:t>
       </w:r>
     </w:p>
-    <w:tbl>
-      <w:tblPr>
-        <w:tblW w:type="auto" w:w="0"/>
-        <w:jc w:val="center"/>
-        <w:tblLook w:firstColumn="1" w:firstRow="1" w:lastColumn="0" w:lastRow="0" w:noHBand="0" w:noVBand="1" w:val="04A0"/>
-      </w:tblPr>
-      <w:tblGrid>
-        <w:gridCol w:w="9632"/>
-      </w:tblGrid>
-      <w:tr>
-        <w:trPr>
-          <w:cantSplit/>
-        </w:trPr>
-        <w:tc>
-          <w:tcPr>
-            <w:tcW w:type="dxa" w:w="9632"/>
-            <w:shd w:val="clear" w:color="auto" w:fill="F2F5F9"/>
-            <w:tcBorders>
-              <w:top w:val="nil"/>
-              <w:left w:val="single" w:sz="18" w:color="0072BC"/>
-              <w:bottom w:val="nil"/>
-              <w:right w:val="nil"/>
-            </w:tcBorders>
-          </w:tcPr>
-          <w:p>
-            <w:r/>
-            <w:r>
-              <w:rPr>
-                <w:b/>
-                <w:color w:val="52606D"/>
-                <w:sz w:val="18"/>
-              </w:rPr>
-              <w:t>App.java</w:t>
-            </w:r>
-          </w:p>
-          <w:p>
-            <w:pPr>
-              <w:keepNext/>
-              <w:spacing w:after="0" w:line="240" w:lineRule="auto"/>
-            </w:pPr>
-            <w:r>
-              <w:rPr>
-                <w:rFonts w:ascii="Consolas" w:hAnsi="Consolas" w:eastAsia="Consolas"/>
-                <w:color w:val="1F2933"/>
-                <w:sz w:val="19"/>
-              </w:rPr>
-              <w:t>Estudiante ana = new Estudiante("Ana", 4.5);</w:t>
-            </w:r>
-          </w:p>
-          <w:p>
-            <w:pPr>
-              <w:keepNext/>
-              <w:spacing w:after="0" w:line="240" w:lineRule="auto"/>
-            </w:pPr>
-            <w:r>
-              <w:rPr>
-                <w:rFonts w:ascii="Consolas" w:hAnsi="Consolas" w:eastAsia="Consolas"/>
-                <w:color w:val="1F2933"/>
-                <w:sz w:val="19"/>
-              </w:rPr>
-              <w:t>Estudiante luis = new Estudiante("Luis", 2.8);</w:t>
-            </w:r>
-          </w:p>
-          <w:p>
-            <w:pPr>
-              <w:keepNext/>
-              <w:spacing w:after="0" w:line="240" w:lineRule="auto"/>
-            </w:pPr>
-            <w:r>
-              <w:rPr>
-                <w:rFonts w:ascii="Consolas" w:hAnsi="Consolas" w:eastAsia="Consolas"/>
-                <w:color w:val="1F2933"/>
-                <w:sz w:val="19"/>
-              </w:rPr>
-              <w:t>System.out.println(ana.presentarse());</w:t>
-            </w:r>
-          </w:p>
-          <w:p>
-            <w:pPr>
-              <w:keepNext/>
-              <w:spacing w:after="0" w:line="240" w:lineRule="auto"/>
-            </w:pPr>
-            <w:r>
-              <w:rPr>
-                <w:rFonts w:ascii="Consolas" w:hAnsi="Consolas" w:eastAsia="Consolas"/>
-                <w:color w:val="1F2933"/>
-                <w:sz w:val="19"/>
-              </w:rPr>
-              <w:t>System.out.println(luis.presentarse());</w:t>
-            </w:r>
-          </w:p>
-        </w:tc>
-      </w:tr>
-    </w:tbl>
     <w:p>
-      <w:pPr>
-        <w:spacing w:after="40"/>
-      </w:pPr>
-    </w:p>
-    <w:p>
       <w:r>
         <w:rPr>
           <w:b w:val="0"/>
         </w:rPr>
-        <w:t xml:space="preserve">Ana y Luis salen del mismo plano, pero cada uno guarda sus propios datos. Por eso en consola ves </w:t>
+        <w:t xml:space="preserve">En </w:t>
+      </w:r>
+      <w:r>
+        <w:rPr>
+          <w:rFonts w:ascii="Consolas" w:hAnsi="Consolas" w:eastAsia="Consolas"/>
+          <w:color w:val="003D7A"/>
+        </w:rPr>
+        <w:t>App</w:t>
+      </w:r>
+      <w:r>
+        <w:rPr>
+          <w:b w:val="0"/>
+        </w:rPr>
+        <w:t xml:space="preserve"> creamos dos: </w:t>
+      </w:r>
+      <w:r>
+        <w:rPr>
+          <w:rFonts w:ascii="Consolas" w:hAnsi="Consolas" w:eastAsia="Consolas"/>
+          <w:color w:val="003D7A"/>
+        </w:rPr>
+        <w:t>new Estudiante("Ana", 4.5)</w:t>
+      </w:r>
+      <w:r>
+        <w:rPr>
+          <w:b w:val="0"/>
+        </w:rPr>
+        <w:t xml:space="preserve"> y </w:t>
+      </w:r>
+      <w:r>
+        <w:rPr>
+          <w:rFonts w:ascii="Consolas" w:hAnsi="Consolas" w:eastAsia="Consolas"/>
+          <w:color w:val="003D7A"/>
+        </w:rPr>
+        <w:t>new Estudiante("Luis", 2.8)</w:t>
+      </w:r>
+      <w:r>
+        <w:rPr>
+          <w:b w:val="0"/>
+        </w:rPr>
+        <w:t xml:space="preserve">. Salen del mismo plano, pero cada uno guarda sus propios datos. Por eso en consola ves </w:t>
       </w:r>
       <w:r>
         <w:rPr>
@@ -4004,40 +3930,6 @@
       </w:r>
     </w:p>
     <w:p>
-      <w:r>
-        <w:rPr>
-          <w:b w:val="0"/>
-        </w:rPr>
-        <w:t xml:space="preserve">La palabra </w:t>
-      </w:r>
-      <w:r>
-        <w:rPr>
-          <w:rFonts w:ascii="Consolas" w:hAnsi="Consolas" w:eastAsia="Consolas"/>
-          <w:color w:val="003D7A"/>
-        </w:rPr>
-        <w:t>public</w:t>
-      </w:r>
-      <w:r>
-        <w:rPr>
-          <w:b w:val="0"/>
-        </w:rPr>
-        <w:t xml:space="preserve"> es lo contrario de </w:t>
-      </w:r>
-      <w:r>
-        <w:rPr>
-          <w:rFonts w:ascii="Consolas" w:hAnsi="Consolas" w:eastAsia="Consolas"/>
-          <w:color w:val="003D7A"/>
-        </w:rPr>
-        <w:t>private</w:t>
-      </w:r>
-      <w:r>
-        <w:rPr>
-          <w:b w:val="0"/>
-        </w:rPr>
-        <w:t>: lo que es público se puede usar desde cualquier clase.</w:t>
-      </w:r>
-    </w:p>
-    <w:p>
       <w:pPr>
         <w:keepNext/>
         <w:spacing w:before="240" w:after="160"/>
@@ -4595,44 +4487,260 @@
       </w:r>
     </w:p>
     <w:p>
+      <w:pPr>
+        <w:keepNext/>
+        <w:spacing w:before="200" w:after="80"/>
+      </w:pPr>
+      <w:r>
+        <w:rPr>
+          <w:b/>
+          <w:color w:val="0072BC"/>
+          <w:sz w:val="28"/>
+        </w:rPr>
+        <w:t>Interfaces: extends e implements</w:t>
+      </w:r>
+    </w:p>
+    <w:p>
       <w:r>
         <w:rPr>
           <w:b w:val="0"/>
         </w:rPr>
-        <w:t xml:space="preserve">En </w:t>
+        <w:t>Heredar es recibir cosas de tus papás: los ojos, el apellido, la casa. No haces nada y ya las tienes. Implementar una interfaz es otra cosa: es firmar un compromiso. Es como el examen final del semillero: a todos los inscribieron en la misma prueba y todos tienen que presentarla, pero cada uno la resuelve a su manera. La interfaz dice qué hay que hacer; no dice cómo.</w:t>
+      </w:r>
+    </w:p>
+    <w:p>
+      <w:r>
+        <w:rPr>
+          <w:b w:val="0"/>
+        </w:rPr>
+        <w:t xml:space="preserve">En el proyecto la interfaz se llama </w:t>
       </w:r>
       <w:r>
         <w:rPr>
           <w:rFonts w:ascii="Consolas" w:hAnsi="Consolas" w:eastAsia="Consolas"/>
           <w:color w:val="003D7A"/>
         </w:rPr>
-        <w:t>App</w:t>
+        <w:t>Volador</w:t>
       </w:r>
       <w:r>
         <w:rPr>
           <w:b w:val="0"/>
         </w:rPr>
-        <w:t xml:space="preserve"> se crean un perro y un gato por separado. Los dos usan </w:t>
+        <w:t xml:space="preserve"> y solo tiene una obligación: saber volar.</w:t>
+      </w:r>
+    </w:p>
+    <w:tbl>
+      <w:tblPr>
+        <w:tblW w:type="auto" w:w="0"/>
+        <w:jc w:val="center"/>
+        <w:tblLook w:firstColumn="1" w:firstRow="1" w:lastColumn="0" w:lastRow="0" w:noHBand="0" w:noVBand="1" w:val="04A0"/>
+      </w:tblPr>
+      <w:tblGrid>
+        <w:gridCol w:w="9632"/>
+      </w:tblGrid>
+      <w:tr>
+        <w:trPr>
+          <w:cantSplit/>
+        </w:trPr>
+        <w:tc>
+          <w:tcPr>
+            <w:tcW w:type="dxa" w:w="9632"/>
+            <w:shd w:val="clear" w:color="auto" w:fill="F2F5F9"/>
+            <w:tcBorders>
+              <w:top w:val="nil"/>
+              <w:left w:val="single" w:sz="18" w:color="0072BC"/>
+              <w:bottom w:val="nil"/>
+              <w:right w:val="nil"/>
+            </w:tcBorders>
+          </w:tcPr>
+          <w:p>
+            <w:r/>
+            <w:r>
+              <w:rPr>
+                <w:b/>
+                <w:color w:val="52606D"/>
+                <w:sz w:val="18"/>
+              </w:rPr>
+              <w:t>interfaces/Volador.java</w:t>
+            </w:r>
+          </w:p>
+          <w:p>
+            <w:pPr>
+              <w:keepNext/>
+              <w:spacing w:after="0" w:line="240" w:lineRule="auto"/>
+            </w:pPr>
+            <w:r>
+              <w:rPr>
+                <w:rFonts w:ascii="Consolas" w:hAnsi="Consolas" w:eastAsia="Consolas"/>
+                <w:color w:val="1F2933"/>
+                <w:sz w:val="19"/>
+              </w:rPr>
+              <w:t>// Interfaz Volador: es una lista de obligaciones, no una clase.</w:t>
+            </w:r>
+          </w:p>
+          <w:p>
+            <w:pPr>
+              <w:keepNext/>
+              <w:spacing w:after="0" w:line="240" w:lineRule="auto"/>
+            </w:pPr>
+            <w:r>
+              <w:rPr>
+                <w:rFonts w:ascii="Consolas" w:hAnsi="Consolas" w:eastAsia="Consolas"/>
+                <w:color w:val="1F2933"/>
+                <w:sz w:val="19"/>
+              </w:rPr>
+              <w:t>// No trae código hecho: solo dice qué método debe tener la clase que la use.</w:t>
+            </w:r>
+          </w:p>
+          <w:p>
+            <w:pPr>
+              <w:keepNext/>
+              <w:spacing w:after="0" w:line="240" w:lineRule="auto"/>
+            </w:pPr>
+            <w:r>
+              <w:rPr>
+                <w:rFonts w:ascii="Consolas" w:hAnsi="Consolas" w:eastAsia="Consolas"/>
+                <w:color w:val="1F2933"/>
+                <w:sz w:val="19"/>
+              </w:rPr>
+              <w:t>// La clase que escriba "implements Volador" queda obligada a escribir el método volar().</w:t>
+            </w:r>
+          </w:p>
+          <w:p>
+            <w:pPr>
+              <w:keepNext/>
+              <w:spacing w:after="0" w:line="240" w:lineRule="auto"/>
+            </w:pPr>
+            <w:r>
+              <w:rPr>
+                <w:rFonts w:ascii="Consolas" w:hAnsi="Consolas" w:eastAsia="Consolas"/>
+                <w:color w:val="1F2933"/>
+                <w:sz w:val="19"/>
+              </w:rPr>
+              <w:t>public interface Volador {</w:t>
+            </w:r>
+          </w:p>
+          <w:p>
+            <w:pPr>
+              <w:keepNext/>
+              <w:spacing w:after="0" w:line="240" w:lineRule="auto"/>
+            </w:pPr>
+            <w:r>
+              <w:rPr>
+                <w:rFonts w:ascii="Consolas" w:hAnsi="Consolas" w:eastAsia="Consolas"/>
+                <w:color w:val="1F2933"/>
+                <w:sz w:val="19"/>
+              </w:rPr>
+              <w:t xml:space="preserve"> </w:t>
+            </w:r>
+          </w:p>
+          <w:p>
+            <w:pPr>
+              <w:keepNext/>
+              <w:spacing w:after="0" w:line="240" w:lineRule="auto"/>
+            </w:pPr>
+            <w:r>
+              <w:rPr>
+                <w:rFonts w:ascii="Consolas" w:hAnsi="Consolas" w:eastAsia="Consolas"/>
+                <w:color w:val="1F2933"/>
+                <w:sz w:val="19"/>
+              </w:rPr>
+              <w:t xml:space="preserve">    // Toda clase que implemente Volador debe escribir este método.</w:t>
+            </w:r>
+          </w:p>
+          <w:p>
+            <w:pPr>
+              <w:keepNext/>
+              <w:spacing w:after="0" w:line="240" w:lineRule="auto"/>
+            </w:pPr>
+            <w:r>
+              <w:rPr>
+                <w:rFonts w:ascii="Consolas" w:hAnsi="Consolas" w:eastAsia="Consolas"/>
+                <w:color w:val="1F2933"/>
+                <w:sz w:val="19"/>
+              </w:rPr>
+              <w:t xml:space="preserve">    // Fíjate que aquí no hay llaves ni código: solo el nombre, lo que recibe y lo que</w:t>
+            </w:r>
+          </w:p>
+          <w:p>
+            <w:pPr>
+              <w:keepNext/>
+              <w:spacing w:after="0" w:line="240" w:lineRule="auto"/>
+            </w:pPr>
+            <w:r>
+              <w:rPr>
+                <w:rFonts w:ascii="Consolas" w:hAnsi="Consolas" w:eastAsia="Consolas"/>
+                <w:color w:val="1F2933"/>
+                <w:sz w:val="19"/>
+              </w:rPr>
+              <w:t xml:space="preserve">    // devuelve.</w:t>
+            </w:r>
+          </w:p>
+          <w:p>
+            <w:pPr>
+              <w:keepNext/>
+              <w:spacing w:after="0" w:line="240" w:lineRule="auto"/>
+            </w:pPr>
+            <w:r>
+              <w:rPr>
+                <w:rFonts w:ascii="Consolas" w:hAnsi="Consolas" w:eastAsia="Consolas"/>
+                <w:color w:val="1F2933"/>
+                <w:sz w:val="19"/>
+              </w:rPr>
+              <w:t xml:space="preserve">    String volar();</w:t>
+            </w:r>
+          </w:p>
+          <w:p>
+            <w:pPr>
+              <w:keepNext/>
+              <w:spacing w:after="0" w:line="240" w:lineRule="auto"/>
+            </w:pPr>
+            <w:r>
+              <w:rPr>
+                <w:rFonts w:ascii="Consolas" w:hAnsi="Consolas" w:eastAsia="Consolas"/>
+                <w:color w:val="1F2933"/>
+                <w:sz w:val="19"/>
+              </w:rPr>
+              <w:t>}</w:t>
+            </w:r>
+          </w:p>
+        </w:tc>
+      </w:tr>
+    </w:tbl>
+    <w:p>
+      <w:pPr>
+        <w:spacing w:after="40"/>
+      </w:pPr>
+    </w:p>
+    <w:p>
+      <w:pPr>
+        <w:keepNext/>
+      </w:pPr>
+      <w:r>
+        <w:rPr>
+          <w:b w:val="0"/>
+        </w:rPr>
+        <w:t xml:space="preserve">Fíjate en que </w:t>
       </w:r>
       <w:r>
         <w:rPr>
           <w:rFonts w:ascii="Consolas" w:hAnsi="Consolas" w:eastAsia="Consolas"/>
           <w:color w:val="003D7A"/>
         </w:rPr>
-        <w:t>getNombre()</w:t>
+        <w:t>volar()</w:t>
       </w:r>
       <w:r>
         <w:rPr>
           <w:b w:val="0"/>
         </w:rPr>
-        <w:t xml:space="preserve">, que heredaron, y cada uno responde con su sonido: en consola ves </w:t>
+        <w:t xml:space="preserve"> no tiene llaves ni código adentro: la interfaz solo anuncia el método. Quien la use escribe qué hace. </w:t>
       </w:r>
       <w:r>
         <w:rPr>
           <w:rFonts w:ascii="Consolas" w:hAnsi="Consolas" w:eastAsia="Consolas"/>
           <w:color w:val="003D7A"/>
         </w:rPr>
-        <w:t>Firulais dice Guau</w:t>
+        <w:t>Pajaro</w:t>
       </w:r>
       <w:r>
         <w:rPr>
@@ -4645,13 +4753,989 @@
           <w:rFonts w:ascii="Consolas" w:hAnsi="Consolas" w:eastAsia="Consolas"/>
           <w:color w:val="003D7A"/>
         </w:rPr>
-        <w:t>Michi dice Miau</w:t>
+        <w:t>Avion</w:t>
       </w:r>
       <w:r>
         <w:rPr>
           <w:b w:val="0"/>
         </w:rPr>
-        <w:t>.</w:t>
+        <w:t xml:space="preserve"> no se parecen en nada, pero los dos escriben </w:t>
+      </w:r>
+      <w:r>
+        <w:rPr>
+          <w:rFonts w:ascii="Consolas" w:hAnsi="Consolas" w:eastAsia="Consolas"/>
+          <w:color w:val="003D7A"/>
+        </w:rPr>
+        <w:t>implements Volador</w:t>
+      </w:r>
+      <w:r>
+        <w:rPr>
+          <w:b w:val="0"/>
+        </w:rPr>
+        <w:t xml:space="preserve"> y los dos quedan obligados a tener </w:t>
+      </w:r>
+      <w:r>
+        <w:rPr>
+          <w:rFonts w:ascii="Consolas" w:hAnsi="Consolas" w:eastAsia="Consolas"/>
+          <w:color w:val="003D7A"/>
+        </w:rPr>
+        <w:t>volar()</w:t>
+      </w:r>
+      <w:r>
+        <w:rPr>
+          <w:b w:val="0"/>
+        </w:rPr>
+        <w:t>:</w:t>
+      </w:r>
+    </w:p>
+    <w:tbl>
+      <w:tblPr>
+        <w:tblW w:type="auto" w:w="0"/>
+        <w:jc w:val="center"/>
+        <w:tblLook w:firstColumn="1" w:firstRow="1" w:lastColumn="0" w:lastRow="0" w:noHBand="0" w:noVBand="1" w:val="04A0"/>
+      </w:tblPr>
+      <w:tblGrid>
+        <w:gridCol w:w="9632"/>
+      </w:tblGrid>
+      <w:tr>
+        <w:trPr>
+          <w:cantSplit/>
+        </w:trPr>
+        <w:tc>
+          <w:tcPr>
+            <w:tcW w:type="dxa" w:w="9632"/>
+            <w:shd w:val="clear" w:color="auto" w:fill="F2F5F9"/>
+            <w:tcBorders>
+              <w:top w:val="nil"/>
+              <w:left w:val="single" w:sz="18" w:color="0072BC"/>
+              <w:bottom w:val="nil"/>
+              <w:right w:val="nil"/>
+            </w:tcBorders>
+          </w:tcPr>
+          <w:p>
+            <w:r/>
+            <w:r>
+              <w:rPr>
+                <w:b/>
+                <w:color w:val="52606D"/>
+                <w:sz w:val="18"/>
+              </w:rPr>
+              <w:t>interfaces/Pajaro.java (recortado)</w:t>
+            </w:r>
+          </w:p>
+          <w:p>
+            <w:pPr>
+              <w:keepNext/>
+              <w:spacing w:after="0" w:line="240" w:lineRule="auto"/>
+            </w:pPr>
+            <w:r>
+              <w:rPr>
+                <w:rFonts w:ascii="Consolas" w:hAnsi="Consolas" w:eastAsia="Consolas"/>
+                <w:color w:val="1F2933"/>
+                <w:sz w:val="19"/>
+              </w:rPr>
+              <w:t>// Clase Pajaro: usa la interfaz con "implements Volador".</w:t>
+            </w:r>
+          </w:p>
+          <w:p>
+            <w:pPr>
+              <w:keepNext/>
+              <w:spacing w:after="0" w:line="240" w:lineRule="auto"/>
+            </w:pPr>
+            <w:r>
+              <w:rPr>
+                <w:rFonts w:ascii="Consolas" w:hAnsi="Consolas" w:eastAsia="Consolas"/>
+                <w:color w:val="1F2933"/>
+                <w:sz w:val="19"/>
+              </w:rPr>
+              <w:t>// implements es un compromiso: prometo tener el método volar(). Si lo borras, el programa</w:t>
+            </w:r>
+          </w:p>
+          <w:p>
+            <w:pPr>
+              <w:keepNext/>
+              <w:spacing w:after="0" w:line="240" w:lineRule="auto"/>
+            </w:pPr>
+            <w:r>
+              <w:rPr>
+                <w:rFonts w:ascii="Consolas" w:hAnsi="Consolas" w:eastAsia="Consolas"/>
+                <w:color w:val="1F2933"/>
+                <w:sz w:val="19"/>
+              </w:rPr>
+              <w:t>// no compila.</w:t>
+            </w:r>
+          </w:p>
+          <w:p>
+            <w:pPr>
+              <w:keepNext/>
+              <w:spacing w:after="0" w:line="240" w:lineRule="auto"/>
+            </w:pPr>
+            <w:r>
+              <w:rPr>
+                <w:rFonts w:ascii="Consolas" w:hAnsi="Consolas" w:eastAsia="Consolas"/>
+                <w:color w:val="1F2933"/>
+                <w:sz w:val="19"/>
+              </w:rPr>
+              <w:t>public class Pajaro implements Volador {</w:t>
+            </w:r>
+          </w:p>
+          <w:p>
+            <w:pPr>
+              <w:keepNext/>
+              <w:spacing w:after="0" w:line="240" w:lineRule="auto"/>
+            </w:pPr>
+            <w:r>
+              <w:rPr>
+                <w:rFonts w:ascii="Consolas" w:hAnsi="Consolas" w:eastAsia="Consolas"/>
+                <w:color w:val="1F2933"/>
+                <w:sz w:val="19"/>
+              </w:rPr>
+              <w:t xml:space="preserve"> </w:t>
+            </w:r>
+          </w:p>
+          <w:p>
+            <w:pPr>
+              <w:keepNext/>
+              <w:spacing w:after="0" w:line="240" w:lineRule="auto"/>
+            </w:pPr>
+            <w:r>
+              <w:rPr>
+                <w:rFonts w:ascii="Consolas" w:hAnsi="Consolas" w:eastAsia="Consolas"/>
+                <w:color w:val="1F2933"/>
+                <w:sz w:val="19"/>
+              </w:rPr>
+              <w:t xml:space="preserve">    ...</w:t>
+            </w:r>
+          </w:p>
+          <w:p>
+            <w:pPr>
+              <w:keepNext/>
+              <w:spacing w:after="0" w:line="240" w:lineRule="auto"/>
+            </w:pPr>
+            <w:r>
+              <w:rPr>
+                <w:rFonts w:ascii="Consolas" w:hAnsi="Consolas" w:eastAsia="Consolas"/>
+                <w:color w:val="1F2933"/>
+                <w:sz w:val="19"/>
+              </w:rPr>
+              <w:t xml:space="preserve"> </w:t>
+            </w:r>
+          </w:p>
+          <w:p>
+            <w:pPr>
+              <w:keepNext/>
+              <w:spacing w:after="0" w:line="240" w:lineRule="auto"/>
+            </w:pPr>
+            <w:r>
+              <w:rPr>
+                <w:rFonts w:ascii="Consolas" w:hAnsi="Consolas" w:eastAsia="Consolas"/>
+                <w:color w:val="1F2933"/>
+                <w:sz w:val="19"/>
+              </w:rPr>
+              <w:t xml:space="preserve">    // Este es el método que pedía la interfaz. Aquí sí escribimos qué hace.</w:t>
+            </w:r>
+          </w:p>
+          <w:p>
+            <w:pPr>
+              <w:keepNext/>
+              <w:spacing w:after="0" w:line="240" w:lineRule="auto"/>
+            </w:pPr>
+            <w:r>
+              <w:rPr>
+                <w:rFonts w:ascii="Consolas" w:hAnsi="Consolas" w:eastAsia="Consolas"/>
+                <w:color w:val="1F2933"/>
+                <w:sz w:val="19"/>
+              </w:rPr>
+              <w:t xml:space="preserve">    @Override</w:t>
+            </w:r>
+          </w:p>
+          <w:p>
+            <w:pPr>
+              <w:keepNext/>
+              <w:spacing w:after="0" w:line="240" w:lineRule="auto"/>
+            </w:pPr>
+            <w:r>
+              <w:rPr>
+                <w:rFonts w:ascii="Consolas" w:hAnsi="Consolas" w:eastAsia="Consolas"/>
+                <w:color w:val="1F2933"/>
+                <w:sz w:val="19"/>
+              </w:rPr>
+              <w:t xml:space="preserve">    public String volar() {</w:t>
+            </w:r>
+          </w:p>
+          <w:p>
+            <w:pPr>
+              <w:keepNext/>
+              <w:spacing w:after="0" w:line="240" w:lineRule="auto"/>
+            </w:pPr>
+            <w:r>
+              <w:rPr>
+                <w:rFonts w:ascii="Consolas" w:hAnsi="Consolas" w:eastAsia="Consolas"/>
+                <w:color w:val="1F2933"/>
+                <w:sz w:val="19"/>
+              </w:rPr>
+              <w:t xml:space="preserve">        return "vuela moviendo las alas";</w:t>
+            </w:r>
+          </w:p>
+          <w:p>
+            <w:pPr>
+              <w:keepNext/>
+              <w:spacing w:after="0" w:line="240" w:lineRule="auto"/>
+            </w:pPr>
+            <w:r>
+              <w:rPr>
+                <w:rFonts w:ascii="Consolas" w:hAnsi="Consolas" w:eastAsia="Consolas"/>
+                <w:color w:val="1F2933"/>
+                <w:sz w:val="19"/>
+              </w:rPr>
+              <w:t xml:space="preserve">    }</w:t>
+            </w:r>
+          </w:p>
+          <w:p>
+            <w:pPr>
+              <w:keepNext/>
+              <w:spacing w:after="0" w:line="240" w:lineRule="auto"/>
+            </w:pPr>
+            <w:r>
+              <w:rPr>
+                <w:rFonts w:ascii="Consolas" w:hAnsi="Consolas" w:eastAsia="Consolas"/>
+                <w:color w:val="1F2933"/>
+                <w:sz w:val="19"/>
+              </w:rPr>
+              <w:t>}</w:t>
+            </w:r>
+          </w:p>
+        </w:tc>
+      </w:tr>
+    </w:tbl>
+    <w:p>
+      <w:pPr>
+        <w:spacing w:after="40"/>
+      </w:pPr>
+    </w:p>
+    <w:tbl>
+      <w:tblPr>
+        <w:tblW w:type="auto" w:w="0"/>
+        <w:jc w:val="center"/>
+        <w:tblLook w:firstColumn="1" w:firstRow="1" w:lastColumn="0" w:lastRow="0" w:noHBand="0" w:noVBand="1" w:val="04A0"/>
+      </w:tblPr>
+      <w:tblGrid>
+        <w:gridCol w:w="9632"/>
+      </w:tblGrid>
+      <w:tr>
+        <w:trPr>
+          <w:cantSplit/>
+        </w:trPr>
+        <w:tc>
+          <w:tcPr>
+            <w:tcW w:type="dxa" w:w="9632"/>
+            <w:shd w:val="clear" w:color="auto" w:fill="F2F5F9"/>
+            <w:tcBorders>
+              <w:top w:val="nil"/>
+              <w:left w:val="single" w:sz="18" w:color="0072BC"/>
+              <w:bottom w:val="nil"/>
+              <w:right w:val="nil"/>
+            </w:tcBorders>
+          </w:tcPr>
+          <w:p>
+            <w:r/>
+            <w:r>
+              <w:rPr>
+                <w:b/>
+                <w:color w:val="52606D"/>
+                <w:sz w:val="18"/>
+              </w:rPr>
+              <w:t>Salida real de gradle run</w:t>
+            </w:r>
+          </w:p>
+          <w:p>
+            <w:pPr>
+              <w:keepNext/>
+              <w:spacing w:after="0" w:line="240" w:lineRule="auto"/>
+            </w:pPr>
+            <w:r>
+              <w:rPr>
+                <w:rFonts w:ascii="Consolas" w:hAnsi="Consolas" w:eastAsia="Consolas"/>
+                <w:color w:val="1F2933"/>
+                <w:sz w:val="19"/>
+              </w:rPr>
+              <w:t>===== 7. Interfaces: extends vs implements =====</w:t>
+            </w:r>
+          </w:p>
+          <w:p>
+            <w:pPr>
+              <w:keepNext/>
+              <w:spacing w:after="0" w:line="240" w:lineRule="auto"/>
+            </w:pPr>
+            <w:r>
+              <w:rPr>
+                <w:rFonts w:ascii="Consolas" w:hAnsi="Consolas" w:eastAsia="Consolas"/>
+                <w:color w:val="1F2933"/>
+                <w:sz w:val="19"/>
+              </w:rPr>
+              <w:t>Con extends, Perro recibe el codigo de Animal (nombre y getNombre).</w:t>
+            </w:r>
+          </w:p>
+          <w:p>
+            <w:pPr>
+              <w:keepNext/>
+              <w:spacing w:after="0" w:line="240" w:lineRule="auto"/>
+            </w:pPr>
+            <w:r>
+              <w:rPr>
+                <w:rFonts w:ascii="Consolas" w:hAnsi="Consolas" w:eastAsia="Consolas"/>
+                <w:color w:val="1F2933"/>
+                <w:sz w:val="19"/>
+              </w:rPr>
+              <w:t>Con implements, Pajaro y Avion reciben la obligacion de escribir volar().</w:t>
+            </w:r>
+          </w:p>
+          <w:p>
+            <w:pPr>
+              <w:keepNext/>
+              <w:spacing w:after="0" w:line="240" w:lineRule="auto"/>
+            </w:pPr>
+            <w:r>
+              <w:rPr>
+                <w:rFonts w:ascii="Consolas" w:hAnsi="Consolas" w:eastAsia="Consolas"/>
+                <w:color w:val="1F2933"/>
+                <w:sz w:val="19"/>
+              </w:rPr>
+              <w:t>Gorrion vuela moviendo las alas</w:t>
+            </w:r>
+          </w:p>
+          <w:p>
+            <w:pPr>
+              <w:keepNext/>
+              <w:spacing w:after="0" w:line="240" w:lineRule="auto"/>
+            </w:pPr>
+            <w:r>
+              <w:rPr>
+                <w:rFonts w:ascii="Consolas" w:hAnsi="Consolas" w:eastAsia="Consolas"/>
+                <w:color w:val="1F2933"/>
+                <w:sz w:val="19"/>
+              </w:rPr>
+              <w:t>Boeing 737 vuela con sus turbinas</w:t>
+            </w:r>
+          </w:p>
+        </w:tc>
+      </w:tr>
+    </w:tbl>
+    <w:p>
+      <w:pPr>
+        <w:spacing w:after="40"/>
+      </w:pPr>
+    </w:p>
+    <w:p>
+      <w:r>
+        <w:rPr>
+          <w:b w:val="0"/>
+        </w:rPr>
+        <w:t xml:space="preserve">Si borras el método </w:t>
+      </w:r>
+      <w:r>
+        <w:rPr>
+          <w:rFonts w:ascii="Consolas" w:hAnsi="Consolas" w:eastAsia="Consolas"/>
+          <w:color w:val="003D7A"/>
+        </w:rPr>
+        <w:t>volar()</w:t>
+      </w:r>
+      <w:r>
+        <w:rPr>
+          <w:b w:val="0"/>
+        </w:rPr>
+        <w:t xml:space="preserve"> de </w:t>
+      </w:r>
+      <w:r>
+        <w:rPr>
+          <w:rFonts w:ascii="Consolas" w:hAnsi="Consolas" w:eastAsia="Consolas"/>
+          <w:color w:val="003D7A"/>
+        </w:rPr>
+        <w:t>Pajaro</w:t>
+      </w:r>
+      <w:r>
+        <w:rPr>
+          <w:b w:val="0"/>
+        </w:rPr>
+        <w:t xml:space="preserve">, el proyecto no compila y Java te lo dice claro: </w:t>
+      </w:r>
+      <w:r>
+        <w:rPr>
+          <w:rFonts w:ascii="Consolas" w:hAnsi="Consolas" w:eastAsia="Consolas"/>
+          <w:color w:val="003D7A"/>
+        </w:rPr>
+        <w:t>Pajaro is not abstract and does not override abstract method volar() in Volador</w:t>
+      </w:r>
+      <w:r>
+        <w:rPr>
+          <w:b w:val="0"/>
+        </w:rPr>
+        <w:t>. Es el compromiso reclamando lo que falta.</w:t>
+      </w:r>
+    </w:p>
+    <w:p>
+      <w:pPr>
+        <w:keepNext/>
+      </w:pPr>
+      <w:r>
+        <w:rPr>
+          <w:b w:val="0"/>
+        </w:rPr>
+        <w:t>Estas son las diferencias que conviene tener claras:</w:t>
+      </w:r>
+    </w:p>
+    <w:tbl>
+      <w:tblPr>
+        <w:tblW w:type="auto" w:w="0"/>
+        <w:jc w:val="center"/>
+        <w:tblLook w:firstColumn="1" w:firstRow="1" w:lastColumn="0" w:lastRow="0" w:noHBand="0" w:noVBand="1" w:val="04A0"/>
+      </w:tblPr>
+      <w:tblGrid>
+        <w:gridCol w:w="3211"/>
+        <w:gridCol w:w="3211"/>
+        <w:gridCol w:w="3211"/>
+      </w:tblGrid>
+      <w:tr>
+        <w:trPr>
+          <w:cantSplit/>
+        </w:trPr>
+        <w:tc>
+          <w:tcPr>
+            <w:tcW w:type="dxa" w:w="2041"/>
+            <w:shd w:val="clear" w:color="auto" w:fill="003D7A"/>
+            <w:tcBorders>
+              <w:top w:val="single" w:sz="6" w:color="D0D7DE"/>
+              <w:left w:val="single" w:sz="6" w:color="D0D7DE"/>
+              <w:bottom w:val="single" w:sz="6" w:color="D0D7DE"/>
+              <w:right w:val="single" w:sz="6" w:color="D0D7DE"/>
+            </w:tcBorders>
+          </w:tcPr>
+          <w:p>
+            <w:pPr>
+              <w:keepNext/>
+            </w:pPr>
+          </w:p>
+        </w:tc>
+        <w:tc>
+          <w:tcPr>
+            <w:tcW w:type="dxa" w:w="3515"/>
+            <w:shd w:val="clear" w:color="auto" w:fill="003D7A"/>
+            <w:tcBorders>
+              <w:top w:val="single" w:sz="6" w:color="D0D7DE"/>
+              <w:left w:val="single" w:sz="6" w:color="D0D7DE"/>
+              <w:bottom w:val="single" w:sz="6" w:color="D0D7DE"/>
+              <w:right w:val="single" w:sz="6" w:color="D0D7DE"/>
+            </w:tcBorders>
+          </w:tcPr>
+          <w:p>
+            <w:pPr>
+              <w:keepNext/>
+            </w:pPr>
+            <w:r>
+              <w:rPr>
+                <w:b/>
+                <w:color w:val="FFFFFF"/>
+                <w:sz w:val="20"/>
+              </w:rPr>
+              <w:t>Herencia con extends</w:t>
+            </w:r>
+          </w:p>
+        </w:tc>
+        <w:tc>
+          <w:tcPr>
+            <w:tcW w:type="dxa" w:w="3515"/>
+            <w:shd w:val="clear" w:color="auto" w:fill="003D7A"/>
+            <w:tcBorders>
+              <w:top w:val="single" w:sz="6" w:color="D0D7DE"/>
+              <w:left w:val="single" w:sz="6" w:color="D0D7DE"/>
+              <w:bottom w:val="single" w:sz="6" w:color="D0D7DE"/>
+              <w:right w:val="single" w:sz="6" w:color="D0D7DE"/>
+            </w:tcBorders>
+          </w:tcPr>
+          <w:p>
+            <w:pPr>
+              <w:keepNext/>
+            </w:pPr>
+            <w:r>
+              <w:rPr>
+                <w:b/>
+                <w:color w:val="FFFFFF"/>
+                <w:sz w:val="20"/>
+              </w:rPr>
+              <w:t>Interfaz con implements</w:t>
+            </w:r>
+          </w:p>
+        </w:tc>
+      </w:tr>
+      <w:tr>
+        <w:trPr>
+          <w:cantSplit/>
+        </w:trPr>
+        <w:tc>
+          <w:tcPr>
+            <w:tcW w:type="dxa" w:w="2041"/>
+            <w:tcBorders>
+              <w:top w:val="single" w:sz="6" w:color="D0D7DE"/>
+              <w:left w:val="single" w:sz="6" w:color="D0D7DE"/>
+              <w:bottom w:val="single" w:sz="6" w:color="D0D7DE"/>
+              <w:right w:val="single" w:sz="6" w:color="D0D7DE"/>
+            </w:tcBorders>
+          </w:tcPr>
+          <w:p>
+            <w:pPr>
+              <w:keepNext/>
+            </w:pPr>
+            <w:r>
+              <w:rPr>
+                <w:b w:val="0"/>
+                <w:sz w:val="20"/>
+              </w:rPr>
+              <w:t>Qué recibe la clase</w:t>
+            </w:r>
+          </w:p>
+        </w:tc>
+        <w:tc>
+          <w:tcPr>
+            <w:tcW w:type="dxa" w:w="3515"/>
+            <w:tcBorders>
+              <w:top w:val="single" w:sz="6" w:color="D0D7DE"/>
+              <w:left w:val="single" w:sz="6" w:color="D0D7DE"/>
+              <w:bottom w:val="single" w:sz="6" w:color="D0D7DE"/>
+              <w:right w:val="single" w:sz="6" w:color="D0D7DE"/>
+            </w:tcBorders>
+          </w:tcPr>
+          <w:p>
+            <w:pPr>
+              <w:keepNext/>
+            </w:pPr>
+            <w:r>
+              <w:rPr>
+                <w:b w:val="0"/>
+                <w:sz w:val="20"/>
+              </w:rPr>
+              <w:t>Código ya hecho del padre</w:t>
+            </w:r>
+          </w:p>
+        </w:tc>
+        <w:tc>
+          <w:tcPr>
+            <w:tcW w:type="dxa" w:w="3515"/>
+            <w:tcBorders>
+              <w:top w:val="single" w:sz="6" w:color="D0D7DE"/>
+              <w:left w:val="single" w:sz="6" w:color="D0D7DE"/>
+              <w:bottom w:val="single" w:sz="6" w:color="D0D7DE"/>
+              <w:right w:val="single" w:sz="6" w:color="D0D7DE"/>
+            </w:tcBorders>
+          </w:tcPr>
+          <w:p>
+            <w:pPr>
+              <w:keepNext/>
+            </w:pPr>
+            <w:r>
+              <w:rPr>
+                <w:b w:val="0"/>
+                <w:sz w:val="20"/>
+              </w:rPr>
+              <w:t>Solo la obligación de escribir los métodos</w:t>
+            </w:r>
+          </w:p>
+        </w:tc>
+      </w:tr>
+      <w:tr>
+        <w:trPr>
+          <w:cantSplit/>
+        </w:trPr>
+        <w:tc>
+          <w:tcPr>
+            <w:tcW w:type="dxa" w:w="2041"/>
+            <w:shd w:val="clear" w:color="auto" w:fill="F2F5F9"/>
+            <w:tcBorders>
+              <w:top w:val="single" w:sz="6" w:color="D0D7DE"/>
+              <w:left w:val="single" w:sz="6" w:color="D0D7DE"/>
+              <w:bottom w:val="single" w:sz="6" w:color="D0D7DE"/>
+              <w:right w:val="single" w:sz="6" w:color="D0D7DE"/>
+            </w:tcBorders>
+          </w:tcPr>
+          <w:p>
+            <w:pPr>
+              <w:keepNext/>
+            </w:pPr>
+            <w:r>
+              <w:rPr>
+                <w:b w:val="0"/>
+                <w:sz w:val="20"/>
+              </w:rPr>
+              <w:t>Palabra clave</w:t>
+            </w:r>
+          </w:p>
+        </w:tc>
+        <w:tc>
+          <w:tcPr>
+            <w:tcW w:type="dxa" w:w="3515"/>
+            <w:shd w:val="clear" w:color="auto" w:fill="F2F5F9"/>
+            <w:tcBorders>
+              <w:top w:val="single" w:sz="6" w:color="D0D7DE"/>
+              <w:left w:val="single" w:sz="6" w:color="D0D7DE"/>
+              <w:bottom w:val="single" w:sz="6" w:color="D0D7DE"/>
+              <w:right w:val="single" w:sz="6" w:color="D0D7DE"/>
+            </w:tcBorders>
+          </w:tcPr>
+          <w:p>
+            <w:pPr>
+              <w:keepNext/>
+            </w:pPr>
+            <w:r>
+              <w:rPr>
+                <w:rFonts w:ascii="Consolas" w:hAnsi="Consolas" w:eastAsia="Consolas"/>
+                <w:color w:val="003D7A"/>
+                <w:sz w:val="20"/>
+              </w:rPr>
+              <w:t>extends</w:t>
+            </w:r>
+          </w:p>
+        </w:tc>
+        <w:tc>
+          <w:tcPr>
+            <w:tcW w:type="dxa" w:w="3515"/>
+            <w:shd w:val="clear" w:color="auto" w:fill="F2F5F9"/>
+            <w:tcBorders>
+              <w:top w:val="single" w:sz="6" w:color="D0D7DE"/>
+              <w:left w:val="single" w:sz="6" w:color="D0D7DE"/>
+              <w:bottom w:val="single" w:sz="6" w:color="D0D7DE"/>
+              <w:right w:val="single" w:sz="6" w:color="D0D7DE"/>
+            </w:tcBorders>
+          </w:tcPr>
+          <w:p>
+            <w:pPr>
+              <w:keepNext/>
+            </w:pPr>
+            <w:r>
+              <w:rPr>
+                <w:rFonts w:ascii="Consolas" w:hAnsi="Consolas" w:eastAsia="Consolas"/>
+                <w:color w:val="003D7A"/>
+                <w:sz w:val="20"/>
+              </w:rPr>
+              <w:t>implements</w:t>
+            </w:r>
+          </w:p>
+        </w:tc>
+      </w:tr>
+      <w:tr>
+        <w:trPr>
+          <w:cantSplit/>
+        </w:trPr>
+        <w:tc>
+          <w:tcPr>
+            <w:tcW w:type="dxa" w:w="2041"/>
+            <w:tcBorders>
+              <w:top w:val="single" w:sz="6" w:color="D0D7DE"/>
+              <w:left w:val="single" w:sz="6" w:color="D0D7DE"/>
+              <w:bottom w:val="single" w:sz="6" w:color="D0D7DE"/>
+              <w:right w:val="single" w:sz="6" w:color="D0D7DE"/>
+            </w:tcBorders>
+          </w:tcPr>
+          <w:p>
+            <w:pPr>
+              <w:keepNext/>
+            </w:pPr>
+            <w:r>
+              <w:rPr>
+                <w:b w:val="0"/>
+                <w:sz w:val="20"/>
+              </w:rPr>
+              <w:t>Cuántas se pueden usar</w:t>
+            </w:r>
+          </w:p>
+        </w:tc>
+        <w:tc>
+          <w:tcPr>
+            <w:tcW w:type="dxa" w:w="3515"/>
+            <w:tcBorders>
+              <w:top w:val="single" w:sz="6" w:color="D0D7DE"/>
+              <w:left w:val="single" w:sz="6" w:color="D0D7DE"/>
+              <w:bottom w:val="single" w:sz="6" w:color="D0D7DE"/>
+              <w:right w:val="single" w:sz="6" w:color="D0D7DE"/>
+            </w:tcBorders>
+          </w:tcPr>
+          <w:p>
+            <w:pPr>
+              <w:keepNext/>
+            </w:pPr>
+            <w:r>
+              <w:rPr>
+                <w:b w:val="0"/>
+                <w:sz w:val="20"/>
+              </w:rPr>
+              <w:t>Una sola clase padre</w:t>
+            </w:r>
+          </w:p>
+        </w:tc>
+        <w:tc>
+          <w:tcPr>
+            <w:tcW w:type="dxa" w:w="3515"/>
+            <w:tcBorders>
+              <w:top w:val="single" w:sz="6" w:color="D0D7DE"/>
+              <w:left w:val="single" w:sz="6" w:color="D0D7DE"/>
+              <w:bottom w:val="single" w:sz="6" w:color="D0D7DE"/>
+              <w:right w:val="single" w:sz="6" w:color="D0D7DE"/>
+            </w:tcBorders>
+          </w:tcPr>
+          <w:p>
+            <w:pPr>
+              <w:keepNext/>
+            </w:pPr>
+            <w:r>
+              <w:rPr>
+                <w:b w:val="0"/>
+                <w:sz w:val="20"/>
+              </w:rPr>
+              <w:t>Varias interfaces a la vez</w:t>
+            </w:r>
+          </w:p>
+        </w:tc>
+      </w:tr>
+      <w:tr>
+        <w:trPr>
+          <w:cantSplit/>
+        </w:trPr>
+        <w:tc>
+          <w:tcPr>
+            <w:tcW w:type="dxa" w:w="2041"/>
+            <w:shd w:val="clear" w:color="auto" w:fill="F2F5F9"/>
+            <w:tcBorders>
+              <w:top w:val="single" w:sz="6" w:color="D0D7DE"/>
+              <w:left w:val="single" w:sz="6" w:color="D0D7DE"/>
+              <w:bottom w:val="single" w:sz="6" w:color="D0D7DE"/>
+              <w:right w:val="single" w:sz="6" w:color="D0D7DE"/>
+            </w:tcBorders>
+          </w:tcPr>
+          <w:p>
+            <w:pPr>
+              <w:keepNext/>
+            </w:pPr>
+            <w:r>
+              <w:rPr>
+                <w:b w:val="0"/>
+                <w:sz w:val="20"/>
+              </w:rPr>
+              <w:t>Cuándo la uso</w:t>
+            </w:r>
+          </w:p>
+        </w:tc>
+        <w:tc>
+          <w:tcPr>
+            <w:tcW w:type="dxa" w:w="3515"/>
+            <w:shd w:val="clear" w:color="auto" w:fill="F2F5F9"/>
+            <w:tcBorders>
+              <w:top w:val="single" w:sz="6" w:color="D0D7DE"/>
+              <w:left w:val="single" w:sz="6" w:color="D0D7DE"/>
+              <w:bottom w:val="single" w:sz="6" w:color="D0D7DE"/>
+              <w:right w:val="single" w:sz="6" w:color="D0D7DE"/>
+            </w:tcBorders>
+          </w:tcPr>
+          <w:p>
+            <w:pPr>
+              <w:keepNext/>
+            </w:pPr>
+            <w:r>
+              <w:rPr>
+                <w:b w:val="0"/>
+                <w:sz w:val="20"/>
+              </w:rPr>
+              <w:t>Cuando la clase nueva es una versión de otra</w:t>
+            </w:r>
+          </w:p>
+        </w:tc>
+        <w:tc>
+          <w:tcPr>
+            <w:tcW w:type="dxa" w:w="3515"/>
+            <w:shd w:val="clear" w:color="auto" w:fill="F2F5F9"/>
+            <w:tcBorders>
+              <w:top w:val="single" w:sz="6" w:color="D0D7DE"/>
+              <w:left w:val="single" w:sz="6" w:color="D0D7DE"/>
+              <w:bottom w:val="single" w:sz="6" w:color="D0D7DE"/>
+              <w:right w:val="single" w:sz="6" w:color="D0D7DE"/>
+            </w:tcBorders>
+          </w:tcPr>
+          <w:p>
+            <w:pPr>
+              <w:keepNext/>
+            </w:pPr>
+            <w:r>
+              <w:rPr>
+                <w:b w:val="0"/>
+                <w:sz w:val="20"/>
+              </w:rPr>
+              <w:t>Cuando clases distintas deben saber hacer lo mismo</w:t>
+            </w:r>
+          </w:p>
+        </w:tc>
+      </w:tr>
+      <w:tr>
+        <w:trPr>
+          <w:cantSplit/>
+        </w:trPr>
+        <w:tc>
+          <w:tcPr>
+            <w:tcW w:type="dxa" w:w="2041"/>
+            <w:tcBorders>
+              <w:top w:val="single" w:sz="6" w:color="D0D7DE"/>
+              <w:left w:val="single" w:sz="6" w:color="D0D7DE"/>
+              <w:bottom w:val="single" w:sz="6" w:color="D0D7DE"/>
+              <w:right w:val="single" w:sz="6" w:color="D0D7DE"/>
+            </w:tcBorders>
+          </w:tcPr>
+          <w:p>
+            <w:r>
+              <w:rPr>
+                <w:b w:val="0"/>
+                <w:sz w:val="20"/>
+              </w:rPr>
+              <w:t>En el proyecto</w:t>
+            </w:r>
+          </w:p>
+        </w:tc>
+        <w:tc>
+          <w:tcPr>
+            <w:tcW w:type="dxa" w:w="3515"/>
+            <w:tcBorders>
+              <w:top w:val="single" w:sz="6" w:color="D0D7DE"/>
+              <w:left w:val="single" w:sz="6" w:color="D0D7DE"/>
+              <w:bottom w:val="single" w:sz="6" w:color="D0D7DE"/>
+              <w:right w:val="single" w:sz="6" w:color="D0D7DE"/>
+            </w:tcBorders>
+          </w:tcPr>
+          <w:p>
+            <w:r>
+              <w:rPr>
+                <w:rFonts w:ascii="Consolas" w:hAnsi="Consolas" w:eastAsia="Consolas"/>
+                <w:color w:val="003D7A"/>
+                <w:sz w:val="20"/>
+              </w:rPr>
+              <w:t>Perro</w:t>
+            </w:r>
+            <w:r>
+              <w:rPr>
+                <w:b w:val="0"/>
+                <w:sz w:val="20"/>
+              </w:rPr>
+              <w:t xml:space="preserve"> y </w:t>
+            </w:r>
+            <w:r>
+              <w:rPr>
+                <w:rFonts w:ascii="Consolas" w:hAnsi="Consolas" w:eastAsia="Consolas"/>
+                <w:color w:val="003D7A"/>
+                <w:sz w:val="20"/>
+              </w:rPr>
+              <w:t>Gato</w:t>
+            </w:r>
+            <w:r>
+              <w:rPr>
+                <w:b w:val="0"/>
+                <w:sz w:val="20"/>
+              </w:rPr>
+              <w:t xml:space="preserve"> heredan de </w:t>
+            </w:r>
+            <w:r>
+              <w:rPr>
+                <w:rFonts w:ascii="Consolas" w:hAnsi="Consolas" w:eastAsia="Consolas"/>
+                <w:color w:val="003D7A"/>
+                <w:sz w:val="20"/>
+              </w:rPr>
+              <w:t>Animal</w:t>
+            </w:r>
+          </w:p>
+        </w:tc>
+        <w:tc>
+          <w:tcPr>
+            <w:tcW w:type="dxa" w:w="3515"/>
+            <w:tcBorders>
+              <w:top w:val="single" w:sz="6" w:color="D0D7DE"/>
+              <w:left w:val="single" w:sz="6" w:color="D0D7DE"/>
+              <w:bottom w:val="single" w:sz="6" w:color="D0D7DE"/>
+              <w:right w:val="single" w:sz="6" w:color="D0D7DE"/>
+            </w:tcBorders>
+          </w:tcPr>
+          <w:p>
+            <w:r>
+              <w:rPr>
+                <w:rFonts w:ascii="Consolas" w:hAnsi="Consolas" w:eastAsia="Consolas"/>
+                <w:color w:val="003D7A"/>
+                <w:sz w:val="20"/>
+              </w:rPr>
+              <w:t>Pajaro</w:t>
+            </w:r>
+            <w:r>
+              <w:rPr>
+                <w:b w:val="0"/>
+                <w:sz w:val="20"/>
+              </w:rPr>
+              <w:t xml:space="preserve"> y </w:t>
+            </w:r>
+            <w:r>
+              <w:rPr>
+                <w:rFonts w:ascii="Consolas" w:hAnsi="Consolas" w:eastAsia="Consolas"/>
+                <w:color w:val="003D7A"/>
+                <w:sz w:val="20"/>
+              </w:rPr>
+              <w:t>Avion</w:t>
+            </w:r>
+            <w:r>
+              <w:rPr>
+                <w:b w:val="0"/>
+                <w:sz w:val="20"/>
+              </w:rPr>
+              <w:t xml:space="preserve"> implementan </w:t>
+            </w:r>
+            <w:r>
+              <w:rPr>
+                <w:rFonts w:ascii="Consolas" w:hAnsi="Consolas" w:eastAsia="Consolas"/>
+                <w:color w:val="003D7A"/>
+                <w:sz w:val="20"/>
+              </w:rPr>
+              <w:t>Volador</w:t>
+            </w:r>
+          </w:p>
+        </w:tc>
+      </w:tr>
+    </w:tbl>
+    <w:p>
+      <w:pPr>
+        <w:spacing w:after="40"/>
+      </w:pPr>
+    </w:p>
+    <w:p>
+      <w:r>
+        <w:rPr>
+          <w:b w:val="0"/>
+        </w:rPr>
+        <w:t xml:space="preserve">Java no deja heredar de dos clases: si escribes </w:t>
+      </w:r>
+      <w:r>
+        <w:rPr>
+          <w:rFonts w:ascii="Consolas" w:hAnsi="Consolas" w:eastAsia="Consolas"/>
+          <w:color w:val="003D7A"/>
+        </w:rPr>
+        <w:t>extends Animal, Gato</w:t>
+      </w:r>
+      <w:r>
+        <w:rPr>
+          <w:b w:val="0"/>
+        </w:rPr>
+        <w:t xml:space="preserve"> ni siquiera compila (</w:t>
+      </w:r>
+      <w:r>
+        <w:rPr>
+          <w:rFonts w:ascii="Consolas" w:hAnsi="Consolas" w:eastAsia="Consolas"/>
+          <w:color w:val="003D7A"/>
+        </w:rPr>
+        <w:t>'{' expected</w:t>
+      </w:r>
+      <w:r>
+        <w:rPr>
+          <w:b w:val="0"/>
+        </w:rPr>
+        <w:t>). Interfaces sí puedes implementar varias, separadas por comas.</w:t>
       </w:r>
     </w:p>
     <w:p>
@@ -5113,7 +6197,7 @@
         <w:rPr>
           <w:b w:val="0"/>
         </w:rPr>
-        <w:t xml:space="preserve">. Java escoge cuál usar mirando cuántos datos le mandas y de qué tipo son: con dos enteros usa el primero, con tres enteros el segundo y con dos números con decimales el tercero. Así se llaman desde </w:t>
+        <w:t xml:space="preserve">. Java escoge cuál usar mirando cuántos datos le mandas y de qué tipo son: con dos enteros usa el primero, con tres enteros el segundo y con dos números con decimales el tercero. En </w:t>
       </w:r>
       <w:r>
         <w:rPr>
@@ -5126,107 +6210,47 @@
         <w:rPr>
           <w:b w:val="0"/>
         </w:rPr>
+        <w:t xml:space="preserve"> los llamamos con </w:t>
+      </w:r>
+      <w:r>
+        <w:rPr>
+          <w:rFonts w:ascii="Consolas" w:hAnsi="Consolas" w:eastAsia="Consolas"/>
+          <w:color w:val="003D7A"/>
+        </w:rPr>
+        <w:t>calculadora.sumar(2, 3)</w:t>
+      </w:r>
+      <w:r>
+        <w:rPr>
+          <w:b w:val="0"/>
+        </w:rPr>
+        <w:t xml:space="preserve">, </w:t>
+      </w:r>
+      <w:r>
+        <w:rPr>
+          <w:rFonts w:ascii="Consolas" w:hAnsi="Consolas" w:eastAsia="Consolas"/>
+          <w:color w:val="003D7A"/>
+        </w:rPr>
+        <w:t>calculadora.sumar(2, 3, 4)</w:t>
+      </w:r>
+      <w:r>
+        <w:rPr>
+          <w:b w:val="0"/>
+        </w:rPr>
+        <w:t xml:space="preserve"> y </w:t>
+      </w:r>
+      <w:r>
+        <w:rPr>
+          <w:rFonts w:ascii="Consolas" w:hAnsi="Consolas" w:eastAsia="Consolas"/>
+          <w:color w:val="003D7A"/>
+        </w:rPr>
+        <w:t>calculadora.sumar(2.5, 1.5)</w:t>
+      </w:r>
+      <w:r>
+        <w:rPr>
+          <w:b w:val="0"/>
+        </w:rPr>
         <w:t>, y esto es lo que sale en consola:</w:t>
       </w:r>
-    </w:p>
-    <w:tbl>
-      <w:tblPr>
-        <w:tblW w:type="auto" w:w="0"/>
-        <w:jc w:val="center"/>
-        <w:tblLook w:firstColumn="1" w:firstRow="1" w:lastColumn="0" w:lastRow="0" w:noHBand="0" w:noVBand="1" w:val="04A0"/>
-      </w:tblPr>
-      <w:tblGrid>
-        <w:gridCol w:w="9632"/>
-      </w:tblGrid>
-      <w:tr>
-        <w:trPr>
-          <w:cantSplit/>
-        </w:trPr>
-        <w:tc>
-          <w:tcPr>
-            <w:tcW w:type="dxa" w:w="9632"/>
-            <w:shd w:val="clear" w:color="auto" w:fill="F2F5F9"/>
-            <w:tcBorders>
-              <w:top w:val="nil"/>
-              <w:left w:val="single" w:sz="18" w:color="0072BC"/>
-              <w:bottom w:val="nil"/>
-              <w:right w:val="nil"/>
-            </w:tcBorders>
-          </w:tcPr>
-          <w:p>
-            <w:r/>
-            <w:r>
-              <w:rPr>
-                <w:b/>
-                <w:color w:val="52606D"/>
-                <w:sz w:val="18"/>
-              </w:rPr>
-              <w:t>App.java</w:t>
-            </w:r>
-          </w:p>
-          <w:p>
-            <w:pPr>
-              <w:keepNext/>
-              <w:spacing w:after="0" w:line="240" w:lineRule="auto"/>
-            </w:pPr>
-            <w:r>
-              <w:rPr>
-                <w:rFonts w:ascii="Consolas" w:hAnsi="Consolas" w:eastAsia="Consolas"/>
-                <w:color w:val="1F2933"/>
-                <w:sz w:val="19"/>
-              </w:rPr>
-              <w:t>Calculadora calculadora = new Calculadora();</w:t>
-            </w:r>
-          </w:p>
-          <w:p>
-            <w:pPr>
-              <w:keepNext/>
-              <w:spacing w:after="0" w:line="240" w:lineRule="auto"/>
-            </w:pPr>
-            <w:r>
-              <w:rPr>
-                <w:rFonts w:ascii="Consolas" w:hAnsi="Consolas" w:eastAsia="Consolas"/>
-                <w:color w:val="1F2933"/>
-                <w:sz w:val="19"/>
-              </w:rPr>
-              <w:t>System.out.println("sumar(2, 3) = " + calculadora.sumar(2, 3));</w:t>
-            </w:r>
-          </w:p>
-          <w:p>
-            <w:pPr>
-              <w:keepNext/>
-              <w:spacing w:after="0" w:line="240" w:lineRule="auto"/>
-            </w:pPr>
-            <w:r>
-              <w:rPr>
-                <w:rFonts w:ascii="Consolas" w:hAnsi="Consolas" w:eastAsia="Consolas"/>
-                <w:color w:val="1F2933"/>
-                <w:sz w:val="19"/>
-              </w:rPr>
-              <w:t>System.out.println("sumar(2, 3, 4) = " + calculadora.sumar(2, 3, 4));</w:t>
-            </w:r>
-          </w:p>
-          <w:p>
-            <w:pPr>
-              <w:keepNext/>
-              <w:spacing w:after="0" w:line="240" w:lineRule="auto"/>
-            </w:pPr>
-            <w:r>
-              <w:rPr>
-                <w:rFonts w:ascii="Consolas" w:hAnsi="Consolas" w:eastAsia="Consolas"/>
-                <w:color w:val="1F2933"/>
-                <w:sz w:val="19"/>
-              </w:rPr>
-              <w:t>System.out.println("sumar(2.5, 1.5) = " + calculadora.sumar(2.5, 1.5));</w:t>
-            </w:r>
-          </w:p>
-        </w:tc>
-      </w:tr>
-    </w:tbl>
-    <w:p>
-      <w:pPr>
-        <w:spacing w:after="40"/>
-      </w:pPr>
     </w:p>
     <w:tbl>
       <w:tblPr>
@@ -5274,7 +6298,7 @@
                 <w:color w:val="1F2933"/>
                 <w:sz w:val="19"/>
               </w:rPr>
-              <w:t>===== 7. Polimorfismo: metodos sobrecargados =====</w:t>
+              <w:t>===== 8. Polimorfismo: metodos sobrecargados =====</w:t>
             </w:r>
           </w:p>
           <w:p>
@@ -6168,7 +7192,7 @@
                 <w:color w:val="1F2933"/>
                 <w:sz w:val="19"/>
               </w:rPr>
-              <w:t>...\App.java:67: error: saldo has private access in CuentaBancaria</w:t>
+              <w:t>...\App.java:71: error: saldo has private access in CuentaBancaria</w:t>
             </w:r>
           </w:p>
           <w:p>
@@ -6511,6 +7535,7 @@
       <w:tr>
         <w:trPr>
           <w:cantSplit/>
+          <w:tblHeader/>
         </w:trPr>
         <w:tc>
           <w:tcPr>
@@ -6524,9 +7549,6 @@
             </w:tcBorders>
           </w:tcPr>
           <w:p>
-            <w:pPr>
-              <w:keepNext/>
-            </w:pPr>
             <w:r>
               <w:rPr>
                 <w:b/>
@@ -6549,9 +7571,6 @@
             </w:tcBorders>
           </w:tcPr>
           <w:p>
-            <w:pPr>
-              <w:keepNext/>
-            </w:pPr>
             <w:r>
               <w:rPr>
                 <w:b/>
@@ -6578,9 +7597,6 @@
             </w:tcBorders>
           </w:tcPr>
           <w:p>
-            <w:pPr>
-              <w:keepNext/>
-            </w:pPr>
             <w:r>
               <w:rPr>
                 <w:b w:val="0"/>
@@ -6601,9 +7617,6 @@
             </w:tcBorders>
           </w:tcPr>
           <w:p>
-            <w:pPr>
-              <w:keepNext/>
-            </w:pPr>
             <w:r>
               <w:rPr>
                 <w:b w:val="0"/>
@@ -6630,9 +7643,6 @@
             </w:tcBorders>
           </w:tcPr>
           <w:p>
-            <w:pPr>
-              <w:keepNext/>
-            </w:pPr>
             <w:r>
               <w:rPr>
                 <w:b w:val="0"/>
@@ -6654,9 +7664,6 @@
             </w:tcBorders>
           </w:tcPr>
           <w:p>
-            <w:pPr>
-              <w:keepNext/>
-            </w:pPr>
             <w:r>
               <w:rPr>
                 <w:b w:val="0"/>
@@ -6697,9 +7704,6 @@
             </w:tcBorders>
           </w:tcPr>
           <w:p>
-            <w:pPr>
-              <w:keepNext/>
-            </w:pPr>
             <w:r>
               <w:rPr>
                 <w:b w:val="0"/>
@@ -6720,9 +7724,6 @@
             </w:tcBorders>
           </w:tcPr>
           <w:p>
-            <w:pPr>
-              <w:keepNext/>
-            </w:pPr>
             <w:r>
               <w:rPr>
                 <w:b w:val="0"/>
@@ -6764,9 +7765,6 @@
             </w:tcBorders>
           </w:tcPr>
           <w:p>
-            <w:pPr>
-              <w:keepNext/>
-            </w:pPr>
             <w:r>
               <w:rPr>
                 <w:b w:val="0"/>
@@ -6788,9 +7786,6 @@
             </w:tcBorders>
           </w:tcPr>
           <w:p>
-            <w:pPr>
-              <w:keepNext/>
-            </w:pPr>
             <w:r>
               <w:rPr>
                 <w:b w:val="0"/>
@@ -6831,9 +7826,6 @@
             </w:tcBorders>
           </w:tcPr>
           <w:p>
-            <w:pPr>
-              <w:keepNext/>
-            </w:pPr>
             <w:r>
               <w:rPr>
                 <w:rFonts w:ascii="Consolas" w:hAnsi="Consolas" w:eastAsia="Consolas"/>
@@ -6870,9 +7862,6 @@
             </w:tcBorders>
           </w:tcPr>
           <w:p>
-            <w:pPr>
-              <w:keepNext/>
-            </w:pPr>
             <w:r>
               <w:rPr>
                 <w:b w:val="0"/>
@@ -6899,9 +7888,6 @@
             </w:tcBorders>
           </w:tcPr>
           <w:p>
-            <w:pPr>
-              <w:keepNext/>
-            </w:pPr>
             <w:r>
               <w:rPr>
                 <w:rFonts w:ascii="Consolas" w:hAnsi="Consolas" w:eastAsia="Consolas"/>
@@ -6924,9 +7910,6 @@
             </w:tcBorders>
           </w:tcPr>
           <w:p>
-            <w:pPr>
-              <w:keepNext/>
-            </w:pPr>
             <w:r>
               <w:rPr>
                 <w:b w:val="0"/>
@@ -6952,9 +7935,6 @@
             </w:tcBorders>
           </w:tcPr>
           <w:p>
-            <w:pPr>
-              <w:keepNext/>
-            </w:pPr>
             <w:r>
               <w:rPr>
                 <w:rFonts w:ascii="Consolas" w:hAnsi="Consolas" w:eastAsia="Consolas"/>
@@ -6976,9 +7956,6 @@
             </w:tcBorders>
           </w:tcPr>
           <w:p>
-            <w:pPr>
-              <w:keepNext/>
-            </w:pPr>
             <w:r>
               <w:rPr>
                 <w:b w:val="0"/>
@@ -7005,9 +7982,6 @@
             </w:tcBorders>
           </w:tcPr>
           <w:p>
-            <w:pPr>
-              <w:keepNext/>
-            </w:pPr>
             <w:r>
               <w:rPr>
                 <w:b w:val="0"/>
@@ -7029,9 +8003,6 @@
             </w:tcBorders>
           </w:tcPr>
           <w:p>
-            <w:pPr>
-              <w:keepNext/>
-            </w:pPr>
             <w:r>
               <w:rPr>
                 <w:b w:val="0"/>
@@ -7053,6 +8024,114 @@
                 <w:sz w:val="20"/>
               </w:rPr>
               <w:t>.</w:t>
+            </w:r>
+          </w:p>
+        </w:tc>
+      </w:tr>
+      <w:tr>
+        <w:trPr>
+          <w:cantSplit/>
+        </w:trPr>
+        <w:tc>
+          <w:tcPr>
+            <w:tcW w:type="dxa" w:w="2268"/>
+            <w:tcBorders>
+              <w:top w:val="single" w:sz="6" w:color="D0D7DE"/>
+              <w:left w:val="single" w:sz="6" w:color="D0D7DE"/>
+              <w:bottom w:val="single" w:sz="6" w:color="D0D7DE"/>
+              <w:right w:val="single" w:sz="6" w:color="D0D7DE"/>
+            </w:tcBorders>
+          </w:tcPr>
+          <w:p>
+            <w:r>
+              <w:rPr>
+                <w:b w:val="0"/>
+                <w:sz w:val="20"/>
+              </w:rPr>
+              <w:t>Interfaz</w:t>
+            </w:r>
+          </w:p>
+        </w:tc>
+        <w:tc>
+          <w:tcPr>
+            <w:tcW w:type="dxa" w:w="6803"/>
+            <w:tcBorders>
+              <w:top w:val="single" w:sz="6" w:color="D0D7DE"/>
+              <w:left w:val="single" w:sz="6" w:color="D0D7DE"/>
+              <w:bottom w:val="single" w:sz="6" w:color="D0D7DE"/>
+              <w:right w:val="single" w:sz="6" w:color="D0D7DE"/>
+            </w:tcBorders>
+          </w:tcPr>
+          <w:p>
+            <w:r>
+              <w:rPr>
+                <w:b w:val="0"/>
+                <w:sz w:val="20"/>
+              </w:rPr>
+              <w:t xml:space="preserve">Lista de métodos que una clase se compromete a escribir, por ejemplo </w:t>
+            </w:r>
+            <w:r>
+              <w:rPr>
+                <w:rFonts w:ascii="Consolas" w:hAnsi="Consolas" w:eastAsia="Consolas"/>
+                <w:color w:val="003D7A"/>
+                <w:sz w:val="20"/>
+              </w:rPr>
+              <w:t>Volador</w:t>
+            </w:r>
+            <w:r>
+              <w:rPr>
+                <w:b w:val="0"/>
+                <w:sz w:val="20"/>
+              </w:rPr>
+              <w:t>.</w:t>
+            </w:r>
+          </w:p>
+        </w:tc>
+      </w:tr>
+      <w:tr>
+        <w:trPr>
+          <w:cantSplit/>
+        </w:trPr>
+        <w:tc>
+          <w:tcPr>
+            <w:tcW w:type="dxa" w:w="2268"/>
+            <w:shd w:val="clear" w:color="auto" w:fill="F2F5F9"/>
+            <w:tcBorders>
+              <w:top w:val="single" w:sz="6" w:color="D0D7DE"/>
+              <w:left w:val="single" w:sz="6" w:color="D0D7DE"/>
+              <w:bottom w:val="single" w:sz="6" w:color="D0D7DE"/>
+              <w:right w:val="single" w:sz="6" w:color="D0D7DE"/>
+            </w:tcBorders>
+          </w:tcPr>
+          <w:p>
+            <w:r>
+              <w:rPr>
+                <w:rFonts w:ascii="Consolas" w:hAnsi="Consolas" w:eastAsia="Consolas"/>
+                <w:color w:val="003D7A"/>
+                <w:sz w:val="20"/>
+              </w:rPr>
+              <w:t>implements</w:t>
+            </w:r>
+          </w:p>
+        </w:tc>
+        <w:tc>
+          <w:tcPr>
+            <w:tcW w:type="dxa" w:w="6803"/>
+            <w:shd w:val="clear" w:color="auto" w:fill="F2F5F9"/>
+            <w:tcBorders>
+              <w:top w:val="single" w:sz="6" w:color="D0D7DE"/>
+              <w:left w:val="single" w:sz="6" w:color="D0D7DE"/>
+              <w:bottom w:val="single" w:sz="6" w:color="D0D7DE"/>
+              <w:right w:val="single" w:sz="6" w:color="D0D7DE"/>
+            </w:tcBorders>
+          </w:tcPr>
+          <w:p>
+            <w:r>
+              <w:rPr>
+                <w:b w:val="0"/>
+                <w:sz w:val="20"/>
+              </w:rPr>
+              <w:t>Palabra para usar una interfaz y quedar obligado a escribir sus métodos.</w:t>
             </w:r>
           </w:p>
         </w:tc>
@@ -7550,6 +8629,96 @@
           <w:color w:val="003D7A"/>
         </w:rPr>
         <w:t>4.0</w:t>
+      </w:r>
+      <w:r>
+        <w:rPr>
+          <w:b w:val="0"/>
+        </w:rPr>
+        <w:t>.</w:t>
+      </w:r>
+    </w:p>
+    <w:p>
+      <w:pPr>
+        <w:keepNext/>
+      </w:pPr>
+      <w:r>
+        <w:rPr>
+          <w:b/>
+        </w:rPr>
+        <w:t>7.</w:t>
+      </w:r>
+      <w:r>
+        <w:rPr>
+          <w:b w:val="0"/>
+        </w:rPr>
+        <w:t xml:space="preserve"> </w:t>
+      </w:r>
+      <w:r>
+        <w:rPr>
+          <w:rFonts w:ascii="Consolas" w:hAnsi="Consolas" w:eastAsia="Consolas"/>
+          <w:color w:val="003D7A"/>
+        </w:rPr>
+        <w:t>Pajaro</w:t>
+      </w:r>
+      <w:r>
+        <w:rPr>
+          <w:b w:val="0"/>
+        </w:rPr>
+        <w:t xml:space="preserve"> implementa </w:t>
+      </w:r>
+      <w:r>
+        <w:rPr>
+          <w:rFonts w:ascii="Consolas" w:hAnsi="Consolas" w:eastAsia="Consolas"/>
+          <w:color w:val="003D7A"/>
+        </w:rPr>
+        <w:t>Volador</w:t>
+      </w:r>
+      <w:r>
+        <w:rPr>
+          <w:b w:val="0"/>
+        </w:rPr>
+        <w:t xml:space="preserve"> y no escribe </w:t>
+      </w:r>
+      <w:r>
+        <w:rPr>
+          <w:rFonts w:ascii="Consolas" w:hAnsi="Consolas" w:eastAsia="Consolas"/>
+          <w:color w:val="003D7A"/>
+        </w:rPr>
+        <w:t>volar()</w:t>
+      </w:r>
+      <w:r>
+        <w:rPr>
+          <w:b w:val="0"/>
+        </w:rPr>
+        <w:t>. ¿Qué pasa?</w:t>
+      </w:r>
+    </w:p>
+    <w:p>
+      <w:r>
+        <w:rPr>
+          <w:b w:val="0"/>
+        </w:rPr>
+        <w:t xml:space="preserve">Respuesta: El proyecto no compila. Java avisa que </w:t>
+      </w:r>
+      <w:r>
+        <w:rPr>
+          <w:rFonts w:ascii="Consolas" w:hAnsi="Consolas" w:eastAsia="Consolas"/>
+          <w:color w:val="003D7A"/>
+        </w:rPr>
+        <w:t>Pajaro</w:t>
+      </w:r>
+      <w:r>
+        <w:rPr>
+          <w:b w:val="0"/>
+        </w:rPr>
+        <w:t xml:space="preserve"> no está cumpliendo el compromiso: </w:t>
+      </w:r>
+      <w:r>
+        <w:rPr>
+          <w:rFonts w:ascii="Consolas" w:hAnsi="Consolas" w:eastAsia="Consolas"/>
+          <w:color w:val="003D7A"/>
+        </w:rPr>
+        <w:t>does not override abstract method volar()</w:t>
       </w:r>
       <w:r>
         <w:rPr>
